--- a/internal_doc/03.开发设计/alter/Alter需求讨论.docx
+++ b/internal_doc/03.开发设计/alter/Alter需求讨论.docx
@@ -27,9 +27,6 @@
           <w:ilvl w:val="0"/>
           <w:numId w:val="2"/>
         </w:numPr>
-        <w:rPr>
-          <w:rFonts w:hint="eastAsia"/>
-        </w:rPr>
       </w:pPr>
       <w:r>
         <w:rPr>
@@ -45,9 +42,6 @@
           <w:ilvl w:val="4"/>
           <w:numId w:val="2"/>
         </w:numPr>
-        <w:rPr>
-          <w:rFonts w:hint="eastAsia"/>
-        </w:rPr>
       </w:pPr>
       <w:r>
         <w:rPr>
@@ -60,9 +54,6 @@
       <w:pPr>
         <w:pStyle w:val="ListParagraph"/>
         <w:ind w:left="432" w:firstLine="0"/>
-        <w:rPr>
-          <w:rFonts w:hint="eastAsia"/>
-        </w:rPr>
       </w:pPr>
       <w:r>
         <w:rPr>
@@ -82,14 +73,12 @@
         </w:rPr>
         <w:t>功能简单，仅支持分区字段以及</w:t>
       </w:r>
-      <w:proofErr w:type="spellStart"/>
       <w:r>
         <w:rPr>
           <w:rFonts w:hint="eastAsia"/>
         </w:rPr>
         <w:t>ReplSize</w:t>
       </w:r>
-      <w:proofErr w:type="spellEnd"/>
       <w:r>
         <w:rPr>
           <w:rFonts w:hint="eastAsia"/>
@@ -101,9 +90,6 @@
       <w:pPr>
         <w:pStyle w:val="ListParagraph"/>
         <w:ind w:left="360" w:firstLine="0"/>
-        <w:rPr>
-          <w:rFonts w:hint="eastAsia"/>
-        </w:rPr>
       </w:pPr>
     </w:p>
     <w:p>
@@ -113,9 +99,6 @@
           <w:ilvl w:val="4"/>
           <w:numId w:val="2"/>
         </w:numPr>
-        <w:rPr>
-          <w:rFonts w:hint="eastAsia"/>
-        </w:rPr>
       </w:pPr>
       <w:r>
         <w:rPr>
@@ -128,9 +111,6 @@
       <w:pPr>
         <w:pStyle w:val="ListParagraph"/>
         <w:ind w:left="432" w:firstLine="0"/>
-        <w:rPr>
-          <w:rFonts w:hint="eastAsia"/>
-        </w:rPr>
       </w:pPr>
       <w:r>
         <w:rPr>
@@ -149,9 +129,6 @@
       <w:pPr>
         <w:pStyle w:val="ListParagraph"/>
         <w:ind w:left="432" w:firstLine="0"/>
-        <w:rPr>
-          <w:rFonts w:hint="eastAsia"/>
-        </w:rPr>
       </w:pPr>
       <w:r>
         <w:rPr>
@@ -170,9 +147,6 @@
       <w:pPr>
         <w:pStyle w:val="ListParagraph"/>
         <w:ind w:left="432" w:firstLine="0"/>
-        <w:rPr>
-          <w:rFonts w:hint="eastAsia"/>
-        </w:rPr>
       </w:pPr>
       <w:r>
         <w:rPr>
@@ -191,9 +165,6 @@
       <w:pPr>
         <w:pStyle w:val="ListParagraph"/>
         <w:ind w:left="360" w:firstLine="0"/>
-        <w:rPr>
-          <w:rFonts w:hint="eastAsia"/>
-        </w:rPr>
       </w:pPr>
     </w:p>
     <w:p>
@@ -364,7 +335,6 @@
             <w:tcW w:w="3021" w:type="dxa"/>
           </w:tcPr>
           <w:p>
-            <w:proofErr w:type="spellStart"/>
             <w:r>
               <w:t>S</w:t>
             </w:r>
@@ -374,7 +344,6 @@
               </w:rPr>
               <w:t>hardingkey</w:t>
             </w:r>
-            <w:proofErr w:type="spellEnd"/>
           </w:p>
         </w:tc>
         <w:tc>
@@ -408,14 +377,12 @@
             <w:tcW w:w="3021" w:type="dxa"/>
           </w:tcPr>
           <w:p>
-            <w:proofErr w:type="spellStart"/>
             <w:r>
               <w:rPr>
                 <w:rFonts w:hint="eastAsia"/>
               </w:rPr>
               <w:t>shardingType</w:t>
             </w:r>
-            <w:proofErr w:type="spellEnd"/>
           </w:p>
         </w:tc>
         <w:tc>
@@ -449,14 +416,19 @@
             <w:tcW w:w="3021" w:type="dxa"/>
           </w:tcPr>
           <w:p>
-            <w:r>
-              <w:t>P</w:t>
-            </w:r>
+            <w:pPr>
+              <w:rPr>
+                <w:color w:val="C00000"/>
+                <w:shd w:val="pct15" w:color="auto" w:fill="FFFFFF"/>
+              </w:rPr>
+            </w:pPr>
             <w:r>
               <w:rPr>
                 <w:rFonts w:hint="eastAsia"/>
-              </w:rPr>
-              <w:t>artition</w:t>
+                <w:color w:val="C00000"/>
+                <w:shd w:val="pct15" w:color="auto" w:fill="FFFFFF"/>
+              </w:rPr>
+              <w:t>EnsureShardingIndex</w:t>
             </w:r>
           </w:p>
         </w:tc>
@@ -465,11 +437,35 @@
             <w:tcW w:w="3376" w:type="dxa"/>
           </w:tcPr>
           <w:p>
+            <w:pPr>
+              <w:rPr>
+                <w:color w:val="C00000"/>
+                <w:shd w:val="pct15" w:color="auto" w:fill="FFFFFF"/>
+              </w:rPr>
+            </w:pPr>
             <w:r>
               <w:rPr>
                 <w:rFonts w:hint="eastAsia"/>
-              </w:rPr>
-              <w:t>散列分区大小</w:t>
+                <w:color w:val="C00000"/>
+                <w:shd w:val="pct15" w:color="auto" w:fill="FFFFFF"/>
+              </w:rPr>
+              <w:t>是否自动使用</w:t>
+            </w:r>
+            <w:r>
+              <w:rPr>
+                <w:rFonts w:hint="eastAsia"/>
+                <w:color w:val="C00000"/>
+                <w:shd w:val="pct15" w:color="auto" w:fill="FFFFFF"/>
+              </w:rPr>
+              <w:t>shardingkey</w:t>
+            </w:r>
+            <w:r>
+              <w:rPr>
+                <w:rFonts w:hint="eastAsia"/>
+                <w:color w:val="C00000"/>
+                <w:shd w:val="pct15" w:color="auto" w:fill="FFFFFF"/>
+              </w:rPr>
+              <w:t>字段创建索引</w:t>
             </w:r>
           </w:p>
         </w:tc>
@@ -491,14 +487,15 @@
             <w:tcW w:w="3021" w:type="dxa"/>
           </w:tcPr>
           <w:p>
-            <w:proofErr w:type="spellStart"/>
+            <w:r>
+              <w:t>P</w:t>
+            </w:r>
             <w:r>
               <w:rPr>
                 <w:rFonts w:hint="eastAsia"/>
               </w:rPr>
-              <w:t>isMainCL</w:t>
-            </w:r>
-            <w:proofErr w:type="spellEnd"/>
+              <w:t>artition</w:t>
+            </w:r>
           </w:p>
         </w:tc>
         <w:tc>
@@ -510,7 +507,7 @@
               <w:rPr>
                 <w:rFonts w:hint="eastAsia"/>
               </w:rPr>
-              <w:t>主分区集合</w:t>
+              <w:t>散列分区大小</w:t>
             </w:r>
           </w:p>
         </w:tc>
@@ -532,14 +529,12 @@
             <w:tcW w:w="3021" w:type="dxa"/>
           </w:tcPr>
           <w:p>
-            <w:proofErr w:type="spellStart"/>
             <w:r>
               <w:rPr>
                 <w:rFonts w:hint="eastAsia"/>
               </w:rPr>
-              <w:t>AutoSplit</w:t>
-            </w:r>
-            <w:proofErr w:type="spellEnd"/>
+              <w:t>isMainCL</w:t>
+            </w:r>
           </w:p>
         </w:tc>
         <w:tc>
@@ -551,52 +546,7 @@
               <w:rPr>
                 <w:rFonts w:hint="eastAsia"/>
               </w:rPr>
-              <w:t>是否自动切分</w:t>
-            </w:r>
-          </w:p>
-        </w:tc>
-      </w:tr>
-      <w:tr>
-        <w:tc>
-          <w:tcPr>
-            <w:tcW w:w="2017" w:type="dxa"/>
-            <w:vMerge w:val="restart"/>
-          </w:tcPr>
-          <w:p>
-            <w:pPr>
-              <w:jc w:val="center"/>
-            </w:pPr>
-            <w:r>
-              <w:rPr>
-                <w:rFonts w:hint="eastAsia"/>
-              </w:rPr>
-              <w:t>存储</w:t>
-            </w:r>
-          </w:p>
-        </w:tc>
-        <w:tc>
-          <w:tcPr>
-            <w:tcW w:w="3021" w:type="dxa"/>
-          </w:tcPr>
-          <w:p>
-            <w:r>
-              <w:rPr>
-                <w:rFonts w:hint="eastAsia"/>
-              </w:rPr>
-              <w:t>Compressed</w:t>
-            </w:r>
-          </w:p>
-        </w:tc>
-        <w:tc>
-          <w:tcPr>
-            <w:tcW w:w="3376" w:type="dxa"/>
-          </w:tcPr>
-          <w:p>
-            <w:r>
-              <w:rPr>
-                <w:rFonts w:hint="eastAsia"/>
-              </w:rPr>
-              <w:t>是否压缩</w:t>
+              <w:t>主分区集合</w:t>
             </w:r>
           </w:p>
         </w:tc>
@@ -618,14 +568,96 @@
             <w:tcW w:w="3021" w:type="dxa"/>
           </w:tcPr>
           <w:p>
-            <w:proofErr w:type="spellStart"/>
             <w:r>
               <w:rPr>
                 <w:rFonts w:hint="eastAsia"/>
               </w:rPr>
+              <w:t>AutoSplit</w:t>
+            </w:r>
+          </w:p>
+        </w:tc>
+        <w:tc>
+          <w:tcPr>
+            <w:tcW w:w="3376" w:type="dxa"/>
+          </w:tcPr>
+          <w:p>
+            <w:r>
+              <w:rPr>
+                <w:rFonts w:hint="eastAsia"/>
+              </w:rPr>
+              <w:t>是否自动切分</w:t>
+            </w:r>
+          </w:p>
+        </w:tc>
+      </w:tr>
+      <w:tr>
+        <w:tc>
+          <w:tcPr>
+            <w:tcW w:w="2017" w:type="dxa"/>
+            <w:vMerge w:val="restart"/>
+          </w:tcPr>
+          <w:p>
+            <w:pPr>
+              <w:jc w:val="center"/>
+            </w:pPr>
+            <w:r>
+              <w:rPr>
+                <w:rFonts w:hint="eastAsia"/>
+              </w:rPr>
+              <w:t>存储</w:t>
+            </w:r>
+          </w:p>
+        </w:tc>
+        <w:tc>
+          <w:tcPr>
+            <w:tcW w:w="3021" w:type="dxa"/>
+          </w:tcPr>
+          <w:p>
+            <w:r>
+              <w:rPr>
+                <w:rFonts w:hint="eastAsia"/>
+              </w:rPr>
+              <w:t>Compressed</w:t>
+            </w:r>
+          </w:p>
+        </w:tc>
+        <w:tc>
+          <w:tcPr>
+            <w:tcW w:w="3376" w:type="dxa"/>
+          </w:tcPr>
+          <w:p>
+            <w:r>
+              <w:rPr>
+                <w:rFonts w:hint="eastAsia"/>
+              </w:rPr>
+              <w:t>是否压缩</w:t>
+            </w:r>
+          </w:p>
+        </w:tc>
+      </w:tr>
+      <w:tr>
+        <w:tc>
+          <w:tcPr>
+            <w:tcW w:w="2017" w:type="dxa"/>
+            <w:vMerge/>
+          </w:tcPr>
+          <w:p>
+            <w:pPr>
+              <w:jc w:val="center"/>
+            </w:pPr>
+          </w:p>
+        </w:tc>
+        <w:tc>
+          <w:tcPr>
+            <w:tcW w:w="3021" w:type="dxa"/>
+          </w:tcPr>
+          <w:p>
+            <w:r>
+              <w:rPr>
+                <w:rFonts w:hint="eastAsia"/>
+              </w:rPr>
               <w:t>CompressedType</w:t>
             </w:r>
-            <w:proofErr w:type="spellEnd"/>
           </w:p>
         </w:tc>
         <w:tc>
@@ -727,14 +759,12 @@
             <w:tcW w:w="3021" w:type="dxa"/>
           </w:tcPr>
           <w:p>
-            <w:proofErr w:type="spellStart"/>
             <w:r>
               <w:rPr>
                 <w:rFonts w:hint="eastAsia"/>
               </w:rPr>
               <w:t>AutoIndexID</w:t>
             </w:r>
-            <w:proofErr w:type="spellEnd"/>
           </w:p>
         </w:tc>
         <w:tc>
@@ -768,14 +798,20 @@
             <w:tcW w:w="3021" w:type="dxa"/>
           </w:tcPr>
           <w:p>
-            <w:proofErr w:type="spellStart"/>
+            <w:pPr>
+              <w:rPr>
+                <w:color w:val="C00000"/>
+                <w:shd w:val="pct15" w:color="auto" w:fill="FFFFFF"/>
+              </w:rPr>
+            </w:pPr>
             <w:r>
               <w:rPr>
                 <w:rFonts w:hint="eastAsia"/>
+                <w:color w:val="C00000"/>
+                <w:shd w:val="pct15" w:color="auto" w:fill="FFFFFF"/>
               </w:rPr>
               <w:t>EnsureShardingIndex</w:t>
             </w:r>
-            <w:proofErr w:type="spellEnd"/>
           </w:p>
         </w:tc>
         <w:tc>
@@ -783,23 +819,33 @@
             <w:tcW w:w="3376" w:type="dxa"/>
           </w:tcPr>
           <w:p>
+            <w:pPr>
+              <w:rPr>
+                <w:color w:val="C00000"/>
+                <w:shd w:val="pct15" w:color="auto" w:fill="FFFFFF"/>
+              </w:rPr>
+            </w:pPr>
             <w:r>
               <w:rPr>
                 <w:rFonts w:hint="eastAsia"/>
+                <w:color w:val="C00000"/>
+                <w:shd w:val="pct15" w:color="auto" w:fill="FFFFFF"/>
               </w:rPr>
               <w:t>是否自动使用</w:t>
             </w:r>
-            <w:proofErr w:type="spellStart"/>
             <w:r>
               <w:rPr>
                 <w:rFonts w:hint="eastAsia"/>
+                <w:color w:val="C00000"/>
+                <w:shd w:val="pct15" w:color="auto" w:fill="FFFFFF"/>
               </w:rPr>
               <w:t>shardingkey</w:t>
             </w:r>
-            <w:proofErr w:type="spellEnd"/>
             <w:r>
               <w:rPr>
                 <w:rFonts w:hint="eastAsia"/>
+                <w:color w:val="C00000"/>
+                <w:shd w:val="pct15" w:color="auto" w:fill="FFFFFF"/>
               </w:rPr>
               <w:t>字段创建索引</w:t>
             </w:r>
@@ -838,7 +884,6 @@
                 <w:color w:val="000000" w:themeColor="text1"/>
               </w:rPr>
             </w:pPr>
-            <w:proofErr w:type="spellStart"/>
             <w:r>
               <w:rPr>
                 <w:rFonts w:hint="eastAsia"/>
@@ -846,7 +891,6 @@
               </w:rPr>
               <w:t>StrictDataMode</w:t>
             </w:r>
-            <w:proofErr w:type="spellEnd"/>
           </w:p>
         </w:tc>
         <w:tc>
@@ -896,7 +940,6 @@
             <w:tcW w:w="3021" w:type="dxa"/>
           </w:tcPr>
           <w:p>
-            <w:proofErr w:type="spellStart"/>
             <w:r>
               <w:t>R</w:t>
             </w:r>
@@ -906,7 +949,6 @@
               </w:rPr>
               <w:t>eplsize</w:t>
             </w:r>
-            <w:proofErr w:type="spellEnd"/>
           </w:p>
         </w:tc>
         <w:tc>
@@ -1109,12 +1151,43 @@
               <w:rPr>
                 <w:rFonts w:hint="eastAsia"/>
               </w:rPr>
-              <w:t>，即不限制</w:t>
+              <w:t>，即不限</w:t>
+            </w:r>
+            <w:r>
+              <w:rPr>
+                <w:rFonts w:hint="eastAsia"/>
+              </w:rPr>
+              <w:lastRenderedPageBreak/>
+              <w:t>制</w:t>
             </w:r>
           </w:p>
         </w:tc>
       </w:tr>
     </w:tbl>
+    <w:p>
+      <w:pPr>
+        <w:pStyle w:val="Heading1"/>
+        <w:numPr>
+          <w:ilvl w:val="0"/>
+          <w:numId w:val="2"/>
+        </w:numPr>
+      </w:pPr>
+      <w:r>
+        <w:rPr>
+          <w:rFonts w:hint="eastAsia"/>
+        </w:rPr>
+        <w:lastRenderedPageBreak/>
+        <w:t>修改讨论</w:t>
+      </w:r>
+    </w:p>
+    <w:p>
+      <w:r>
+        <w:rPr>
+          <w:rFonts w:hint="eastAsia"/>
+        </w:rPr>
+        <w:t>以属性为单位讨论表属性各字段的修改。</w:t>
+      </w:r>
+    </w:p>
     <w:p>
       <w:pPr>
         <w:pStyle w:val="Heading2"/>
@@ -1127,693 +1200,822 @@
         <w:rPr>
           <w:rFonts w:hint="eastAsia"/>
         </w:rPr>
-        <w:lastRenderedPageBreak/>
-        <w:t>按影响</w:t>
-      </w:r>
-      <w:r>
-        <w:rPr>
-          <w:rFonts w:hint="eastAsia"/>
-        </w:rPr>
-        <w:t>时间</w:t>
-      </w:r>
-      <w:r>
-        <w:rPr>
-          <w:rFonts w:hint="eastAsia"/>
-        </w:rPr>
-        <w:t>分类</w:t>
-      </w:r>
-    </w:p>
-    <w:p>
-      <w:pPr>
-        <w:pStyle w:val="ListParagraph"/>
-        <w:numPr>
-          <w:ilvl w:val="4"/>
-          <w:numId w:val="2"/>
-        </w:numPr>
-        <w:rPr>
-          <w:rFonts w:hint="eastAsia"/>
-        </w:rPr>
-      </w:pPr>
-      <w:r>
-        <w:rPr>
-          <w:rFonts w:hint="eastAsia"/>
-        </w:rPr>
-        <w:t>持续性影响字段</w:t>
-      </w:r>
-    </w:p>
-    <w:p>
-      <w:pPr>
-        <w:pStyle w:val="ListParagraph"/>
-        <w:ind w:left="360" w:firstLine="0"/>
-      </w:pPr>
-      <w:r>
-        <w:rPr>
-          <w:rFonts w:hint="eastAsia"/>
-        </w:rPr>
-        <w:t>指在对集合操作过程中产生影响的字段；</w:t>
-      </w:r>
-    </w:p>
-    <w:p>
-      <w:pPr>
-        <w:pStyle w:val="ListParagraph"/>
-        <w:numPr>
-          <w:ilvl w:val="4"/>
-          <w:numId w:val="2"/>
-        </w:numPr>
-        <w:rPr>
-          <w:rFonts w:hint="eastAsia"/>
-        </w:rPr>
-      </w:pPr>
-      <w:r>
-        <w:rPr>
-          <w:rFonts w:hint="eastAsia"/>
-        </w:rPr>
-        <w:t>非持续性影响字段</w:t>
-      </w:r>
-    </w:p>
-    <w:p>
-      <w:pPr>
-        <w:pStyle w:val="ListParagraph"/>
-        <w:ind w:left="360" w:firstLine="0"/>
-        <w:rPr>
-          <w:rFonts w:hint="eastAsia"/>
-        </w:rPr>
-      </w:pPr>
-      <w:r>
-        <w:rPr>
-          <w:rFonts w:hint="eastAsia"/>
-        </w:rPr>
-        <w:t>只是发生的集合创建过程中的操作，在后续对集合的操作过程中不受该字段影响；</w:t>
-      </w:r>
-    </w:p>
-    <w:p>
-      <w:pPr>
-        <w:pStyle w:val="ListParagraph"/>
-        <w:ind w:left="360" w:firstLine="0"/>
-      </w:pPr>
-    </w:p>
-    <w:tbl>
-      <w:tblPr>
-        <w:tblStyle w:val="TableGrid"/>
-        <w:tblW w:w="0" w:type="auto"/>
-        <w:tblInd w:w="108" w:type="dxa"/>
-        <w:tblLook w:val="04A0"/>
-      </w:tblPr>
-      <w:tblGrid>
-        <w:gridCol w:w="3021"/>
-        <w:gridCol w:w="3376"/>
-      </w:tblGrid>
-      <w:tr>
-        <w:tc>
-          <w:tcPr>
-            <w:tcW w:w="3021" w:type="dxa"/>
-            <w:shd w:val="clear" w:color="auto" w:fill="BFBFBF" w:themeFill="background1" w:themeFillShade="BF"/>
-          </w:tcPr>
-          <w:p>
-            <w:pPr>
-              <w:jc w:val="center"/>
-            </w:pPr>
-            <w:r>
-              <w:rPr>
-                <w:rFonts w:hint="eastAsia"/>
-              </w:rPr>
-              <w:t>类型</w:t>
-            </w:r>
-          </w:p>
-        </w:tc>
-        <w:tc>
-          <w:tcPr>
-            <w:tcW w:w="3376" w:type="dxa"/>
-            <w:shd w:val="clear" w:color="auto" w:fill="BFBFBF" w:themeFill="background1" w:themeFillShade="BF"/>
-          </w:tcPr>
-          <w:p>
-            <w:pPr>
-              <w:jc w:val="center"/>
-            </w:pPr>
-            <w:r>
-              <w:rPr>
-                <w:rFonts w:hint="eastAsia"/>
-              </w:rPr>
-              <w:t>字段</w:t>
-            </w:r>
-          </w:p>
-        </w:tc>
-      </w:tr>
-      <w:tr>
-        <w:tc>
-          <w:tcPr>
-            <w:tcW w:w="3021" w:type="dxa"/>
-            <w:vMerge w:val="restart"/>
-          </w:tcPr>
-          <w:p>
-            <w:r>
-              <w:rPr>
-                <w:rFonts w:hint="eastAsia"/>
-              </w:rPr>
-              <w:t>持续性影响字段</w:t>
-            </w:r>
-          </w:p>
-        </w:tc>
-        <w:tc>
-          <w:tcPr>
-            <w:tcW w:w="3376" w:type="dxa"/>
-          </w:tcPr>
-          <w:p>
-            <w:r>
-              <w:rPr>
-                <w:rFonts w:hint="eastAsia"/>
-              </w:rPr>
-              <w:t>Name</w:t>
-            </w:r>
-          </w:p>
-        </w:tc>
-      </w:tr>
-      <w:tr>
-        <w:tc>
-          <w:tcPr>
-            <w:tcW w:w="3021" w:type="dxa"/>
-            <w:vMerge/>
-          </w:tcPr>
-          <w:p/>
-        </w:tc>
-        <w:tc>
-          <w:tcPr>
-            <w:tcW w:w="3376" w:type="dxa"/>
-          </w:tcPr>
-          <w:p>
-            <w:proofErr w:type="spellStart"/>
-            <w:r>
-              <w:t>S</w:t>
-            </w:r>
-            <w:r>
-              <w:rPr>
-                <w:rFonts w:hint="eastAsia"/>
-              </w:rPr>
-              <w:t>hardingkey</w:t>
-            </w:r>
-            <w:proofErr w:type="spellEnd"/>
-          </w:p>
-        </w:tc>
-      </w:tr>
-      <w:tr>
-        <w:tc>
-          <w:tcPr>
-            <w:tcW w:w="3021" w:type="dxa"/>
-            <w:vMerge/>
-          </w:tcPr>
-          <w:p/>
-        </w:tc>
-        <w:tc>
-          <w:tcPr>
-            <w:tcW w:w="3376" w:type="dxa"/>
-          </w:tcPr>
-          <w:p>
-            <w:proofErr w:type="spellStart"/>
-            <w:r>
-              <w:rPr>
-                <w:rFonts w:hint="eastAsia"/>
-              </w:rPr>
-              <w:t>shardingType</w:t>
-            </w:r>
-            <w:proofErr w:type="spellEnd"/>
-          </w:p>
-        </w:tc>
-      </w:tr>
-      <w:tr>
-        <w:tc>
-          <w:tcPr>
-            <w:tcW w:w="3021" w:type="dxa"/>
-            <w:vMerge/>
-          </w:tcPr>
-          <w:p/>
-        </w:tc>
-        <w:tc>
-          <w:tcPr>
-            <w:tcW w:w="3376" w:type="dxa"/>
-          </w:tcPr>
-          <w:p>
-            <w:r>
-              <w:t>P</w:t>
-            </w:r>
-            <w:r>
-              <w:rPr>
-                <w:rFonts w:hint="eastAsia"/>
-              </w:rPr>
-              <w:t>artition</w:t>
-            </w:r>
-          </w:p>
-        </w:tc>
-      </w:tr>
-      <w:tr>
-        <w:tc>
-          <w:tcPr>
-            <w:tcW w:w="3021" w:type="dxa"/>
-            <w:vMerge/>
-          </w:tcPr>
-          <w:p/>
-        </w:tc>
-        <w:tc>
-          <w:tcPr>
-            <w:tcW w:w="3376" w:type="dxa"/>
-          </w:tcPr>
-          <w:p>
-            <w:proofErr w:type="spellStart"/>
-            <w:r>
-              <w:rPr>
-                <w:rFonts w:hint="eastAsia"/>
-              </w:rPr>
-              <w:t>isMainCL</w:t>
-            </w:r>
-            <w:proofErr w:type="spellEnd"/>
-          </w:p>
-        </w:tc>
-      </w:tr>
-      <w:tr>
-        <w:tc>
-          <w:tcPr>
-            <w:tcW w:w="3021" w:type="dxa"/>
-            <w:vMerge/>
-          </w:tcPr>
-          <w:p/>
-        </w:tc>
-        <w:tc>
-          <w:tcPr>
-            <w:tcW w:w="3376" w:type="dxa"/>
-          </w:tcPr>
-          <w:p>
-            <w:r>
-              <w:rPr>
-                <w:rFonts w:hint="eastAsia"/>
-              </w:rPr>
-              <w:t>Compressed</w:t>
-            </w:r>
-          </w:p>
-        </w:tc>
-      </w:tr>
-      <w:tr>
-        <w:tc>
-          <w:tcPr>
-            <w:tcW w:w="3021" w:type="dxa"/>
-            <w:vMerge/>
-          </w:tcPr>
-          <w:p/>
-        </w:tc>
-        <w:tc>
-          <w:tcPr>
-            <w:tcW w:w="3376" w:type="dxa"/>
-          </w:tcPr>
-          <w:p>
-            <w:proofErr w:type="spellStart"/>
-            <w:r>
-              <w:rPr>
-                <w:rFonts w:hint="eastAsia"/>
-              </w:rPr>
-              <w:t>CompressedType</w:t>
-            </w:r>
-            <w:proofErr w:type="spellEnd"/>
-          </w:p>
-        </w:tc>
-      </w:tr>
-      <w:tr>
-        <w:tc>
-          <w:tcPr>
-            <w:tcW w:w="3021" w:type="dxa"/>
-            <w:vMerge/>
-          </w:tcPr>
-          <w:p/>
-        </w:tc>
-        <w:tc>
-          <w:tcPr>
-            <w:tcW w:w="3376" w:type="dxa"/>
-          </w:tcPr>
-          <w:p>
-            <w:proofErr w:type="spellStart"/>
-            <w:r>
-              <w:t>R</w:t>
-            </w:r>
-            <w:r>
-              <w:rPr>
-                <w:rFonts w:hint="eastAsia"/>
-              </w:rPr>
-              <w:t>eplsize</w:t>
-            </w:r>
-            <w:proofErr w:type="spellEnd"/>
-          </w:p>
-        </w:tc>
-      </w:tr>
-      <w:tr>
-        <w:tc>
-          <w:tcPr>
-            <w:tcW w:w="3021" w:type="dxa"/>
-            <w:vMerge/>
-          </w:tcPr>
-          <w:p/>
-        </w:tc>
-        <w:tc>
-          <w:tcPr>
-            <w:tcW w:w="3376" w:type="dxa"/>
-          </w:tcPr>
-          <w:p>
-            <w:r>
-              <w:rPr>
-                <w:rFonts w:hint="eastAsia"/>
-              </w:rPr>
-              <w:t>Group</w:t>
-            </w:r>
-          </w:p>
-        </w:tc>
-      </w:tr>
-      <w:tr>
-        <w:tc>
-          <w:tcPr>
-            <w:tcW w:w="3021" w:type="dxa"/>
-            <w:vMerge/>
-          </w:tcPr>
-          <w:p/>
-        </w:tc>
-        <w:tc>
-          <w:tcPr>
-            <w:tcW w:w="3376" w:type="dxa"/>
-          </w:tcPr>
-          <w:p>
-            <w:pPr>
-              <w:rPr>
-                <w:color w:val="000000" w:themeColor="text1"/>
-              </w:rPr>
-            </w:pPr>
-            <w:proofErr w:type="spellStart"/>
-            <w:r>
-              <w:rPr>
-                <w:rFonts w:hint="eastAsia"/>
-                <w:color w:val="000000" w:themeColor="text1"/>
-              </w:rPr>
-              <w:t>StrictDataMode</w:t>
-            </w:r>
-            <w:proofErr w:type="spellEnd"/>
-          </w:p>
-        </w:tc>
-      </w:tr>
-      <w:tr>
-        <w:tc>
-          <w:tcPr>
-            <w:tcW w:w="3021" w:type="dxa"/>
-            <w:vMerge/>
-          </w:tcPr>
-          <w:p>
-            <w:pPr>
-              <w:rPr>
-                <w:color w:val="000000" w:themeColor="text1"/>
-              </w:rPr>
-            </w:pPr>
-          </w:p>
-        </w:tc>
-        <w:tc>
-          <w:tcPr>
-            <w:tcW w:w="3376" w:type="dxa"/>
-          </w:tcPr>
-          <w:p>
-            <w:pPr>
-              <w:rPr>
-                <w:color w:val="000000" w:themeColor="text1"/>
-              </w:rPr>
-            </w:pPr>
-            <w:r>
-              <w:rPr>
-                <w:rFonts w:hint="eastAsia"/>
-                <w:color w:val="000000" w:themeColor="text1"/>
-              </w:rPr>
-              <w:t>Capped</w:t>
-            </w:r>
-          </w:p>
-        </w:tc>
-      </w:tr>
-      <w:tr>
-        <w:tc>
-          <w:tcPr>
-            <w:tcW w:w="3021" w:type="dxa"/>
-            <w:vMerge/>
-          </w:tcPr>
-          <w:p>
-            <w:pPr>
-              <w:rPr>
-                <w:color w:val="000000" w:themeColor="text1"/>
-              </w:rPr>
-            </w:pPr>
-          </w:p>
-        </w:tc>
-        <w:tc>
-          <w:tcPr>
-            <w:tcW w:w="3376" w:type="dxa"/>
-          </w:tcPr>
-          <w:p>
-            <w:pPr>
-              <w:rPr>
-                <w:color w:val="000000" w:themeColor="text1"/>
-              </w:rPr>
-            </w:pPr>
-            <w:r>
-              <w:rPr>
-                <w:rFonts w:hint="eastAsia"/>
-                <w:color w:val="000000" w:themeColor="text1"/>
-              </w:rPr>
-              <w:t>Size</w:t>
-            </w:r>
-          </w:p>
-        </w:tc>
-      </w:tr>
-      <w:tr>
-        <w:tc>
-          <w:tcPr>
-            <w:tcW w:w="3021" w:type="dxa"/>
-            <w:vMerge/>
-          </w:tcPr>
-          <w:p>
-            <w:pPr>
-              <w:rPr>
-                <w:color w:val="000000" w:themeColor="text1"/>
-              </w:rPr>
-            </w:pPr>
-          </w:p>
-        </w:tc>
-        <w:tc>
-          <w:tcPr>
-            <w:tcW w:w="3376" w:type="dxa"/>
-          </w:tcPr>
-          <w:p>
-            <w:pPr>
-              <w:rPr>
-                <w:color w:val="000000" w:themeColor="text1"/>
-              </w:rPr>
-            </w:pPr>
-            <w:r>
-              <w:rPr>
-                <w:rFonts w:hint="eastAsia"/>
-                <w:color w:val="000000" w:themeColor="text1"/>
-              </w:rPr>
-              <w:t>Max</w:t>
-            </w:r>
-          </w:p>
-        </w:tc>
-      </w:tr>
-      <w:tr>
-        <w:tc>
-          <w:tcPr>
-            <w:tcW w:w="3021" w:type="dxa"/>
-            <w:vMerge/>
-          </w:tcPr>
-          <w:p>
-            <w:pPr>
-              <w:rPr>
-                <w:color w:val="000000" w:themeColor="text1"/>
-              </w:rPr>
-            </w:pPr>
-          </w:p>
-        </w:tc>
-        <w:tc>
-          <w:tcPr>
-            <w:tcW w:w="3376" w:type="dxa"/>
-          </w:tcPr>
-          <w:p>
-            <w:pPr>
-              <w:rPr>
-                <w:color w:val="000000" w:themeColor="text1"/>
-              </w:rPr>
-            </w:pPr>
-          </w:p>
-        </w:tc>
-      </w:tr>
-      <w:tr>
-        <w:tc>
-          <w:tcPr>
-            <w:tcW w:w="3021" w:type="dxa"/>
-          </w:tcPr>
-          <w:p>
-            <w:pPr>
-              <w:rPr>
-                <w:color w:val="000000" w:themeColor="text1"/>
-              </w:rPr>
-            </w:pPr>
-          </w:p>
-        </w:tc>
-        <w:tc>
-          <w:tcPr>
-            <w:tcW w:w="3376" w:type="dxa"/>
-          </w:tcPr>
-          <w:p>
-            <w:pPr>
-              <w:rPr>
-                <w:color w:val="000000" w:themeColor="text1"/>
-              </w:rPr>
-            </w:pPr>
-          </w:p>
-        </w:tc>
-      </w:tr>
-      <w:tr>
-        <w:tc>
-          <w:tcPr>
-            <w:tcW w:w="3021" w:type="dxa"/>
-            <w:vMerge w:val="restart"/>
-          </w:tcPr>
-          <w:p>
-            <w:pPr>
-              <w:rPr>
-                <w:color w:val="000000" w:themeColor="text1"/>
-              </w:rPr>
-            </w:pPr>
-          </w:p>
-          <w:p>
-            <w:pPr>
-              <w:rPr>
-                <w:color w:val="000000" w:themeColor="text1"/>
-              </w:rPr>
-            </w:pPr>
-            <w:r>
-              <w:rPr>
-                <w:rFonts w:hint="eastAsia"/>
-              </w:rPr>
-              <w:t>非持续性影响字段</w:t>
-            </w:r>
-          </w:p>
-        </w:tc>
-        <w:tc>
-          <w:tcPr>
-            <w:tcW w:w="3376" w:type="dxa"/>
-          </w:tcPr>
-          <w:p>
-            <w:pPr>
-              <w:rPr>
-                <w:color w:val="000000" w:themeColor="text1"/>
-              </w:rPr>
-            </w:pPr>
-            <w:proofErr w:type="spellStart"/>
-            <w:r>
-              <w:rPr>
-                <w:rFonts w:hint="eastAsia"/>
-              </w:rPr>
-              <w:t>AutoSplit</w:t>
-            </w:r>
-            <w:proofErr w:type="spellEnd"/>
-          </w:p>
-        </w:tc>
-      </w:tr>
-      <w:tr>
-        <w:tc>
-          <w:tcPr>
-            <w:tcW w:w="3021" w:type="dxa"/>
-            <w:vMerge/>
-          </w:tcPr>
-          <w:p>
-            <w:pPr>
-              <w:rPr>
-                <w:color w:val="000000" w:themeColor="text1"/>
-              </w:rPr>
-            </w:pPr>
-          </w:p>
-        </w:tc>
-        <w:tc>
-          <w:tcPr>
-            <w:tcW w:w="3376" w:type="dxa"/>
-          </w:tcPr>
-          <w:p>
-            <w:proofErr w:type="spellStart"/>
-            <w:r>
-              <w:rPr>
-                <w:rFonts w:hint="eastAsia"/>
-              </w:rPr>
-              <w:t>AutoIndexID</w:t>
-            </w:r>
-            <w:proofErr w:type="spellEnd"/>
-          </w:p>
-        </w:tc>
-      </w:tr>
-      <w:tr>
-        <w:tc>
-          <w:tcPr>
-            <w:tcW w:w="3021" w:type="dxa"/>
-            <w:vMerge/>
-          </w:tcPr>
-          <w:p>
-            <w:pPr>
-              <w:rPr>
-                <w:color w:val="000000" w:themeColor="text1"/>
-              </w:rPr>
-            </w:pPr>
-          </w:p>
-        </w:tc>
-        <w:tc>
-          <w:tcPr>
-            <w:tcW w:w="3376" w:type="dxa"/>
-          </w:tcPr>
-          <w:p>
-            <w:proofErr w:type="spellStart"/>
-            <w:r>
-              <w:rPr>
-                <w:rFonts w:hint="eastAsia"/>
-              </w:rPr>
-              <w:t>EnsureShardingIndex</w:t>
-            </w:r>
-            <w:proofErr w:type="spellEnd"/>
-          </w:p>
-        </w:tc>
-      </w:tr>
-    </w:tbl>
-    <w:p>
-      <w:r>
-        <w:rPr>
-          <w:rFonts w:hint="eastAsia"/>
-        </w:rPr>
-        <w:t>讨论：对于非持续性影响的字段，是否需要在集合使用中对其修改？</w:t>
-      </w:r>
-    </w:p>
-    <w:p>
-      <w:r>
-        <w:rPr>
-          <w:rFonts w:hint="eastAsia"/>
-        </w:rPr>
-        <w:t>结论：不修改</w:t>
-      </w:r>
-    </w:p>
-    <w:p>
-      <w:pPr>
-        <w:pStyle w:val="Heading1"/>
+        <w:t>分区属性</w:t>
+      </w:r>
+    </w:p>
+    <w:p>
+      <w:r>
+        <w:rPr>
+          <w:rFonts w:hint="eastAsia"/>
+        </w:rPr>
+        <w:t>分区属性相关的字段有：</w:t>
+      </w:r>
+      <w:r>
+        <w:rPr>
+          <w:rFonts w:hint="eastAsia"/>
+        </w:rPr>
+        <w:t>IsMainCL</w:t>
+      </w:r>
+      <w:r>
+        <w:rPr>
+          <w:rFonts w:hint="eastAsia"/>
+        </w:rPr>
+        <w:t>、</w:t>
+      </w:r>
+      <w:r>
+        <w:rPr>
+          <w:rFonts w:hint="eastAsia"/>
+        </w:rPr>
+        <w:t>ShardingKey</w:t>
+      </w:r>
+      <w:r>
+        <w:rPr>
+          <w:rFonts w:hint="eastAsia"/>
+        </w:rPr>
+        <w:t>、</w:t>
+      </w:r>
+      <w:r>
+        <w:rPr>
+          <w:rFonts w:hint="eastAsia"/>
+        </w:rPr>
+        <w:t>ShardingType</w:t>
+      </w:r>
+      <w:r>
+        <w:rPr>
+          <w:rFonts w:hint="eastAsia"/>
+        </w:rPr>
+        <w:t>、</w:t>
+      </w:r>
+      <w:r>
+        <w:t>P</w:t>
+      </w:r>
+      <w:r>
+        <w:rPr>
+          <w:rFonts w:hint="eastAsia"/>
+        </w:rPr>
+        <w:t>artition</w:t>
+      </w:r>
+      <w:r>
+        <w:rPr>
+          <w:rFonts w:hint="eastAsia"/>
+        </w:rPr>
+        <w:t>、</w:t>
+      </w:r>
+      <w:r>
+        <w:rPr>
+          <w:rFonts w:hint="eastAsia"/>
+        </w:rPr>
+        <w:t>autoSplit</w:t>
+      </w:r>
+      <w:r>
+        <w:rPr>
+          <w:rFonts w:hint="eastAsia"/>
+        </w:rPr>
+        <w:t>：</w:t>
+      </w:r>
+    </w:p>
+    <w:p>
+      <w:pPr>
+        <w:pStyle w:val="ListParagraph"/>
         <w:numPr>
           <w:ilvl w:val="0"/>
-          <w:numId w:val="2"/>
+          <w:numId w:val="22"/>
         </w:numPr>
       </w:pPr>
       <w:r>
         <w:rPr>
           <w:rFonts w:hint="eastAsia"/>
         </w:rPr>
-        <w:t>修改讨论</w:t>
-      </w:r>
-    </w:p>
-    <w:p>
-      <w:r>
-        <w:rPr>
-          <w:rFonts w:hint="eastAsia"/>
-        </w:rPr>
-        <w:t>以属性为单位讨论表属性各字段的修改。</w:t>
+        <w:t>IsMainCL</w:t>
+      </w:r>
+    </w:p>
+    <w:p>
+      <w:pPr>
+        <w:pStyle w:val="ListParagraph"/>
+        <w:ind w:left="360" w:firstLine="0"/>
+      </w:pPr>
+      <w:r>
+        <w:rPr>
+          <w:rFonts w:hint="eastAsia"/>
+        </w:rPr>
+        <w:t>功能：标志该集合是否为主表</w:t>
+      </w:r>
+    </w:p>
+    <w:p>
+      <w:pPr>
+        <w:pStyle w:val="ListParagraph"/>
+        <w:ind w:left="360" w:firstLine="0"/>
+      </w:pPr>
+      <w:r>
+        <w:rPr>
+          <w:rFonts w:hint="eastAsia"/>
+        </w:rPr>
+        <w:t>现状：不支持修改</w:t>
+      </w:r>
+    </w:p>
+    <w:p>
+      <w:pPr>
+        <w:pStyle w:val="ListParagraph"/>
+        <w:ind w:left="360" w:firstLine="0"/>
+      </w:pPr>
+      <w:r>
+        <w:rPr>
+          <w:rFonts w:hint="eastAsia"/>
+        </w:rPr>
+        <w:t>修改说明</w:t>
+      </w:r>
+      <w:r>
+        <w:rPr>
+          <w:rFonts w:hint="eastAsia"/>
+        </w:rPr>
+        <w:t>：</w:t>
+      </w:r>
+    </w:p>
+    <w:p>
+      <w:pPr>
+        <w:pStyle w:val="ListParagraph"/>
+        <w:numPr>
+          <w:ilvl w:val="0"/>
+          <w:numId w:val="24"/>
+        </w:numPr>
+      </w:pPr>
+      <w:r>
+        <w:rPr>
+          <w:rFonts w:hint="eastAsia"/>
+        </w:rPr>
+        <w:t>主表</w:t>
+      </w:r>
+      <w:r>
+        <w:rPr>
+          <w:rFonts w:hint="eastAsia"/>
+        </w:rPr>
+        <w:t>是否允许变为普通表</w:t>
+      </w:r>
+    </w:p>
+    <w:p>
+      <w:pPr>
+        <w:pStyle w:val="ListParagraph"/>
+        <w:ind w:left="1069" w:firstLine="0"/>
+      </w:pPr>
+      <w:r>
+        <w:rPr>
+          <w:rFonts w:hint="eastAsia"/>
+        </w:rPr>
+        <w:t>场景：主表什么场景下需要变子表？即对于一个分区的集合，什么情况下会需要变为更低级的一个普通集合？</w:t>
+      </w:r>
+    </w:p>
+    <w:p>
+      <w:pPr>
+        <w:pStyle w:val="ListParagraph"/>
+        <w:ind w:left="1069" w:firstLine="0"/>
+      </w:pPr>
+      <w:r>
+        <w:rPr>
+          <w:rFonts w:hint="eastAsia"/>
+        </w:rPr>
+        <w:t>结论：不支持</w:t>
+      </w:r>
+    </w:p>
+    <w:p>
+      <w:pPr>
+        <w:pStyle w:val="ListParagraph"/>
+        <w:ind w:left="720" w:firstLine="0"/>
+      </w:pPr>
+    </w:p>
+    <w:p>
+      <w:pPr>
+        <w:pStyle w:val="ListParagraph"/>
+        <w:numPr>
+          <w:ilvl w:val="0"/>
+          <w:numId w:val="24"/>
+        </w:numPr>
+      </w:pPr>
+      <w:r>
+        <w:rPr>
+          <w:rFonts w:hint="eastAsia"/>
+        </w:rPr>
+        <w:t>普通表是否允许变成主表</w:t>
+      </w:r>
+    </w:p>
+    <w:p>
+      <w:pPr>
+        <w:pStyle w:val="ListParagraph"/>
+        <w:ind w:left="1069" w:firstLine="0"/>
+      </w:pPr>
+      <w:r>
+        <w:rPr>
+          <w:rFonts w:hint="eastAsia"/>
+        </w:rPr>
+        <w:t>场景：对一个已存在的集合垂直分区</w:t>
+      </w:r>
+    </w:p>
+    <w:p>
+      <w:pPr>
+        <w:pStyle w:val="ListParagraph"/>
+        <w:ind w:left="1069" w:firstLine="0"/>
+      </w:pPr>
+      <w:r>
+        <w:rPr>
+          <w:rFonts w:hint="eastAsia"/>
+        </w:rPr>
+        <w:t>实现：该修改不是独立的，依赖于后续的操作，即修改之后，需要创建其子表以及处理一序列</w:t>
+      </w:r>
+      <w:r>
+        <w:rPr>
+          <w:rFonts w:hint="eastAsia"/>
+        </w:rPr>
+        <w:t>attach</w:t>
+      </w:r>
+      <w:r>
+        <w:rPr>
+          <w:rFonts w:hint="eastAsia"/>
+        </w:rPr>
+        <w:t>操作；</w:t>
+      </w:r>
+    </w:p>
+    <w:p>
+      <w:pPr>
+        <w:pStyle w:val="ListParagraph"/>
+        <w:ind w:left="1069" w:firstLine="0"/>
+      </w:pPr>
+      <w:r>
+        <w:rPr>
+          <w:rFonts w:hint="eastAsia"/>
+        </w:rPr>
+        <w:t>结论：可直接创建新的表替代，不支持</w:t>
+      </w:r>
+    </w:p>
+    <w:p>
+      <w:pPr>
+        <w:pStyle w:val="ListParagraph"/>
+        <w:ind w:left="720" w:firstLine="0"/>
+      </w:pPr>
+    </w:p>
+    <w:p>
+      <w:pPr>
+        <w:pStyle w:val="ListParagraph"/>
+        <w:numPr>
+          <w:ilvl w:val="0"/>
+          <w:numId w:val="24"/>
+        </w:numPr>
+      </w:pPr>
+      <w:r>
+        <w:rPr>
+          <w:rFonts w:hint="eastAsia"/>
+        </w:rPr>
+        <w:t>对分区集合的操作</w:t>
+      </w:r>
+    </w:p>
+    <w:p>
+      <w:pPr>
+        <w:pStyle w:val="ListParagraph"/>
+        <w:ind w:left="1069" w:firstLine="0"/>
+      </w:pPr>
+      <w:r>
+        <w:rPr>
+          <w:rFonts w:hint="eastAsia"/>
+        </w:rPr>
+        <w:t>结论：</w:t>
+      </w:r>
+      <w:r>
+        <w:rPr>
+          <w:rFonts w:hint="eastAsia"/>
+        </w:rPr>
+        <w:t>复杂于普通表，</w:t>
+      </w:r>
+      <w:r>
+        <w:rPr>
+          <w:rFonts w:hint="eastAsia"/>
+        </w:rPr>
+        <w:t>不支持</w:t>
+      </w:r>
+    </w:p>
+    <w:p>
+      <w:pPr>
+        <w:pStyle w:val="ListParagraph"/>
+        <w:ind w:left="1069" w:firstLine="0"/>
+      </w:pPr>
+    </w:p>
+    <w:p>
+      <w:r>
+        <w:rPr>
+          <w:rFonts w:hint="eastAsia"/>
+        </w:rPr>
+        <w:t xml:space="preserve">       </w:t>
+      </w:r>
+      <w:r>
+        <w:rPr>
+          <w:rFonts w:hint="eastAsia"/>
+        </w:rPr>
+        <w:t>总结：不支持该字段修改</w:t>
+      </w:r>
+    </w:p>
+    <w:p/>
+    <w:p>
+      <w:pPr>
+        <w:pStyle w:val="ListParagraph"/>
+        <w:numPr>
+          <w:ilvl w:val="0"/>
+          <w:numId w:val="22"/>
+        </w:numPr>
+      </w:pPr>
+      <w:r>
+        <w:rPr>
+          <w:rFonts w:hint="eastAsia"/>
+        </w:rPr>
+        <w:t>ShardingKey</w:t>
+      </w:r>
+    </w:p>
+    <w:p>
+      <w:pPr>
+        <w:pStyle w:val="ListParagraph"/>
+        <w:ind w:left="360" w:firstLine="0"/>
+      </w:pPr>
+      <w:r>
+        <w:rPr>
+          <w:rFonts w:hint="eastAsia"/>
+        </w:rPr>
+        <w:t>功能：标志该集合是否为主表</w:t>
+      </w:r>
+    </w:p>
+    <w:p>
+      <w:pPr>
+        <w:pStyle w:val="ListParagraph"/>
+        <w:ind w:left="360" w:firstLine="0"/>
+      </w:pPr>
+      <w:r>
+        <w:rPr>
+          <w:rFonts w:hint="eastAsia"/>
+        </w:rPr>
+        <w:t>现状：只能对普通集合修改</w:t>
+      </w:r>
+    </w:p>
+    <w:p>
+      <w:pPr>
+        <w:pStyle w:val="ListParagraph"/>
+        <w:ind w:left="360" w:firstLine="0"/>
+      </w:pPr>
+      <w:r>
+        <w:rPr>
+          <w:rFonts w:hint="eastAsia"/>
+        </w:rPr>
+        <w:t>修改说明</w:t>
+      </w:r>
+      <w:r>
+        <w:rPr>
+          <w:rFonts w:hint="eastAsia"/>
+        </w:rPr>
+        <w:t>：</w:t>
+      </w:r>
+      <w:r>
+        <w:rPr>
+          <w:rFonts w:hint="eastAsia"/>
+        </w:rPr>
+        <w:t>对分区集合修改时，当集合存在数据的时，需要考虑数据的重定向问题</w:t>
+      </w:r>
+    </w:p>
+    <w:p>
+      <w:pPr>
+        <w:pStyle w:val="ListParagraph"/>
+        <w:ind w:left="1069" w:firstLine="0"/>
+      </w:pPr>
+    </w:p>
+    <w:p>
+      <w:pPr>
+        <w:pStyle w:val="ListParagraph"/>
+        <w:ind w:left="360" w:firstLine="0"/>
+      </w:pPr>
+    </w:p>
+    <w:p>
+      <w:pPr>
+        <w:pStyle w:val="ListParagraph"/>
+        <w:numPr>
+          <w:ilvl w:val="0"/>
+          <w:numId w:val="22"/>
+        </w:numPr>
+      </w:pPr>
+      <w:r>
+        <w:rPr>
+          <w:rFonts w:hint="eastAsia"/>
+        </w:rPr>
+        <w:t>ShardingType</w:t>
+      </w:r>
+    </w:p>
+    <w:p>
+      <w:pPr>
+        <w:pStyle w:val="ListParagraph"/>
+        <w:ind w:left="360" w:firstLine="0"/>
+      </w:pPr>
+      <w:r>
+        <w:rPr>
+          <w:rFonts w:hint="eastAsia"/>
+        </w:rPr>
+        <w:t>功能：标志该集合是分区类型</w:t>
+      </w:r>
+    </w:p>
+    <w:p>
+      <w:pPr>
+        <w:pStyle w:val="ListParagraph"/>
+        <w:ind w:left="360" w:firstLine="0"/>
+      </w:pPr>
+      <w:r>
+        <w:rPr>
+          <w:rFonts w:hint="eastAsia"/>
+        </w:rPr>
+        <w:t>现状：只能对普通集合修改</w:t>
+      </w:r>
+      <w:r>
+        <w:rPr>
+          <w:rFonts w:hint="eastAsia"/>
+        </w:rPr>
+        <w:t>，且必须同时指</w:t>
+      </w:r>
+      <w:r>
+        <w:rPr>
+          <w:rFonts w:hint="eastAsia"/>
+        </w:rPr>
+        <w:t>定</w:t>
+      </w:r>
+      <w:r>
+        <w:rPr>
+          <w:rFonts w:hint="eastAsia"/>
+        </w:rPr>
+        <w:t>ShardingKey</w:t>
+      </w:r>
+    </w:p>
+    <w:p>
+      <w:pPr>
+        <w:pStyle w:val="ListParagraph"/>
+        <w:ind w:left="360" w:firstLine="0"/>
+      </w:pPr>
+      <w:r>
+        <w:rPr>
+          <w:rFonts w:hint="eastAsia"/>
+        </w:rPr>
+        <w:t>修改说明</w:t>
+      </w:r>
+      <w:r>
+        <w:rPr>
+          <w:rFonts w:hint="eastAsia"/>
+        </w:rPr>
+        <w:t>：</w:t>
+      </w:r>
+      <w:r>
+        <w:rPr>
+          <w:rFonts w:hint="eastAsia"/>
+        </w:rPr>
+        <w:t>对分区集合修改时，当集合存在数据的时，需要考虑数据的重定向问题</w:t>
+      </w:r>
+    </w:p>
+    <w:p>
+      <w:r>
+        <w:rPr>
+          <w:rFonts w:hint="eastAsia"/>
+        </w:rPr>
+        <w:t xml:space="preserve">       </w:t>
+      </w:r>
+      <w:r>
+        <w:rPr>
+          <w:rFonts w:hint="eastAsia"/>
+        </w:rPr>
+        <w:t xml:space="preserve"> </w:t>
+      </w:r>
+      <w:r>
+        <w:rPr>
+          <w:rFonts w:hint="eastAsia"/>
+        </w:rPr>
+        <w:t>结论：允许修改</w:t>
+      </w:r>
+    </w:p>
+    <w:p>
+      <w:pPr>
+        <w:pStyle w:val="ListParagraph"/>
+        <w:ind w:left="360" w:firstLine="0"/>
+      </w:pPr>
+    </w:p>
+    <w:p>
+      <w:pPr>
+        <w:pStyle w:val="ListParagraph"/>
+        <w:numPr>
+          <w:ilvl w:val="0"/>
+          <w:numId w:val="22"/>
+        </w:numPr>
+      </w:pPr>
+      <w:r>
+        <w:rPr>
+          <w:rFonts w:hint="eastAsia"/>
+        </w:rPr>
+        <w:t>Partition</w:t>
+      </w:r>
+    </w:p>
+    <w:p>
+      <w:pPr>
+        <w:pStyle w:val="ListParagraph"/>
+        <w:ind w:left="360" w:firstLine="0"/>
+      </w:pPr>
+      <w:r>
+        <w:rPr>
+          <w:rFonts w:hint="eastAsia"/>
+        </w:rPr>
+        <w:lastRenderedPageBreak/>
+        <w:t>功能：</w:t>
+      </w:r>
+      <w:r>
+        <w:rPr>
+          <w:rFonts w:hint="eastAsia"/>
+        </w:rPr>
+        <w:t>分区数</w:t>
+      </w:r>
+    </w:p>
+    <w:p>
+      <w:pPr>
+        <w:pStyle w:val="ListParagraph"/>
+        <w:ind w:left="360" w:firstLine="0"/>
+      </w:pPr>
+      <w:r>
+        <w:rPr>
+          <w:rFonts w:hint="eastAsia"/>
+        </w:rPr>
+        <w:t>现状：</w:t>
+      </w:r>
+      <w:r>
+        <w:rPr>
+          <w:rFonts w:hint="eastAsia"/>
+        </w:rPr>
+        <w:t>只能对普通集合修改，且必须同时指定</w:t>
+      </w:r>
+      <w:r>
+        <w:rPr>
+          <w:rFonts w:hint="eastAsia"/>
+        </w:rPr>
+        <w:t>ShardingKey</w:t>
+      </w:r>
+    </w:p>
+    <w:p>
+      <w:pPr>
+        <w:pStyle w:val="ListParagraph"/>
+        <w:ind w:left="360" w:firstLine="0"/>
+      </w:pPr>
+      <w:r>
+        <w:rPr>
+          <w:rFonts w:hint="eastAsia"/>
+        </w:rPr>
+        <w:t>修改说明</w:t>
+      </w:r>
+      <w:r>
+        <w:rPr>
+          <w:rFonts w:hint="eastAsia"/>
+        </w:rPr>
+        <w:t>：</w:t>
+      </w:r>
+      <w:r>
+        <w:rPr>
+          <w:rFonts w:hint="eastAsia"/>
+        </w:rPr>
+        <w:t>对分区集合修改时，</w:t>
+      </w:r>
+      <w:r>
+        <w:rPr>
+          <w:rFonts w:hint="eastAsia"/>
+        </w:rPr>
+        <w:t>当集合存在数据的时</w:t>
+      </w:r>
+      <w:r>
+        <w:rPr>
+          <w:rFonts w:hint="eastAsia"/>
+        </w:rPr>
+        <w:t>，需要考虑数据的重定向问题</w:t>
+      </w:r>
+    </w:p>
+    <w:p>
+      <w:pPr>
+        <w:pStyle w:val="ListParagraph"/>
+        <w:ind w:left="360" w:firstLine="0"/>
+      </w:pPr>
+      <w:r>
+        <w:rPr>
+          <w:rFonts w:hint="eastAsia"/>
+        </w:rPr>
+        <w:t>结论：允许修改</w:t>
+      </w:r>
+    </w:p>
+    <w:p>
+      <w:pPr>
+        <w:pStyle w:val="ListParagraph"/>
+        <w:numPr>
+          <w:ilvl w:val="0"/>
+          <w:numId w:val="22"/>
+        </w:numPr>
+      </w:pPr>
+      <w:r>
+        <w:rPr>
+          <w:rFonts w:hint="eastAsia"/>
+        </w:rPr>
+        <w:t>A</w:t>
+      </w:r>
+      <w:r>
+        <w:rPr>
+          <w:rFonts w:hint="eastAsia"/>
+        </w:rPr>
+        <w:t>utoSplit</w:t>
+      </w:r>
+    </w:p>
+    <w:p>
+      <w:pPr>
+        <w:pStyle w:val="ListParagraph"/>
+        <w:ind w:left="360" w:firstLine="0"/>
+        <w:rPr>
+          <w:rFonts w:hint="eastAsia"/>
+        </w:rPr>
+      </w:pPr>
+      <w:r>
+        <w:rPr>
+          <w:rFonts w:hint="eastAsia"/>
+        </w:rPr>
+        <w:t>功能：是否自动切分</w:t>
+      </w:r>
+      <w:r>
+        <w:rPr>
+          <w:rFonts w:hint="eastAsia"/>
+        </w:rPr>
+        <w:t>，当为</w:t>
+      </w:r>
+      <w:r>
+        <w:rPr>
+          <w:rFonts w:hint="eastAsia"/>
+        </w:rPr>
+        <w:t>hash</w:t>
+      </w:r>
+      <w:r>
+        <w:rPr>
+          <w:rFonts w:hint="eastAsia"/>
+        </w:rPr>
+        <w:t>分别且</w:t>
+      </w:r>
+      <w:r>
+        <w:rPr>
+          <w:rFonts w:hint="eastAsia"/>
+        </w:rPr>
+        <w:t>AutoSplit</w:t>
+      </w:r>
+      <w:r>
+        <w:rPr>
+          <w:rFonts w:hint="eastAsia"/>
+        </w:rPr>
+        <w:t>开启（所在域也必须开启）时，表示在集合空间所在域中平均水平切分</w:t>
+      </w:r>
+    </w:p>
+    <w:p>
+      <w:pPr>
+        <w:pStyle w:val="ListParagraph"/>
+        <w:ind w:left="360" w:firstLine="0"/>
+        <w:rPr>
+          <w:rFonts w:hint="eastAsia"/>
+        </w:rPr>
+      </w:pPr>
+      <w:r>
+        <w:rPr>
+          <w:rFonts w:hint="eastAsia"/>
+        </w:rPr>
+        <w:t>修改说明：</w:t>
+      </w:r>
+    </w:p>
+    <w:p>
+      <w:pPr>
+        <w:pStyle w:val="ListParagraph"/>
+        <w:numPr>
+          <w:ilvl w:val="0"/>
+          <w:numId w:val="24"/>
+        </w:numPr>
+        <w:rPr>
+          <w:rFonts w:hint="eastAsia"/>
+        </w:rPr>
+      </w:pPr>
+      <w:r>
+        <w:rPr>
+          <w:rFonts w:hint="eastAsia"/>
+        </w:rPr>
+        <w:t>由</w:t>
+      </w:r>
+      <w:r>
+        <w:rPr>
+          <w:rFonts w:hint="eastAsia"/>
+        </w:rPr>
+        <w:t>FALSE</w:t>
+      </w:r>
+      <w:r>
+        <w:rPr>
+          <w:rFonts w:hint="eastAsia"/>
+        </w:rPr>
+        <w:t>转</w:t>
+      </w:r>
+      <w:r>
+        <w:rPr>
+          <w:rFonts w:hint="eastAsia"/>
+        </w:rPr>
+        <w:t>TRUE</w:t>
+      </w:r>
+    </w:p>
+    <w:p>
+      <w:pPr>
+        <w:pStyle w:val="ListParagraph"/>
+        <w:ind w:left="1069" w:firstLine="0"/>
+        <w:rPr>
+          <w:rFonts w:hint="eastAsia"/>
+        </w:rPr>
+      </w:pPr>
+      <w:r>
+        <w:rPr>
+          <w:rFonts w:hint="eastAsia"/>
+        </w:rPr>
+        <w:t>场景：普通集合变分区集合；分区集合开启</w:t>
+      </w:r>
+      <w:r>
+        <w:rPr>
+          <w:rFonts w:hint="eastAsia"/>
+        </w:rPr>
+        <w:t>AutoSplit</w:t>
+      </w:r>
+      <w:r>
+        <w:rPr>
+          <w:rFonts w:hint="eastAsia"/>
+        </w:rPr>
+        <w:t>；</w:t>
+      </w:r>
+    </w:p>
+    <w:p>
+      <w:pPr>
+        <w:pStyle w:val="ListParagraph"/>
+        <w:ind w:left="1069" w:firstLine="0"/>
+        <w:rPr>
+          <w:rFonts w:hint="eastAsia"/>
+        </w:rPr>
+      </w:pPr>
+      <w:r>
+        <w:rPr>
+          <w:rFonts w:hint="eastAsia"/>
+        </w:rPr>
+        <w:t>原集合不管是普通集合还是分区集合，当集合存在数据的时，都需要考虑数据的重定向问题</w:t>
+      </w:r>
+    </w:p>
+    <w:p>
+      <w:pPr>
+        <w:pStyle w:val="ListParagraph"/>
+        <w:numPr>
+          <w:ilvl w:val="0"/>
+          <w:numId w:val="24"/>
+        </w:numPr>
+        <w:rPr>
+          <w:rFonts w:hint="eastAsia"/>
+        </w:rPr>
+      </w:pPr>
+      <w:r>
+        <w:rPr>
+          <w:rFonts w:hint="eastAsia"/>
+        </w:rPr>
+        <w:t>由</w:t>
+      </w:r>
+      <w:r>
+        <w:rPr>
+          <w:rFonts w:hint="eastAsia"/>
+        </w:rPr>
+        <w:t>TRUE</w:t>
+      </w:r>
+      <w:r>
+        <w:rPr>
+          <w:rFonts w:hint="eastAsia"/>
+        </w:rPr>
+        <w:t>转</w:t>
+      </w:r>
+      <w:r>
+        <w:rPr>
+          <w:rFonts w:hint="eastAsia"/>
+        </w:rPr>
+        <w:t>FALSE</w:t>
+      </w:r>
+    </w:p>
+    <w:p>
+      <w:pPr>
+        <w:pStyle w:val="ListParagraph"/>
+        <w:ind w:left="1069" w:firstLine="0"/>
+      </w:pPr>
+      <w:r>
+        <w:rPr>
+          <w:rFonts w:hint="eastAsia"/>
+        </w:rPr>
+        <w:t>也就是说需要将所有数据重定向到一复制组中，而该集合又是水平分区的，所以没有与之相应的应用场景</w:t>
+      </w:r>
+    </w:p>
+    <w:p>
+      <w:pPr>
+        <w:pStyle w:val="ListParagraph"/>
+        <w:ind w:left="360" w:firstLine="0"/>
+      </w:pPr>
+      <w:r>
+        <w:rPr>
+          <w:rFonts w:hint="eastAsia"/>
+        </w:rPr>
+        <w:t>结论：不允许</w:t>
       </w:r>
     </w:p>
     <w:p>
@@ -1828,86 +2030,39 @@
         <w:rPr>
           <w:rFonts w:hint="eastAsia"/>
         </w:rPr>
-        <w:t>分区属性</w:t>
-      </w:r>
-    </w:p>
-    <w:p>
-      <w:r>
-        <w:rPr>
-          <w:rFonts w:hint="eastAsia"/>
-        </w:rPr>
-        <w:t>分区属性相关的字段有：</w:t>
-      </w:r>
-      <w:proofErr w:type="spellStart"/>
-      <w:r>
-        <w:rPr>
-          <w:rFonts w:hint="eastAsia"/>
-        </w:rPr>
-        <w:t>IsMainCL</w:t>
-      </w:r>
-      <w:proofErr w:type="spellEnd"/>
+        <w:t>压缩属性</w:t>
+      </w:r>
+    </w:p>
+    <w:p>
+      <w:r>
+        <w:rPr>
+          <w:rFonts w:hint="eastAsia"/>
+        </w:rPr>
+        <w:t>压缩属性相关的字段有：</w:t>
+      </w:r>
+      <w:r>
+        <w:rPr>
+          <w:rFonts w:hint="eastAsia"/>
+        </w:rPr>
+        <w:t>Compressed</w:t>
+      </w:r>
       <w:r>
         <w:rPr>
           <w:rFonts w:hint="eastAsia"/>
         </w:rPr>
         <w:t>、</w:t>
       </w:r>
-      <w:proofErr w:type="spellStart"/>
-      <w:r>
-        <w:rPr>
-          <w:rFonts w:hint="eastAsia"/>
-        </w:rPr>
-        <w:t>ShardingKey</w:t>
-      </w:r>
-      <w:proofErr w:type="spellEnd"/>
-      <w:r>
-        <w:rPr>
-          <w:rFonts w:hint="eastAsia"/>
-        </w:rPr>
-        <w:t>、</w:t>
-      </w:r>
-      <w:proofErr w:type="spellStart"/>
-      <w:r>
-        <w:rPr>
-          <w:rFonts w:hint="eastAsia"/>
-        </w:rPr>
-        <w:t>ShardingType</w:t>
-      </w:r>
-      <w:proofErr w:type="spellEnd"/>
-      <w:r>
-        <w:rPr>
-          <w:rFonts w:hint="eastAsia"/>
-        </w:rPr>
-        <w:t>、</w:t>
-      </w:r>
-      <w:r>
-        <w:t>P</w:t>
-      </w:r>
-      <w:r>
-        <w:rPr>
-          <w:rFonts w:hint="eastAsia"/>
-        </w:rPr>
-        <w:t>artition</w:t>
-      </w:r>
-      <w:r>
-        <w:rPr>
-          <w:rFonts w:hint="eastAsia"/>
-        </w:rPr>
-        <w:t>、</w:t>
-      </w:r>
-      <w:proofErr w:type="spellStart"/>
-      <w:r>
-        <w:rPr>
-          <w:rFonts w:hint="eastAsia"/>
-        </w:rPr>
-        <w:t>autoSplit</w:t>
-      </w:r>
-      <w:proofErr w:type="spellEnd"/>
-      <w:r>
-        <w:rPr>
-          <w:rFonts w:hint="eastAsia"/>
-        </w:rPr>
-        <w:t>：</w:t>
+      <w:r>
+        <w:rPr>
+          <w:rFonts w:hint="eastAsia"/>
+        </w:rPr>
+        <w:t>CompressionType</w:t>
+      </w:r>
+      <w:r>
+        <w:rPr>
+          <w:rFonts w:hint="eastAsia"/>
+        </w:rPr>
+        <w:t>；</w:t>
       </w:r>
     </w:p>
     <w:p>
@@ -1915,17 +2070,15 @@
         <w:pStyle w:val="ListParagraph"/>
         <w:numPr>
           <w:ilvl w:val="0"/>
-          <w:numId w:val="22"/>
+          <w:numId w:val="29"/>
         </w:numPr>
       </w:pPr>
-      <w:proofErr w:type="spellStart"/>
-      <w:r>
-        <w:rPr>
-          <w:rFonts w:hint="eastAsia"/>
-        </w:rPr>
-        <w:t>IsMainCL</w:t>
-      </w:r>
-      <w:proofErr w:type="spellEnd"/>
+      <w:r>
+        <w:rPr>
+          <w:rFonts w:hint="eastAsia"/>
+        </w:rPr>
+        <w:t>Compressed</w:t>
+      </w:r>
     </w:p>
     <w:p>
       <w:pPr>
@@ -1936,7 +2089,7 @@
         <w:rPr>
           <w:rFonts w:hint="eastAsia"/>
         </w:rPr>
-        <w:t>功能：标志该集合是否为主表</w:t>
+        <w:t>功能：启动或者关闭压缩</w:t>
       </w:r>
     </w:p>
     <w:p>
@@ -1960,205 +2113,59 @@
         <w:rPr>
           <w:rFonts w:hint="eastAsia"/>
         </w:rPr>
-        <w:t>讨论：</w:t>
-      </w:r>
+        <w:t>修改说明</w:t>
+      </w:r>
+      <w:r>
+        <w:rPr>
+          <w:rFonts w:hint="eastAsia"/>
+        </w:rPr>
+        <w:t>：</w:t>
+      </w:r>
+      <w:r>
+        <w:rPr>
+          <w:rFonts w:hint="eastAsia"/>
+        </w:rPr>
+        <w:t>当集合存在数据的时，需要考虑数据的重定向问题</w:t>
+      </w:r>
+    </w:p>
+    <w:p>
+      <w:pPr>
+        <w:pStyle w:val="ListParagraph"/>
+        <w:ind w:left="360" w:firstLine="0"/>
+      </w:pPr>
+      <w:r>
+        <w:rPr>
+          <w:rFonts w:hint="eastAsia"/>
+        </w:rPr>
+        <w:t>结论：允许修改</w:t>
+      </w:r>
+    </w:p>
+    <w:p>
+      <w:pPr>
+        <w:pStyle w:val="ListParagraph"/>
+        <w:ind w:left="360" w:firstLine="0"/>
+      </w:pPr>
+    </w:p>
+    <w:p>
+      <w:pPr>
+        <w:pStyle w:val="ListParagraph"/>
+        <w:ind w:left="360" w:firstLine="0"/>
+      </w:pPr>
     </w:p>
     <w:p>
       <w:pPr>
         <w:pStyle w:val="ListParagraph"/>
         <w:numPr>
           <w:ilvl w:val="0"/>
-          <w:numId w:val="24"/>
+          <w:numId w:val="29"/>
         </w:numPr>
       </w:pPr>
       <w:r>
         <w:rPr>
           <w:rFonts w:hint="eastAsia"/>
         </w:rPr>
-        <w:t>主表</w:t>
-      </w:r>
-      <w:r>
-        <w:rPr>
-          <w:rFonts w:hint="eastAsia"/>
-        </w:rPr>
-        <w:t>是否允许变为普通表</w:t>
-      </w:r>
-    </w:p>
-    <w:p>
-      <w:pPr>
-        <w:pStyle w:val="ListParagraph"/>
-        <w:ind w:left="1069" w:firstLine="0"/>
-      </w:pPr>
-      <w:r>
-        <w:rPr>
-          <w:rFonts w:hint="eastAsia"/>
-        </w:rPr>
-        <w:t>场景：主表什么场景下需要变子表？即对于一个分区的集合，什么情况下会需要变为更低级的一个普通集合？</w:t>
-      </w:r>
-    </w:p>
-    <w:p>
-      <w:pPr>
-        <w:pStyle w:val="ListParagraph"/>
-        <w:ind w:left="1069" w:firstLine="0"/>
-      </w:pPr>
-      <w:r>
-        <w:rPr>
-          <w:rFonts w:hint="eastAsia"/>
-        </w:rPr>
-        <w:t>结论：不支持</w:t>
-      </w:r>
-    </w:p>
-    <w:p>
-      <w:pPr>
-        <w:pStyle w:val="ListParagraph"/>
-        <w:ind w:left="720" w:firstLine="0"/>
-      </w:pPr>
-    </w:p>
-    <w:p>
-      <w:pPr>
-        <w:pStyle w:val="ListParagraph"/>
-        <w:numPr>
-          <w:ilvl w:val="0"/>
-          <w:numId w:val="24"/>
-        </w:numPr>
-      </w:pPr>
-      <w:r>
-        <w:rPr>
-          <w:rFonts w:hint="eastAsia"/>
-        </w:rPr>
-        <w:t>普通表是否允许变成主表</w:t>
-      </w:r>
-    </w:p>
-    <w:p>
-      <w:pPr>
-        <w:pStyle w:val="ListParagraph"/>
-        <w:ind w:left="1069" w:firstLine="0"/>
-      </w:pPr>
-      <w:r>
-        <w:rPr>
-          <w:rFonts w:hint="eastAsia"/>
-        </w:rPr>
-        <w:t>场景：对一个已存在的集合垂直分区</w:t>
-      </w:r>
-    </w:p>
-    <w:p>
-      <w:pPr>
-        <w:pStyle w:val="ListParagraph"/>
-        <w:ind w:left="1069" w:firstLine="0"/>
-      </w:pPr>
-      <w:r>
-        <w:rPr>
-          <w:rFonts w:hint="eastAsia"/>
-        </w:rPr>
-        <w:t>实现：该修改不是独立的，依赖于后续的操作，即修改之后，需要创建其子表以及处理一序列</w:t>
-      </w:r>
-      <w:r>
-        <w:rPr>
-          <w:rFonts w:hint="eastAsia"/>
-        </w:rPr>
-        <w:t>attach</w:t>
-      </w:r>
-      <w:r>
-        <w:rPr>
-          <w:rFonts w:hint="eastAsia"/>
-        </w:rPr>
-        <w:t>操作；</w:t>
-      </w:r>
-    </w:p>
-    <w:p>
-      <w:pPr>
-        <w:pStyle w:val="ListParagraph"/>
-        <w:ind w:left="1069" w:firstLine="0"/>
-      </w:pPr>
-      <w:r>
-        <w:rPr>
-          <w:rFonts w:hint="eastAsia"/>
-        </w:rPr>
-        <w:t>结论：可直接创建新的表替代，不支持</w:t>
-      </w:r>
-    </w:p>
-    <w:p>
-      <w:pPr>
-        <w:pStyle w:val="ListParagraph"/>
-        <w:ind w:left="720" w:firstLine="0"/>
-      </w:pPr>
-    </w:p>
-    <w:p>
-      <w:pPr>
-        <w:pStyle w:val="ListParagraph"/>
-        <w:numPr>
-          <w:ilvl w:val="0"/>
-          <w:numId w:val="24"/>
-        </w:numPr>
-      </w:pPr>
-      <w:r>
-        <w:rPr>
-          <w:rFonts w:hint="eastAsia"/>
-        </w:rPr>
-        <w:t>对分区集合的操作</w:t>
-      </w:r>
-    </w:p>
-    <w:p>
-      <w:pPr>
-        <w:pStyle w:val="ListParagraph"/>
-        <w:ind w:left="1069" w:firstLine="0"/>
-      </w:pPr>
-      <w:r>
-        <w:rPr>
-          <w:rFonts w:hint="eastAsia"/>
-        </w:rPr>
-        <w:t>结论：</w:t>
-      </w:r>
-      <w:r>
-        <w:rPr>
-          <w:rFonts w:hint="eastAsia"/>
-        </w:rPr>
-        <w:t>复杂于普通表，</w:t>
-      </w:r>
-      <w:r>
-        <w:rPr>
-          <w:rFonts w:hint="eastAsia"/>
-        </w:rPr>
-        <w:t>不支持</w:t>
-      </w:r>
-    </w:p>
-    <w:p>
-      <w:pPr>
-        <w:pStyle w:val="ListParagraph"/>
-        <w:ind w:left="1069" w:firstLine="0"/>
-      </w:pPr>
-    </w:p>
-    <w:p>
-      <w:r>
-        <w:rPr>
-          <w:rFonts w:hint="eastAsia"/>
-        </w:rPr>
-        <w:t xml:space="preserve">       </w:t>
-      </w:r>
-      <w:r>
-        <w:rPr>
-          <w:rFonts w:hint="eastAsia"/>
-        </w:rPr>
-        <w:t>总结：不支持该字段修改</w:t>
-      </w:r>
-    </w:p>
-    <w:p/>
-    <w:p>
-      <w:pPr>
-        <w:pStyle w:val="ListParagraph"/>
-        <w:numPr>
-          <w:ilvl w:val="0"/>
-          <w:numId w:val="22"/>
-        </w:numPr>
-      </w:pPr>
-      <w:proofErr w:type="spellStart"/>
-      <w:r>
-        <w:rPr>
-          <w:rFonts w:hint="eastAsia"/>
-        </w:rPr>
-        <w:t>ShardingKey</w:t>
-      </w:r>
-      <w:proofErr w:type="spellEnd"/>
+        <w:t>CompressionType</w:t>
+      </w:r>
     </w:p>
     <w:p>
       <w:pPr>
@@ -2169,7 +2176,7 @@
         <w:rPr>
           <w:rFonts w:hint="eastAsia"/>
         </w:rPr>
-        <w:t>功能：标志该集合是否为主表</w:t>
+        <w:t>功能：选择压缩方式</w:t>
       </w:r>
     </w:p>
     <w:p>
@@ -2181,7 +2188,7 @@
         <w:rPr>
           <w:rFonts w:hint="eastAsia"/>
         </w:rPr>
-        <w:t>现状：只能对普通集合修改</w:t>
+        <w:t>现状：不允许修改</w:t>
       </w:r>
     </w:p>
     <w:p>
@@ -2193,353 +2200,25 @@
         <w:rPr>
           <w:rFonts w:hint="eastAsia"/>
         </w:rPr>
-        <w:t>影响</w:t>
-      </w:r>
-      <w:r>
-        <w:rPr>
-          <w:rFonts w:hint="eastAsia"/>
-        </w:rPr>
-        <w:t>：</w:t>
-      </w:r>
-    </w:p>
-    <w:p>
-      <w:pPr>
-        <w:pStyle w:val="ListParagraph"/>
-        <w:numPr>
-          <w:ilvl w:val="0"/>
-          <w:numId w:val="24"/>
-        </w:numPr>
-      </w:pPr>
-      <w:r>
-        <w:rPr>
-          <w:rFonts w:hint="eastAsia"/>
-        </w:rPr>
-        <w:t>对</w:t>
-      </w:r>
-      <w:r>
-        <w:rPr>
-          <w:rFonts w:hint="eastAsia"/>
-        </w:rPr>
-        <w:t>分区集合修改</w:t>
-      </w:r>
-    </w:p>
-    <w:p>
-      <w:pPr>
-        <w:pStyle w:val="ListParagraph"/>
-        <w:ind w:left="1069" w:firstLine="0"/>
-      </w:pPr>
-      <w:r>
-        <w:rPr>
-          <w:rFonts w:hint="eastAsia"/>
-        </w:rPr>
-        <w:t>当集合存在数据的时</w:t>
-      </w:r>
-      <w:r>
-        <w:rPr>
-          <w:rFonts w:hint="eastAsia"/>
-        </w:rPr>
-        <w:t>，需要考虑数据的重定向问题</w:t>
-      </w:r>
-    </w:p>
-    <w:p>
-      <w:pPr>
-        <w:pStyle w:val="ListParagraph"/>
-        <w:ind w:left="1069" w:firstLine="0"/>
-      </w:pPr>
+        <w:t>修改说明</w:t>
+      </w:r>
+      <w:r>
+        <w:rPr>
+          <w:rFonts w:hint="eastAsia"/>
+        </w:rPr>
+        <w:t>：当集合存在数据的时，需要考虑数据的重定向问题</w:t>
+      </w:r>
     </w:p>
     <w:p>
       <w:pPr>
         <w:pStyle w:val="ListParagraph"/>
         <w:ind w:left="360" w:firstLine="0"/>
       </w:pPr>
-    </w:p>
-    <w:p>
-      <w:pPr>
-        <w:pStyle w:val="ListParagraph"/>
-        <w:numPr>
-          <w:ilvl w:val="0"/>
-          <w:numId w:val="22"/>
-        </w:numPr>
-      </w:pPr>
-      <w:proofErr w:type="spellStart"/>
-      <w:r>
-        <w:rPr>
-          <w:rFonts w:hint="eastAsia"/>
-        </w:rPr>
-        <w:t>ShardingType</w:t>
-      </w:r>
-      <w:proofErr w:type="spellEnd"/>
-    </w:p>
-    <w:p>
-      <w:pPr>
-        <w:pStyle w:val="ListParagraph"/>
-        <w:ind w:left="360" w:firstLine="0"/>
-      </w:pPr>
-      <w:r>
-        <w:rPr>
-          <w:rFonts w:hint="eastAsia"/>
-        </w:rPr>
-        <w:t>功能：标志该集合是分区类型</w:t>
-      </w:r>
-    </w:p>
-    <w:p>
-      <w:pPr>
-        <w:pStyle w:val="ListParagraph"/>
-        <w:ind w:left="360" w:firstLine="0"/>
-      </w:pPr>
-      <w:r>
-        <w:rPr>
-          <w:rFonts w:hint="eastAsia"/>
-        </w:rPr>
-        <w:t>现状：只能对普通集合修改</w:t>
-      </w:r>
-      <w:r>
-        <w:rPr>
-          <w:rFonts w:hint="eastAsia"/>
-        </w:rPr>
-        <w:t>，且必须同时指</w:t>
-      </w:r>
-      <w:r>
-        <w:rPr>
-          <w:rFonts w:hint="eastAsia"/>
-        </w:rPr>
-        <w:t>定</w:t>
-      </w:r>
-      <w:proofErr w:type="spellStart"/>
-      <w:r>
-        <w:rPr>
-          <w:rFonts w:hint="eastAsia"/>
-        </w:rPr>
-        <w:t>ShardingKey</w:t>
-      </w:r>
-      <w:proofErr w:type="spellEnd"/>
-    </w:p>
-    <w:p>
-      <w:pPr>
-        <w:pStyle w:val="ListParagraph"/>
-        <w:ind w:left="360" w:firstLine="0"/>
-      </w:pPr>
-      <w:r>
-        <w:rPr>
-          <w:rFonts w:hint="eastAsia"/>
-        </w:rPr>
-        <w:t>影响</w:t>
-      </w:r>
-      <w:r>
-        <w:rPr>
-          <w:rFonts w:hint="eastAsia"/>
-        </w:rPr>
-        <w:t>：</w:t>
-      </w:r>
-    </w:p>
-    <w:p>
-      <w:pPr>
-        <w:pStyle w:val="ListParagraph"/>
-        <w:numPr>
-          <w:ilvl w:val="0"/>
-          <w:numId w:val="24"/>
-        </w:numPr>
-      </w:pPr>
-      <w:r>
-        <w:rPr>
-          <w:rFonts w:hint="eastAsia"/>
-        </w:rPr>
-        <w:t>对分区集合修改</w:t>
-      </w:r>
-    </w:p>
-    <w:p>
-      <w:pPr>
-        <w:pStyle w:val="ListParagraph"/>
-        <w:ind w:left="1069" w:firstLine="0"/>
-      </w:pPr>
-      <w:r>
-        <w:rPr>
-          <w:rFonts w:hint="eastAsia"/>
-        </w:rPr>
-        <w:t>当集合存在数据的时</w:t>
-      </w:r>
-      <w:r>
-        <w:rPr>
-          <w:rFonts w:hint="eastAsia"/>
-        </w:rPr>
-        <w:t>，需要考虑数据的重定向问题</w:t>
-      </w:r>
-    </w:p>
-    <w:p>
-      <w:r>
-        <w:rPr>
-          <w:rFonts w:hint="eastAsia"/>
-        </w:rPr>
-        <w:t xml:space="preserve">       </w:t>
-      </w:r>
       <w:r>
         <w:rPr>
           <w:rFonts w:hint="eastAsia"/>
         </w:rPr>
         <w:t>结论：允许修改</w:t>
-      </w:r>
-    </w:p>
-    <w:p>
-      <w:pPr>
-        <w:pStyle w:val="ListParagraph"/>
-        <w:ind w:left="360" w:firstLine="0"/>
-      </w:pPr>
-    </w:p>
-    <w:p>
-      <w:pPr>
-        <w:pStyle w:val="ListParagraph"/>
-        <w:numPr>
-          <w:ilvl w:val="0"/>
-          <w:numId w:val="22"/>
-        </w:numPr>
-      </w:pPr>
-      <w:r>
-        <w:rPr>
-          <w:rFonts w:hint="eastAsia"/>
-        </w:rPr>
-        <w:t>Partition</w:t>
-      </w:r>
-    </w:p>
-    <w:p>
-      <w:pPr>
-        <w:pStyle w:val="ListParagraph"/>
-        <w:ind w:left="360" w:firstLine="0"/>
-      </w:pPr>
-      <w:r>
-        <w:rPr>
-          <w:rFonts w:hint="eastAsia"/>
-        </w:rPr>
-        <w:t>功能：</w:t>
-      </w:r>
-      <w:r>
-        <w:rPr>
-          <w:rFonts w:hint="eastAsia"/>
-        </w:rPr>
-        <w:t>分区数</w:t>
-      </w:r>
-    </w:p>
-    <w:p>
-      <w:pPr>
-        <w:pStyle w:val="ListParagraph"/>
-        <w:ind w:left="360" w:firstLine="0"/>
-      </w:pPr>
-      <w:r>
-        <w:rPr>
-          <w:rFonts w:hint="eastAsia"/>
-        </w:rPr>
-        <w:t>现状：</w:t>
-      </w:r>
-      <w:r>
-        <w:rPr>
-          <w:rFonts w:hint="eastAsia"/>
-        </w:rPr>
-        <w:t>只能对普通集合修改，且必须同时指定</w:t>
-      </w:r>
-      <w:proofErr w:type="spellStart"/>
-      <w:r>
-        <w:rPr>
-          <w:rFonts w:hint="eastAsia"/>
-        </w:rPr>
-        <w:t>ShardingKey</w:t>
-      </w:r>
-      <w:proofErr w:type="spellEnd"/>
-    </w:p>
-    <w:p>
-      <w:pPr>
-        <w:pStyle w:val="ListParagraph"/>
-        <w:ind w:left="360" w:firstLine="0"/>
-      </w:pPr>
-      <w:r>
-        <w:rPr>
-          <w:rFonts w:hint="eastAsia"/>
-        </w:rPr>
-        <w:t>影响</w:t>
-      </w:r>
-      <w:r>
-        <w:rPr>
-          <w:rFonts w:hint="eastAsia"/>
-        </w:rPr>
-        <w:t>：</w:t>
-      </w:r>
-    </w:p>
-    <w:p>
-      <w:pPr>
-        <w:pStyle w:val="ListParagraph"/>
-        <w:numPr>
-          <w:ilvl w:val="0"/>
-          <w:numId w:val="24"/>
-        </w:numPr>
-      </w:pPr>
-      <w:r>
-        <w:rPr>
-          <w:rFonts w:hint="eastAsia"/>
-        </w:rPr>
-        <w:t>对分区集合修改</w:t>
-      </w:r>
-    </w:p>
-    <w:p>
-      <w:pPr>
-        <w:pStyle w:val="ListParagraph"/>
-        <w:ind w:left="1069" w:firstLine="0"/>
-      </w:pPr>
-      <w:r>
-        <w:rPr>
-          <w:rFonts w:hint="eastAsia"/>
-        </w:rPr>
-        <w:t>当集合存在数据的时</w:t>
-      </w:r>
-      <w:r>
-        <w:rPr>
-          <w:rFonts w:hint="eastAsia"/>
-        </w:rPr>
-        <w:t>，需要考虑数据的重定向问题</w:t>
-      </w:r>
-    </w:p>
-    <w:p>
-      <w:pPr>
-        <w:pStyle w:val="ListParagraph"/>
-        <w:ind w:left="360" w:firstLine="0"/>
-      </w:pPr>
-      <w:r>
-        <w:rPr>
-          <w:rFonts w:hint="eastAsia"/>
-        </w:rPr>
-        <w:t>结论：允许修改</w:t>
-      </w:r>
-    </w:p>
-    <w:p>
-      <w:pPr>
-        <w:pStyle w:val="ListParagraph"/>
-        <w:numPr>
-          <w:ilvl w:val="0"/>
-          <w:numId w:val="22"/>
-        </w:numPr>
-      </w:pPr>
-      <w:proofErr w:type="spellStart"/>
-      <w:r>
-        <w:rPr>
-          <w:rFonts w:hint="eastAsia"/>
-        </w:rPr>
-        <w:t>A</w:t>
-      </w:r>
-      <w:r>
-        <w:rPr>
-          <w:rFonts w:hint="eastAsia"/>
-        </w:rPr>
-        <w:t>utoSplit</w:t>
-      </w:r>
-      <w:proofErr w:type="spellEnd"/>
-    </w:p>
-    <w:p>
-      <w:pPr>
-        <w:pStyle w:val="ListParagraph"/>
-        <w:ind w:left="360" w:firstLine="0"/>
-      </w:pPr>
-      <w:r>
-        <w:rPr>
-          <w:rFonts w:hint="eastAsia"/>
-        </w:rPr>
-        <w:t>非持续性影响字段，不考虑修改</w:t>
       </w:r>
     </w:p>
     <w:p>
@@ -2554,21 +2233,26 @@
         <w:rPr>
           <w:rFonts w:hint="eastAsia"/>
         </w:rPr>
-        <w:t>压缩属性</w:t>
-      </w:r>
-    </w:p>
-    <w:p>
-      <w:r>
-        <w:rPr>
-          <w:rFonts w:hint="eastAsia"/>
-        </w:rPr>
-        <w:t>压缩属性相关的字段有：</w:t>
-      </w:r>
-      <w:r>
-        <w:rPr>
-          <w:rFonts w:hint="eastAsia"/>
-        </w:rPr>
-        <w:t>Compressed</w:t>
+        <w:t>索引相关</w:t>
+      </w:r>
+    </w:p>
+    <w:p>
+      <w:pPr>
+        <w:rPr>
+          <w:rFonts w:hint="eastAsia"/>
+        </w:rPr>
+      </w:pPr>
+      <w:r>
+        <w:rPr>
+          <w:rFonts w:hint="eastAsia"/>
+        </w:rPr>
+        <w:t>索引相关的字段有：</w:t>
+      </w:r>
+      <w:r>
+        <w:rPr>
+          <w:rFonts w:hint="eastAsia"/>
+        </w:rPr>
+        <w:t>EnSureShardingIndex</w:t>
       </w:r>
       <w:r>
         <w:rPr>
@@ -2576,101 +2260,80 @@
         </w:rPr>
         <w:t>、</w:t>
       </w:r>
-      <w:proofErr w:type="spellStart"/>
-      <w:r>
-        <w:rPr>
-          <w:rFonts w:hint="eastAsia"/>
-        </w:rPr>
-        <w:t>CompressionType</w:t>
-      </w:r>
-      <w:proofErr w:type="spellEnd"/>
-      <w:r>
-        <w:rPr>
-          <w:rFonts w:hint="eastAsia"/>
-        </w:rPr>
-        <w:t>；</w:t>
-      </w:r>
-    </w:p>
-    <w:p>
-      <w:pPr>
-        <w:pStyle w:val="ListParagraph"/>
-        <w:numPr>
-          <w:ilvl w:val="0"/>
-          <w:numId w:val="29"/>
-        </w:numPr>
-      </w:pPr>
-      <w:r>
-        <w:rPr>
-          <w:rFonts w:hint="eastAsia"/>
-        </w:rPr>
-        <w:t>Compressed</w:t>
-      </w:r>
-    </w:p>
-    <w:p>
-      <w:pPr>
-        <w:pStyle w:val="ListParagraph"/>
-        <w:ind w:left="360" w:firstLine="0"/>
-      </w:pPr>
-      <w:r>
-        <w:rPr>
-          <w:rFonts w:hint="eastAsia"/>
-        </w:rPr>
-        <w:t>功能：启动或者关闭压缩</w:t>
-      </w:r>
-    </w:p>
-    <w:p>
-      <w:pPr>
-        <w:pStyle w:val="ListParagraph"/>
-        <w:ind w:left="360" w:firstLine="0"/>
-      </w:pPr>
-      <w:r>
-        <w:rPr>
-          <w:rFonts w:hint="eastAsia"/>
-        </w:rPr>
-        <w:t>现状：不支持修改</w:t>
-      </w:r>
-    </w:p>
-    <w:p>
-      <w:pPr>
-        <w:pStyle w:val="ListParagraph"/>
-        <w:ind w:left="360" w:firstLine="0"/>
-        <w:rPr>
-          <w:rFonts w:hint="eastAsia"/>
-        </w:rPr>
-      </w:pPr>
-      <w:r>
-        <w:rPr>
-          <w:rFonts w:hint="eastAsia"/>
-        </w:rPr>
-        <w:lastRenderedPageBreak/>
-        <w:t>影响</w:t>
-      </w:r>
-      <w:r>
-        <w:rPr>
-          <w:rFonts w:hint="eastAsia"/>
-        </w:rPr>
-        <w:t>：</w:t>
-      </w:r>
-    </w:p>
-    <w:p>
-      <w:pPr>
-        <w:pStyle w:val="ListParagraph"/>
-        <w:numPr>
-          <w:ilvl w:val="0"/>
-          <w:numId w:val="24"/>
-        </w:numPr>
-      </w:pPr>
-      <w:r>
-        <w:rPr>
-          <w:rFonts w:hint="eastAsia"/>
-        </w:rPr>
-        <w:t>当集合存在数据的时，需要考虑数据的重定向问题</w:t>
-      </w:r>
-    </w:p>
-    <w:p>
-      <w:pPr>
-        <w:pStyle w:val="ListParagraph"/>
-        <w:ind w:left="360" w:firstLine="0"/>
+      <w:r>
+        <w:rPr>
+          <w:rFonts w:hint="eastAsia"/>
+        </w:rPr>
+        <w:t>AutoIndexId</w:t>
+      </w:r>
+    </w:p>
+    <w:p>
+      <w:pPr>
+        <w:rPr>
+          <w:rFonts w:hint="eastAsia"/>
+        </w:rPr>
+      </w:pPr>
+      <w:r>
+        <w:rPr>
+          <w:rFonts w:hint="eastAsia"/>
+        </w:rPr>
+        <w:t>功能：指定是否创建</w:t>
+      </w:r>
+      <w:r>
+        <w:rPr>
+          <w:rFonts w:hint="eastAsia"/>
+        </w:rPr>
+        <w:t>ShardingKey</w:t>
+      </w:r>
+      <w:r>
+        <w:rPr>
+          <w:rFonts w:hint="eastAsia"/>
+        </w:rPr>
+        <w:t>字段的索引</w:t>
+      </w:r>
+    </w:p>
+    <w:p>
+      <w:pPr>
+        <w:rPr>
+          <w:rFonts w:hint="eastAsia"/>
+        </w:rPr>
+      </w:pPr>
+      <w:r>
+        <w:rPr>
+          <w:rFonts w:hint="eastAsia"/>
+        </w:rPr>
+        <w:t>修改说明：当为</w:t>
+      </w:r>
+      <w:r>
+        <w:rPr>
+          <w:rFonts w:hint="eastAsia"/>
+        </w:rPr>
+        <w:t>TRUE</w:t>
+      </w:r>
+      <w:r>
+        <w:rPr>
+          <w:rFonts w:hint="eastAsia"/>
+        </w:rPr>
+        <w:t>时创建索引，</w:t>
+      </w:r>
+      <w:r>
+        <w:rPr>
+          <w:rFonts w:hint="eastAsia"/>
+        </w:rPr>
+        <w:t>FALSE</w:t>
+      </w:r>
+      <w:r>
+        <w:rPr>
+          <w:rFonts w:hint="eastAsia"/>
+        </w:rPr>
+        <w:t>删掉索引</w:t>
+      </w:r>
+    </w:p>
+    <w:p>
+      <w:pPr>
+        <w:rPr>
+          <w:rFonts w:hint="eastAsia"/>
+        </w:rPr>
       </w:pPr>
       <w:r>
         <w:rPr>
@@ -2679,119 +2342,7 @@
         <w:t>结论：允许修改</w:t>
       </w:r>
     </w:p>
-    <w:p>
-      <w:pPr>
-        <w:pStyle w:val="ListParagraph"/>
-        <w:ind w:left="360" w:firstLine="0"/>
-      </w:pPr>
-    </w:p>
-    <w:p>
-      <w:pPr>
-        <w:pStyle w:val="ListParagraph"/>
-        <w:ind w:left="360" w:firstLine="0"/>
-      </w:pPr>
-    </w:p>
-    <w:p>
-      <w:pPr>
-        <w:pStyle w:val="ListParagraph"/>
-        <w:numPr>
-          <w:ilvl w:val="0"/>
-          <w:numId w:val="29"/>
-        </w:numPr>
-        <w:rPr>
-          <w:rFonts w:hint="eastAsia"/>
-        </w:rPr>
-      </w:pPr>
-      <w:proofErr w:type="spellStart"/>
-      <w:r>
-        <w:rPr>
-          <w:rFonts w:hint="eastAsia"/>
-        </w:rPr>
-        <w:t>CompressionType</w:t>
-      </w:r>
-      <w:proofErr w:type="spellEnd"/>
-    </w:p>
-    <w:p>
-      <w:pPr>
-        <w:pStyle w:val="ListParagraph"/>
-        <w:ind w:left="360" w:firstLine="0"/>
-        <w:rPr>
-          <w:rFonts w:hint="eastAsia"/>
-        </w:rPr>
-      </w:pPr>
-      <w:r>
-        <w:rPr>
-          <w:rFonts w:hint="eastAsia"/>
-        </w:rPr>
-        <w:t>功能：选择压缩方式</w:t>
-      </w:r>
-    </w:p>
-    <w:p>
-      <w:pPr>
-        <w:pStyle w:val="ListParagraph"/>
-        <w:ind w:left="360" w:firstLine="0"/>
-        <w:rPr>
-          <w:rFonts w:hint="eastAsia"/>
-        </w:rPr>
-      </w:pPr>
-      <w:r>
-        <w:rPr>
-          <w:rFonts w:hint="eastAsia"/>
-        </w:rPr>
-        <w:t>现状：不允许修改</w:t>
-      </w:r>
-    </w:p>
-    <w:p>
-      <w:pPr>
-        <w:pStyle w:val="ListParagraph"/>
-        <w:ind w:left="360" w:firstLine="0"/>
-        <w:rPr>
-          <w:rFonts w:hint="eastAsia"/>
-        </w:rPr>
-      </w:pPr>
-      <w:r>
-        <w:rPr>
-          <w:rFonts w:hint="eastAsia"/>
-        </w:rPr>
-        <w:t>影响</w:t>
-      </w:r>
-      <w:r>
-        <w:rPr>
-          <w:rFonts w:hint="eastAsia"/>
-        </w:rPr>
-        <w:t>：</w:t>
-      </w:r>
-    </w:p>
-    <w:p>
-      <w:pPr>
-        <w:pStyle w:val="ListParagraph"/>
-        <w:numPr>
-          <w:ilvl w:val="0"/>
-          <w:numId w:val="24"/>
-        </w:numPr>
-        <w:rPr>
-          <w:rFonts w:hint="eastAsia"/>
-        </w:rPr>
-      </w:pPr>
-      <w:r>
-        <w:rPr>
-          <w:rFonts w:hint="eastAsia"/>
-        </w:rPr>
-        <w:t>当集合存在数据的时，需要考虑数据的重定向问题</w:t>
-      </w:r>
-    </w:p>
-    <w:p>
-      <w:pPr>
-        <w:pStyle w:val="ListParagraph"/>
-        <w:ind w:left="360" w:firstLine="0"/>
-      </w:pPr>
-      <w:r>
-        <w:rPr>
-          <w:rFonts w:hint="eastAsia"/>
-        </w:rPr>
-        <w:t>结论：允许修改</w:t>
-      </w:r>
-    </w:p>
+    <w:p/>
     <w:p>
       <w:pPr>
         <w:pStyle w:val="Heading2"/>
@@ -2804,51 +2355,74 @@
         <w:rPr>
           <w:rFonts w:hint="eastAsia"/>
         </w:rPr>
-        <w:t>索引相关</w:t>
-      </w:r>
-    </w:p>
-    <w:p>
-      <w:r>
-        <w:rPr>
-          <w:rFonts w:hint="eastAsia"/>
-        </w:rPr>
-        <w:t>索引相关的字段有：</w:t>
-      </w:r>
-      <w:proofErr w:type="spellStart"/>
-      <w:r>
-        <w:rPr>
-          <w:rFonts w:hint="eastAsia"/>
-        </w:rPr>
-        <w:t>EnSureShardingIndex</w:t>
-      </w:r>
-      <w:proofErr w:type="spellEnd"/>
-      <w:r>
-        <w:rPr>
-          <w:rFonts w:hint="eastAsia"/>
-        </w:rPr>
-        <w:t>、</w:t>
-      </w:r>
-      <w:proofErr w:type="spellStart"/>
-      <w:r>
-        <w:rPr>
-          <w:rFonts w:hint="eastAsia"/>
-        </w:rPr>
-        <w:t>AutoIndexId</w:t>
-      </w:r>
-      <w:proofErr w:type="spellEnd"/>
-      <w:r>
-        <w:rPr>
-          <w:rFonts w:hint="eastAsia"/>
-        </w:rPr>
-        <w:t>；</w:t>
-      </w:r>
-    </w:p>
-    <w:p>
-      <w:r>
-        <w:rPr>
-          <w:rFonts w:hint="eastAsia"/>
-        </w:rPr>
-        <w:t>非持续性影响字段，不考虑修改。</w:t>
+        <w:lastRenderedPageBreak/>
+        <w:t>StrictDataMode</w:t>
+      </w:r>
+    </w:p>
+    <w:p>
+      <w:r>
+        <w:rPr>
+          <w:rFonts w:hint="eastAsia"/>
+        </w:rPr>
+        <w:t>功能：指定集合是否为严格数据模式；</w:t>
+      </w:r>
+    </w:p>
+    <w:p>
+      <w:r>
+        <w:rPr>
+          <w:rFonts w:hint="eastAsia"/>
+        </w:rPr>
+        <w:t>修改说明</w:t>
+      </w:r>
+      <w:r>
+        <w:rPr>
+          <w:rFonts w:hint="eastAsia"/>
+        </w:rPr>
+        <w:t>：当由</w:t>
+      </w:r>
+      <w:r>
+        <w:rPr>
+          <w:rFonts w:hint="eastAsia"/>
+        </w:rPr>
+        <w:t>FALSE</w:t>
+      </w:r>
+      <w:r>
+        <w:rPr>
+          <w:rFonts w:hint="eastAsia"/>
+        </w:rPr>
+        <w:t>改为</w:t>
+      </w:r>
+      <w:r>
+        <w:rPr>
+          <w:rFonts w:hint="eastAsia"/>
+        </w:rPr>
+        <w:t>TRUE</w:t>
+      </w:r>
+      <w:r>
+        <w:rPr>
+          <w:rFonts w:hint="eastAsia"/>
+        </w:rPr>
+        <w:t>时，数据可能存在异常（之前</w:t>
+      </w:r>
+      <w:r>
+        <w:rPr>
+          <w:rFonts w:hint="eastAsia"/>
+        </w:rPr>
+        <w:t>update</w:t>
+      </w:r>
+      <w:r>
+        <w:rPr>
+          <w:rFonts w:hint="eastAsia"/>
+        </w:rPr>
+        <w:t>溢出数据类型改变）</w:t>
+      </w:r>
+    </w:p>
+    <w:p>
+      <w:r>
+        <w:rPr>
+          <w:rFonts w:hint="eastAsia"/>
+        </w:rPr>
+        <w:t>结论：允许修改</w:t>
       </w:r>
     </w:p>
     <w:p>
@@ -2859,75 +2433,75 @@
           <w:numId w:val="2"/>
         </w:numPr>
       </w:pPr>
-      <w:proofErr w:type="spellStart"/>
-      <w:r>
-        <w:rPr>
-          <w:rFonts w:hint="eastAsia"/>
-        </w:rPr>
-        <w:t>StrictDataMode</w:t>
-      </w:r>
-      <w:proofErr w:type="spellEnd"/>
-    </w:p>
-    <w:p>
-      <w:pPr>
-        <w:rPr>
-          <w:rFonts w:hint="eastAsia"/>
-        </w:rPr>
-      </w:pPr>
-      <w:r>
-        <w:rPr>
-          <w:rFonts w:hint="eastAsia"/>
-        </w:rPr>
-        <w:t>功能：指定集合是否为严格数据模式；</w:t>
-      </w:r>
-    </w:p>
-    <w:p>
-      <w:pPr>
-        <w:rPr>
-          <w:rFonts w:hint="eastAsia"/>
-        </w:rPr>
-      </w:pPr>
-      <w:r>
-        <w:rPr>
-          <w:rFonts w:hint="eastAsia"/>
-        </w:rPr>
-        <w:t>影响：当由</w:t>
-      </w:r>
-      <w:r>
-        <w:rPr>
-          <w:rFonts w:hint="eastAsia"/>
-        </w:rPr>
-        <w:t>FALSE</w:t>
-      </w:r>
-      <w:r>
-        <w:rPr>
-          <w:rFonts w:hint="eastAsia"/>
-        </w:rPr>
-        <w:t>改为</w:t>
-      </w:r>
-      <w:r>
-        <w:rPr>
-          <w:rFonts w:hint="eastAsia"/>
-        </w:rPr>
-        <w:t>TRUE</w:t>
-      </w:r>
-      <w:r>
-        <w:rPr>
-          <w:rFonts w:hint="eastAsia"/>
-        </w:rPr>
-        <w:t>时，数据可能存在异常（之前</w:t>
-      </w:r>
-      <w:r>
-        <w:rPr>
-          <w:rFonts w:hint="eastAsia"/>
-        </w:rPr>
-        <w:t>update</w:t>
-      </w:r>
-      <w:r>
-        <w:rPr>
-          <w:rFonts w:hint="eastAsia"/>
-        </w:rPr>
-        <w:t>溢出数据类型改变）</w:t>
+      <w:r>
+        <w:rPr>
+          <w:rFonts w:hint="eastAsia"/>
+        </w:rPr>
+        <w:t>Group</w:t>
+      </w:r>
+    </w:p>
+    <w:p>
+      <w:r>
+        <w:rPr>
+          <w:rFonts w:hint="eastAsia"/>
+        </w:rPr>
+        <w:t>功能：指定集合创建的复制组；</w:t>
+      </w:r>
+    </w:p>
+    <w:p>
+      <w:r>
+        <w:rPr>
+          <w:rFonts w:hint="eastAsia"/>
+        </w:rPr>
+        <w:t>修改说明</w:t>
+      </w:r>
+      <w:r>
+        <w:rPr>
+          <w:rFonts w:hint="eastAsia"/>
+        </w:rPr>
+        <w:t>：</w:t>
+      </w:r>
+    </w:p>
+    <w:p>
+      <w:pPr>
+        <w:pStyle w:val="ListParagraph"/>
+        <w:numPr>
+          <w:ilvl w:val="0"/>
+          <w:numId w:val="11"/>
+        </w:numPr>
+      </w:pPr>
+      <w:r>
+        <w:rPr>
+          <w:rFonts w:hint="eastAsia"/>
+        </w:rPr>
+        <w:t>只能是</w:t>
+      </w:r>
+      <w:r>
+        <w:rPr>
+          <w:rFonts w:hint="eastAsia"/>
+        </w:rPr>
+        <w:t>普通集合</w:t>
+      </w:r>
+    </w:p>
+    <w:p>
+      <w:pPr>
+        <w:pStyle w:val="ListParagraph"/>
+        <w:numPr>
+          <w:ilvl w:val="0"/>
+          <w:numId w:val="11"/>
+        </w:numPr>
+      </w:pPr>
+      <w:r>
+        <w:rPr>
+          <w:rFonts w:hint="eastAsia"/>
+        </w:rPr>
+        <w:t>Group</w:t>
+      </w:r>
+      <w:r>
+        <w:rPr>
+          <w:rFonts w:hint="eastAsia"/>
+        </w:rPr>
+        <w:t>必须属于所在集合空间所在域</w:t>
       </w:r>
     </w:p>
     <w:p>
@@ -2950,74 +2524,15 @@
         <w:rPr>
           <w:rFonts w:hint="eastAsia"/>
         </w:rPr>
-        <w:t>Group</w:t>
-      </w:r>
-    </w:p>
-    <w:p>
-      <w:r>
-        <w:rPr>
-          <w:rFonts w:hint="eastAsia"/>
-        </w:rPr>
-        <w:t>功能：指定集合创建的复制组；</w:t>
-      </w:r>
-    </w:p>
-    <w:p>
-      <w:r>
-        <w:rPr>
-          <w:rFonts w:hint="eastAsia"/>
-        </w:rPr>
-        <w:t>规则</w:t>
-      </w:r>
-      <w:r>
-        <w:rPr>
-          <w:rFonts w:hint="eastAsia"/>
-        </w:rPr>
-        <w:t>：</w:t>
-      </w:r>
-    </w:p>
-    <w:p>
-      <w:pPr>
-        <w:pStyle w:val="ListParagraph"/>
-        <w:numPr>
-          <w:ilvl w:val="0"/>
-          <w:numId w:val="11"/>
-        </w:numPr>
-      </w:pPr>
-      <w:r>
-        <w:rPr>
-          <w:rFonts w:hint="eastAsia"/>
-        </w:rPr>
-        <w:t>只能是</w:t>
-      </w:r>
-      <w:r>
-        <w:rPr>
-          <w:rFonts w:hint="eastAsia"/>
-        </w:rPr>
-        <w:t>普通集合</w:t>
-      </w:r>
-    </w:p>
-    <w:p>
-      <w:pPr>
-        <w:pStyle w:val="ListParagraph"/>
-        <w:numPr>
-          <w:ilvl w:val="0"/>
-          <w:numId w:val="11"/>
-        </w:numPr>
-        <w:rPr>
-          <w:rFonts w:hint="eastAsia"/>
-        </w:rPr>
-      </w:pPr>
-      <w:r>
-        <w:rPr>
-          <w:rFonts w:hint="eastAsia"/>
-        </w:rPr>
-        <w:t>Group</w:t>
-      </w:r>
-      <w:r>
-        <w:rPr>
-          <w:rFonts w:hint="eastAsia"/>
-        </w:rPr>
-        <w:t>必须属于所在集合空间所在域</w:t>
+        <w:t>ReplSize</w:t>
+      </w:r>
+    </w:p>
+    <w:p>
+      <w:r>
+        <w:rPr>
+          <w:rFonts w:hint="eastAsia"/>
+        </w:rPr>
+        <w:t>功能：指定一次写请求完成的副本数</w:t>
       </w:r>
     </w:p>
     <w:p>
@@ -3036,39 +2551,6 @@
           <w:numId w:val="2"/>
         </w:numPr>
       </w:pPr>
-      <w:proofErr w:type="spellStart"/>
-      <w:r>
-        <w:rPr>
-          <w:rFonts w:hint="eastAsia"/>
-        </w:rPr>
-        <w:t>ReplSize</w:t>
-      </w:r>
-      <w:proofErr w:type="spellEnd"/>
-    </w:p>
-    <w:p>
-      <w:r>
-        <w:rPr>
-          <w:rFonts w:hint="eastAsia"/>
-        </w:rPr>
-        <w:t>功能：指定一次写请求完成的副本数</w:t>
-      </w:r>
-    </w:p>
-    <w:p>
-      <w:r>
-        <w:rPr>
-          <w:rFonts w:hint="eastAsia"/>
-        </w:rPr>
-        <w:t>结论：允许修改</w:t>
-      </w:r>
-    </w:p>
-    <w:p>
-      <w:pPr>
-        <w:pStyle w:val="Heading2"/>
-        <w:numPr>
-          <w:ilvl w:val="1"/>
-          <w:numId w:val="2"/>
-        </w:numPr>
-      </w:pPr>
       <w:r>
         <w:rPr>
           <w:rFonts w:hint="eastAsia"/>
@@ -3142,7 +2624,6 @@
         <w:rPr>
           <w:rFonts w:hint="eastAsia"/>
         </w:rPr>
-        <w:lastRenderedPageBreak/>
         <w:t>固定集合必须创建在固定集合空间，而且固定集合空间只能创建固定集合，所以该字段不允许修改；</w:t>
       </w:r>
     </w:p>
@@ -3175,7 +2656,7 @@
         <w:rPr>
           <w:rFonts w:hint="eastAsia"/>
         </w:rPr>
-        <w:t>规则</w:t>
+        <w:t>修改说明</w:t>
       </w:r>
       <w:r>
         <w:rPr>
@@ -3254,6 +2735,95 @@
 <file path=word/numbering.xml><?xml version="1.0" encoding="utf-8"?>
 <w:numbering xmlns:ve="http://schemas.openxmlformats.org/markup-compatibility/2006" xmlns:o="urn:schemas-microsoft-com:office:office" xmlns:r="http://schemas.openxmlformats.org/officeDocument/2006/relationships" xmlns:m="http://schemas.openxmlformats.org/officeDocument/2006/math" xmlns:v="urn:schemas-microsoft-com:vml" xmlns:wp="http://schemas.openxmlformats.org/drawingml/2006/wordprocessingDrawing" xmlns:w10="urn:schemas-microsoft-com:office:word" xmlns:w="http://schemas.openxmlformats.org/wordprocessingml/2006/main" xmlns:wne="http://schemas.microsoft.com/office/word/2006/wordml">
   <w:abstractNum w:abstractNumId="0">
+    <w:nsid w:val="120508D3"/>
+    <w:multiLevelType w:val="hybridMultilevel"/>
+    <w:tmpl w:val="4508937E"/>
+    <w:lvl w:ilvl="0" w:tplc="56883414">
+      <w:start w:val="1"/>
+      <w:numFmt w:val="decimal"/>
+      <w:lvlText w:val="%1）"/>
+      <w:lvlJc w:val="left"/>
+      <w:pPr>
+        <w:ind w:left="360" w:hanging="360"/>
+      </w:pPr>
+      <w:rPr>
+        <w:rFonts w:hint="default"/>
+      </w:rPr>
+    </w:lvl>
+    <w:lvl w:ilvl="1" w:tplc="04090019" w:tentative="1">
+      <w:start w:val="1"/>
+      <w:numFmt w:val="lowerLetter"/>
+      <w:lvlText w:val="%2)"/>
+      <w:lvlJc w:val="left"/>
+      <w:pPr>
+        <w:ind w:left="840" w:hanging="420"/>
+      </w:pPr>
+    </w:lvl>
+    <w:lvl w:ilvl="2" w:tplc="0409001B" w:tentative="1">
+      <w:start w:val="1"/>
+      <w:numFmt w:val="lowerRoman"/>
+      <w:lvlText w:val="%3."/>
+      <w:lvlJc w:val="right"/>
+      <w:pPr>
+        <w:ind w:left="1260" w:hanging="420"/>
+      </w:pPr>
+    </w:lvl>
+    <w:lvl w:ilvl="3" w:tplc="0409000F" w:tentative="1">
+      <w:start w:val="1"/>
+      <w:numFmt w:val="decimal"/>
+      <w:lvlText w:val="%4."/>
+      <w:lvlJc w:val="left"/>
+      <w:pPr>
+        <w:ind w:left="1680" w:hanging="420"/>
+      </w:pPr>
+    </w:lvl>
+    <w:lvl w:ilvl="4" w:tplc="04090019" w:tentative="1">
+      <w:start w:val="1"/>
+      <w:numFmt w:val="lowerLetter"/>
+      <w:lvlText w:val="%5)"/>
+      <w:lvlJc w:val="left"/>
+      <w:pPr>
+        <w:ind w:left="2100" w:hanging="420"/>
+      </w:pPr>
+    </w:lvl>
+    <w:lvl w:ilvl="5" w:tplc="0409001B" w:tentative="1">
+      <w:start w:val="1"/>
+      <w:numFmt w:val="lowerRoman"/>
+      <w:lvlText w:val="%6."/>
+      <w:lvlJc w:val="right"/>
+      <w:pPr>
+        <w:ind w:left="2520" w:hanging="420"/>
+      </w:pPr>
+    </w:lvl>
+    <w:lvl w:ilvl="6" w:tplc="0409000F" w:tentative="1">
+      <w:start w:val="1"/>
+      <w:numFmt w:val="decimal"/>
+      <w:lvlText w:val="%7."/>
+      <w:lvlJc w:val="left"/>
+      <w:pPr>
+        <w:ind w:left="2940" w:hanging="420"/>
+      </w:pPr>
+    </w:lvl>
+    <w:lvl w:ilvl="7" w:tplc="04090019" w:tentative="1">
+      <w:start w:val="1"/>
+      <w:numFmt w:val="lowerLetter"/>
+      <w:lvlText w:val="%8)"/>
+      <w:lvlJc w:val="left"/>
+      <w:pPr>
+        <w:ind w:left="3360" w:hanging="420"/>
+      </w:pPr>
+    </w:lvl>
+    <w:lvl w:ilvl="8" w:tplc="0409001B" w:tentative="1">
+      <w:start w:val="1"/>
+      <w:numFmt w:val="lowerRoman"/>
+      <w:lvlText w:val="%9."/>
+      <w:lvlJc w:val="right"/>
+      <w:pPr>
+        <w:ind w:left="3780" w:hanging="420"/>
+      </w:pPr>
+    </w:lvl>
+  </w:abstractNum>
+  <w:abstractNum w:abstractNumId="1">
     <w:nsid w:val="14471E87"/>
     <w:multiLevelType w:val="hybridMultilevel"/>
     <w:tmpl w:val="BC800ACC"/>
@@ -3342,7 +2912,7 @@
       </w:pPr>
     </w:lvl>
   </w:abstractNum>
-  <w:abstractNum w:abstractNumId="1">
+  <w:abstractNum w:abstractNumId="2">
     <w:nsid w:val="17704AD9"/>
     <w:multiLevelType w:val="hybridMultilevel"/>
     <w:tmpl w:val="B4908D0E"/>
@@ -3431,7 +3001,7 @@
       </w:pPr>
     </w:lvl>
   </w:abstractNum>
-  <w:abstractNum w:abstractNumId="2">
+  <w:abstractNum w:abstractNumId="3">
     <w:nsid w:val="19660818"/>
     <w:multiLevelType w:val="hybridMultilevel"/>
     <w:tmpl w:val="91D4D71C"/>
@@ -3544,7 +3114,7 @@
       </w:rPr>
     </w:lvl>
   </w:abstractNum>
-  <w:abstractNum w:abstractNumId="3">
+  <w:abstractNum w:abstractNumId="4">
     <w:nsid w:val="256247BA"/>
     <w:multiLevelType w:val="hybridMultilevel"/>
     <w:tmpl w:val="F8D47752"/>
@@ -3633,7 +3203,7 @@
       </w:pPr>
     </w:lvl>
   </w:abstractNum>
-  <w:abstractNum w:abstractNumId="4">
+  <w:abstractNum w:abstractNumId="5">
     <w:nsid w:val="3BE3247F"/>
     <w:multiLevelType w:val="multilevel"/>
     <w:tmpl w:val="3BE3247F"/>
@@ -3728,7 +3298,7 @@
       </w:pPr>
     </w:lvl>
   </w:abstractNum>
-  <w:abstractNum w:abstractNumId="5">
+  <w:abstractNum w:abstractNumId="6">
     <w:nsid w:val="555D0C79"/>
     <w:multiLevelType w:val="hybridMultilevel"/>
     <w:tmpl w:val="FC3041D6"/>
@@ -3841,7 +3411,7 @@
       </w:rPr>
     </w:lvl>
   </w:abstractNum>
-  <w:abstractNum w:abstractNumId="6">
+  <w:abstractNum w:abstractNumId="7">
     <w:nsid w:val="58252705"/>
     <w:multiLevelType w:val="multilevel"/>
     <w:tmpl w:val="C8C0EF4A"/>
@@ -3954,7 +3524,7 @@
       </w:pPr>
     </w:lvl>
   </w:abstractNum>
-  <w:abstractNum w:abstractNumId="7">
+  <w:abstractNum w:abstractNumId="8">
     <w:nsid w:val="58252710"/>
     <w:multiLevelType w:val="multilevel"/>
     <w:tmpl w:val="58252710"/>
@@ -4065,7 +3635,7 @@
       </w:pPr>
     </w:lvl>
   </w:abstractNum>
-  <w:abstractNum w:abstractNumId="8">
+  <w:abstractNum w:abstractNumId="9">
     <w:nsid w:val="582961BF"/>
     <w:multiLevelType w:val="singleLevel"/>
     <w:tmpl w:val="582961BF"/>
@@ -4077,7 +3647,7 @@
       <w:lvlJc w:val="left"/>
     </w:lvl>
   </w:abstractNum>
-  <w:abstractNum w:abstractNumId="9">
+  <w:abstractNum w:abstractNumId="10">
     <w:nsid w:val="5B4C3A65"/>
     <w:multiLevelType w:val="hybridMultilevel"/>
     <w:tmpl w:val="651449F2"/>
@@ -4166,7 +3736,7 @@
       </w:pPr>
     </w:lvl>
   </w:abstractNum>
-  <w:abstractNum w:abstractNumId="10">
+  <w:abstractNum w:abstractNumId="11">
     <w:nsid w:val="5F8E02BB"/>
     <w:multiLevelType w:val="hybridMultilevel"/>
     <w:tmpl w:val="81483980"/>
@@ -4279,7 +3849,7 @@
       </w:rPr>
     </w:lvl>
   </w:abstractNum>
-  <w:abstractNum w:abstractNumId="11">
+  <w:abstractNum w:abstractNumId="12">
     <w:nsid w:val="68902B46"/>
     <w:multiLevelType w:val="hybridMultilevel"/>
     <w:tmpl w:val="BD064068"/>
@@ -4392,7 +3962,7 @@
       </w:rPr>
     </w:lvl>
   </w:abstractNum>
-  <w:abstractNum w:abstractNumId="12">
+  <w:abstractNum w:abstractNumId="13">
     <w:nsid w:val="69D97299"/>
     <w:multiLevelType w:val="hybridMultilevel"/>
     <w:tmpl w:val="34B0A0A0"/>
@@ -4505,7 +4075,7 @@
       </w:rPr>
     </w:lvl>
   </w:abstractNum>
-  <w:abstractNum w:abstractNumId="13">
+  <w:abstractNum w:abstractNumId="14">
     <w:nsid w:val="6CFB28E0"/>
     <w:multiLevelType w:val="hybridMultilevel"/>
     <w:tmpl w:val="48241480"/>
@@ -4594,7 +4164,7 @@
       </w:pPr>
     </w:lvl>
   </w:abstractNum>
-  <w:abstractNum w:abstractNumId="14">
+  <w:abstractNum w:abstractNumId="15">
     <w:nsid w:val="6DCA3F53"/>
     <w:multiLevelType w:val="hybridMultilevel"/>
     <w:tmpl w:val="57BAF77A"/>
@@ -4683,7 +4253,7 @@
       </w:pPr>
     </w:lvl>
   </w:abstractNum>
-  <w:abstractNum w:abstractNumId="15">
+  <w:abstractNum w:abstractNumId="16">
     <w:nsid w:val="75FC2818"/>
     <w:multiLevelType w:val="hybridMultilevel"/>
     <w:tmpl w:val="7CC6143E"/>
@@ -4796,7 +4366,7 @@
       </w:rPr>
     </w:lvl>
   </w:abstractNum>
-  <w:abstractNum w:abstractNumId="16">
+  <w:abstractNum w:abstractNumId="17">
     <w:nsid w:val="7750117A"/>
     <w:multiLevelType w:val="hybridMultilevel"/>
     <w:tmpl w:val="89C26490"/>
@@ -4886,22 +4456,22 @@
     </w:lvl>
   </w:abstractNum>
   <w:num w:numId="1">
-    <w:abstractNumId w:val="4"/>
+    <w:abstractNumId w:val="5"/>
   </w:num>
   <w:num w:numId="2">
-    <w:abstractNumId w:val="6"/>
+    <w:abstractNumId w:val="7"/>
   </w:num>
   <w:num w:numId="3">
+    <w:abstractNumId w:val="9"/>
+  </w:num>
+  <w:num w:numId="4">
     <w:abstractNumId w:val="8"/>
   </w:num>
-  <w:num w:numId="4">
-    <w:abstractNumId w:val="7"/>
-  </w:num>
   <w:num w:numId="5">
-    <w:abstractNumId w:val="11"/>
+    <w:abstractNumId w:val="12"/>
   </w:num>
   <w:num w:numId="6">
-    <w:abstractNumId w:val="4"/>
+    <w:abstractNumId w:val="5"/>
     <w:lvlOverride w:ilvl="0">
       <w:startOverride w:val="1"/>
     </w:lvlOverride>
@@ -4931,76 +4501,79 @@
     </w:lvlOverride>
   </w:num>
   <w:num w:numId="7">
+    <w:abstractNumId w:val="5"/>
+  </w:num>
+  <w:num w:numId="8">
+    <w:abstractNumId w:val="3"/>
+  </w:num>
+  <w:num w:numId="9">
+    <w:abstractNumId w:val="13"/>
+  </w:num>
+  <w:num w:numId="10">
+    <w:abstractNumId w:val="16"/>
+  </w:num>
+  <w:num w:numId="11">
+    <w:abstractNumId w:val="11"/>
+  </w:num>
+  <w:num w:numId="12">
+    <w:abstractNumId w:val="5"/>
+  </w:num>
+  <w:num w:numId="13">
+    <w:abstractNumId w:val="5"/>
+  </w:num>
+  <w:num w:numId="14">
+    <w:abstractNumId w:val="5"/>
+  </w:num>
+  <w:num w:numId="15">
+    <w:abstractNumId w:val="5"/>
+  </w:num>
+  <w:num w:numId="16">
+    <w:abstractNumId w:val="5"/>
+  </w:num>
+  <w:num w:numId="17">
+    <w:abstractNumId w:val="5"/>
+  </w:num>
+  <w:num w:numId="18">
+    <w:abstractNumId w:val="5"/>
+  </w:num>
+  <w:num w:numId="19">
+    <w:abstractNumId w:val="5"/>
+  </w:num>
+  <w:num w:numId="20">
+    <w:abstractNumId w:val="5"/>
+  </w:num>
+  <w:num w:numId="21">
     <w:abstractNumId w:val="4"/>
   </w:num>
-  <w:num w:numId="8">
+  <w:num w:numId="22">
+    <w:abstractNumId w:val="1"/>
+  </w:num>
+  <w:num w:numId="23">
     <w:abstractNumId w:val="2"/>
   </w:num>
-  <w:num w:numId="9">
-    <w:abstractNumId w:val="12"/>
+  <w:num w:numId="24">
+    <w:abstractNumId w:val="6"/>
   </w:num>
-  <w:num w:numId="10">
+  <w:num w:numId="25">
+    <w:abstractNumId w:val="14"/>
+  </w:num>
+  <w:num w:numId="26">
+    <w:abstractNumId w:val="17"/>
+  </w:num>
+  <w:num w:numId="27">
+    <w:abstractNumId w:val="5"/>
+  </w:num>
+  <w:num w:numId="28">
+    <w:abstractNumId w:val="5"/>
+  </w:num>
+  <w:num w:numId="29">
     <w:abstractNumId w:val="15"/>
   </w:num>
-  <w:num w:numId="11">
+  <w:num w:numId="30">
     <w:abstractNumId w:val="10"/>
   </w:num>
-  <w:num w:numId="12">
-    <w:abstractNumId w:val="4"/>
-  </w:num>
-  <w:num w:numId="13">
-    <w:abstractNumId w:val="4"/>
-  </w:num>
-  <w:num w:numId="14">
-    <w:abstractNumId w:val="4"/>
-  </w:num>
-  <w:num w:numId="15">
-    <w:abstractNumId w:val="4"/>
-  </w:num>
-  <w:num w:numId="16">
-    <w:abstractNumId w:val="4"/>
-  </w:num>
-  <w:num w:numId="17">
-    <w:abstractNumId w:val="4"/>
-  </w:num>
-  <w:num w:numId="18">
-    <w:abstractNumId w:val="4"/>
-  </w:num>
-  <w:num w:numId="19">
-    <w:abstractNumId w:val="4"/>
-  </w:num>
-  <w:num w:numId="20">
-    <w:abstractNumId w:val="4"/>
-  </w:num>
-  <w:num w:numId="21">
-    <w:abstractNumId w:val="3"/>
-  </w:num>
-  <w:num w:numId="22">
+  <w:num w:numId="31">
     <w:abstractNumId w:val="0"/>
-  </w:num>
-  <w:num w:numId="23">
-    <w:abstractNumId w:val="1"/>
-  </w:num>
-  <w:num w:numId="24">
-    <w:abstractNumId w:val="5"/>
-  </w:num>
-  <w:num w:numId="25">
-    <w:abstractNumId w:val="13"/>
-  </w:num>
-  <w:num w:numId="26">
-    <w:abstractNumId w:val="16"/>
-  </w:num>
-  <w:num w:numId="27">
-    <w:abstractNumId w:val="4"/>
-  </w:num>
-  <w:num w:numId="28">
-    <w:abstractNumId w:val="4"/>
-  </w:num>
-  <w:num w:numId="29">
-    <w:abstractNumId w:val="14"/>
-  </w:num>
-  <w:num w:numId="30">
-    <w:abstractNumId w:val="9"/>
   </w:num>
 </w:numbering>
 </file>

--- a/internal_doc/03.开发设计/alter/Alter需求讨论.docx
+++ b/internal_doc/03.开发设计/alter/Alter需求讨论.docx
@@ -73,12 +73,14 @@
         </w:rPr>
         <w:t>功能简单，仅支持分区字段以及</w:t>
       </w:r>
+      <w:proofErr w:type="spellStart"/>
       <w:r>
         <w:rPr>
           <w:rFonts w:hint="eastAsia"/>
         </w:rPr>
         <w:t>ReplSize</w:t>
       </w:r>
+      <w:proofErr w:type="spellEnd"/>
       <w:r>
         <w:rPr>
           <w:rFonts w:hint="eastAsia"/>
@@ -335,6 +337,7 @@
             <w:tcW w:w="3021" w:type="dxa"/>
           </w:tcPr>
           <w:p>
+            <w:proofErr w:type="spellStart"/>
             <w:r>
               <w:t>S</w:t>
             </w:r>
@@ -344,6 +347,7 @@
               </w:rPr>
               <w:t>hardingkey</w:t>
             </w:r>
+            <w:proofErr w:type="spellEnd"/>
           </w:p>
         </w:tc>
         <w:tc>
@@ -377,12 +381,14 @@
             <w:tcW w:w="3021" w:type="dxa"/>
           </w:tcPr>
           <w:p>
+            <w:proofErr w:type="spellStart"/>
             <w:r>
               <w:rPr>
                 <w:rFonts w:hint="eastAsia"/>
               </w:rPr>
               <w:t>shardingType</w:t>
             </w:r>
+            <w:proofErr w:type="spellEnd"/>
           </w:p>
         </w:tc>
         <w:tc>
@@ -422,14 +428,6 @@
                 <w:shd w:val="pct15" w:color="auto" w:fill="FFFFFF"/>
               </w:rPr>
             </w:pPr>
-            <w:r>
-              <w:rPr>
-                <w:rFonts w:hint="eastAsia"/>
-                <w:color w:val="C00000"/>
-                <w:shd w:val="pct15" w:color="auto" w:fill="FFFFFF"/>
-              </w:rPr>
-              <w:t>EnsureShardingIndex</w:t>
-            </w:r>
           </w:p>
         </w:tc>
         <w:tc>
@@ -443,30 +441,6 @@
                 <w:shd w:val="pct15" w:color="auto" w:fill="FFFFFF"/>
               </w:rPr>
             </w:pPr>
-            <w:r>
-              <w:rPr>
-                <w:rFonts w:hint="eastAsia"/>
-                <w:color w:val="C00000"/>
-                <w:shd w:val="pct15" w:color="auto" w:fill="FFFFFF"/>
-              </w:rPr>
-              <w:t>是否自动使用</w:t>
-            </w:r>
-            <w:r>
-              <w:rPr>
-                <w:rFonts w:hint="eastAsia"/>
-                <w:color w:val="C00000"/>
-                <w:shd w:val="pct15" w:color="auto" w:fill="FFFFFF"/>
-              </w:rPr>
-              <w:t>shardingkey</w:t>
-            </w:r>
-            <w:r>
-              <w:rPr>
-                <w:rFonts w:hint="eastAsia"/>
-                <w:color w:val="C00000"/>
-                <w:shd w:val="pct15" w:color="auto" w:fill="FFFFFF"/>
-              </w:rPr>
-              <w:t>字段创建索引</w:t>
-            </w:r>
           </w:p>
         </w:tc>
       </w:tr>
@@ -529,12 +503,14 @@
             <w:tcW w:w="3021" w:type="dxa"/>
           </w:tcPr>
           <w:p>
+            <w:proofErr w:type="spellStart"/>
             <w:r>
               <w:rPr>
                 <w:rFonts w:hint="eastAsia"/>
               </w:rPr>
               <w:t>isMainCL</w:t>
             </w:r>
+            <w:proofErr w:type="spellEnd"/>
           </w:p>
         </w:tc>
         <w:tc>
@@ -568,12 +544,14 @@
             <w:tcW w:w="3021" w:type="dxa"/>
           </w:tcPr>
           <w:p>
+            <w:proofErr w:type="spellStart"/>
             <w:r>
               <w:rPr>
                 <w:rFonts w:hint="eastAsia"/>
               </w:rPr>
               <w:t>AutoSplit</w:t>
             </w:r>
+            <w:proofErr w:type="spellEnd"/>
           </w:p>
         </w:tc>
         <w:tc>
@@ -652,12 +630,14 @@
             <w:tcW w:w="3021" w:type="dxa"/>
           </w:tcPr>
           <w:p>
+            <w:proofErr w:type="spellStart"/>
             <w:r>
               <w:rPr>
                 <w:rFonts w:hint="eastAsia"/>
               </w:rPr>
               <w:t>CompressedType</w:t>
             </w:r>
+            <w:proofErr w:type="spellEnd"/>
           </w:p>
         </w:tc>
         <w:tc>
@@ -759,12 +739,14 @@
             <w:tcW w:w="3021" w:type="dxa"/>
           </w:tcPr>
           <w:p>
+            <w:proofErr w:type="spellStart"/>
             <w:r>
               <w:rPr>
                 <w:rFonts w:hint="eastAsia"/>
               </w:rPr>
               <w:t>AutoIndexID</w:t>
             </w:r>
+            <w:proofErr w:type="spellEnd"/>
           </w:p>
         </w:tc>
         <w:tc>
@@ -804,6 +786,7 @@
                 <w:shd w:val="pct15" w:color="auto" w:fill="FFFFFF"/>
               </w:rPr>
             </w:pPr>
+            <w:proofErr w:type="spellStart"/>
             <w:r>
               <w:rPr>
                 <w:rFonts w:hint="eastAsia"/>
@@ -812,6 +795,7 @@
               </w:rPr>
               <w:t>EnsureShardingIndex</w:t>
             </w:r>
+            <w:proofErr w:type="spellEnd"/>
           </w:p>
         </w:tc>
         <w:tc>
@@ -833,6 +817,7 @@
               </w:rPr>
               <w:t>是否自动使用</w:t>
             </w:r>
+            <w:proofErr w:type="spellStart"/>
             <w:r>
               <w:rPr>
                 <w:rFonts w:hint="eastAsia"/>
@@ -841,6 +826,7 @@
               </w:rPr>
               <w:t>shardingkey</w:t>
             </w:r>
+            <w:proofErr w:type="spellEnd"/>
             <w:r>
               <w:rPr>
                 <w:rFonts w:hint="eastAsia"/>
@@ -884,6 +870,7 @@
                 <w:color w:val="000000" w:themeColor="text1"/>
               </w:rPr>
             </w:pPr>
+            <w:proofErr w:type="spellStart"/>
             <w:r>
               <w:rPr>
                 <w:rFonts w:hint="eastAsia"/>
@@ -891,6 +878,7 @@
               </w:rPr>
               <w:t>StrictDataMode</w:t>
             </w:r>
+            <w:proofErr w:type="spellEnd"/>
           </w:p>
         </w:tc>
         <w:tc>
@@ -940,6 +928,7 @@
             <w:tcW w:w="3021" w:type="dxa"/>
           </w:tcPr>
           <w:p>
+            <w:proofErr w:type="spellStart"/>
             <w:r>
               <w:t>R</w:t>
             </w:r>
@@ -949,6 +938,7 @@
               </w:rPr>
               <w:t>eplsize</w:t>
             </w:r>
+            <w:proofErr w:type="spellEnd"/>
           </w:p>
         </w:tc>
         <w:tc>
@@ -1151,14 +1141,7 @@
               <w:rPr>
                 <w:rFonts w:hint="eastAsia"/>
               </w:rPr>
-              <w:t>，即不限</w:t>
-            </w:r>
-            <w:r>
-              <w:rPr>
-                <w:rFonts w:hint="eastAsia"/>
-              </w:rPr>
-              <w:lastRenderedPageBreak/>
-              <w:t>制</w:t>
+              <w:t>，即不限制</w:t>
             </w:r>
           </w:p>
         </w:tc>
@@ -1210,36 +1193,42 @@
         </w:rPr>
         <w:t>分区属性相关的字段有：</w:t>
       </w:r>
+      <w:proofErr w:type="spellStart"/>
       <w:r>
         <w:rPr>
           <w:rFonts w:hint="eastAsia"/>
         </w:rPr>
         <w:t>IsMainCL</w:t>
       </w:r>
+      <w:proofErr w:type="spellEnd"/>
       <w:r>
         <w:rPr>
           <w:rFonts w:hint="eastAsia"/>
         </w:rPr>
         <w:t>、</w:t>
       </w:r>
+      <w:proofErr w:type="spellStart"/>
       <w:r>
         <w:rPr>
           <w:rFonts w:hint="eastAsia"/>
         </w:rPr>
         <w:t>ShardingKey</w:t>
       </w:r>
+      <w:proofErr w:type="spellEnd"/>
       <w:r>
         <w:rPr>
           <w:rFonts w:hint="eastAsia"/>
         </w:rPr>
         <w:t>、</w:t>
       </w:r>
+      <w:proofErr w:type="spellStart"/>
       <w:r>
         <w:rPr>
           <w:rFonts w:hint="eastAsia"/>
         </w:rPr>
         <w:t>ShardingType</w:t>
       </w:r>
+      <w:proofErr w:type="spellEnd"/>
       <w:r>
         <w:rPr>
           <w:rFonts w:hint="eastAsia"/>
@@ -1261,12 +1250,14 @@
         </w:rPr>
         <w:t>、</w:t>
       </w:r>
+      <w:proofErr w:type="spellStart"/>
       <w:r>
         <w:rPr>
           <w:rFonts w:hint="eastAsia"/>
         </w:rPr>
         <w:t>autoSplit</w:t>
       </w:r>
+      <w:proofErr w:type="spellEnd"/>
       <w:r>
         <w:rPr>
           <w:rFonts w:hint="eastAsia"/>
@@ -1282,12 +1273,14 @@
           <w:numId w:val="22"/>
         </w:numPr>
       </w:pPr>
+      <w:proofErr w:type="spellStart"/>
       <w:r>
         <w:rPr>
           <w:rFonts w:hint="eastAsia"/>
         </w:rPr>
         <w:t>IsMainCL</w:t>
       </w:r>
+      <w:proofErr w:type="spellEnd"/>
     </w:p>
     <w:p>
       <w:pPr>
@@ -1519,12 +1512,14 @@
           <w:numId w:val="22"/>
         </w:numPr>
       </w:pPr>
+      <w:proofErr w:type="spellStart"/>
       <w:r>
         <w:rPr>
           <w:rFonts w:hint="eastAsia"/>
         </w:rPr>
         <w:t>ShardingKey</w:t>
       </w:r>
+      <w:proofErr w:type="spellEnd"/>
     </w:p>
     <w:p>
       <w:pPr>
@@ -1594,12 +1589,14 @@
           <w:numId w:val="22"/>
         </w:numPr>
       </w:pPr>
+      <w:proofErr w:type="spellStart"/>
       <w:r>
         <w:rPr>
           <w:rFonts w:hint="eastAsia"/>
         </w:rPr>
         <w:t>ShardingType</w:t>
       </w:r>
+      <w:proofErr w:type="spellEnd"/>
     </w:p>
     <w:p>
       <w:pPr>
@@ -1636,12 +1633,14 @@
         </w:rPr>
         <w:t>定</w:t>
       </w:r>
+      <w:proofErr w:type="spellStart"/>
       <w:r>
         <w:rPr>
           <w:rFonts w:hint="eastAsia"/>
         </w:rPr>
         <w:t>ShardingKey</w:t>
       </w:r>
+      <w:proofErr w:type="spellEnd"/>
     </w:p>
     <w:p>
       <w:pPr>
@@ -1717,49 +1716,51 @@
         <w:rPr>
           <w:rFonts w:hint="eastAsia"/>
         </w:rPr>
+        <w:t>功能：</w:t>
+      </w:r>
+      <w:r>
+        <w:rPr>
+          <w:rFonts w:hint="eastAsia"/>
+        </w:rPr>
+        <w:t>分区数</w:t>
+      </w:r>
+    </w:p>
+    <w:p>
+      <w:pPr>
+        <w:pStyle w:val="ListParagraph"/>
+        <w:ind w:left="360" w:firstLine="0"/>
+      </w:pPr>
+      <w:r>
+        <w:rPr>
+          <w:rFonts w:hint="eastAsia"/>
+        </w:rPr>
+        <w:t>现状：</w:t>
+      </w:r>
+      <w:r>
+        <w:rPr>
+          <w:rFonts w:hint="eastAsia"/>
+        </w:rPr>
+        <w:t>只能对普通集合修改，且必须同时指定</w:t>
+      </w:r>
+      <w:proofErr w:type="spellStart"/>
+      <w:r>
+        <w:rPr>
+          <w:rFonts w:hint="eastAsia"/>
+        </w:rPr>
+        <w:t>ShardingKey</w:t>
+      </w:r>
+      <w:proofErr w:type="spellEnd"/>
+    </w:p>
+    <w:p>
+      <w:pPr>
+        <w:pStyle w:val="ListParagraph"/>
+        <w:ind w:left="360" w:firstLine="0"/>
+      </w:pPr>
+      <w:r>
+        <w:rPr>
+          <w:rFonts w:hint="eastAsia"/>
+        </w:rPr>
         <w:lastRenderedPageBreak/>
-        <w:t>功能：</w:t>
-      </w:r>
-      <w:r>
-        <w:rPr>
-          <w:rFonts w:hint="eastAsia"/>
-        </w:rPr>
-        <w:t>分区数</w:t>
-      </w:r>
-    </w:p>
-    <w:p>
-      <w:pPr>
-        <w:pStyle w:val="ListParagraph"/>
-        <w:ind w:left="360" w:firstLine="0"/>
-      </w:pPr>
-      <w:r>
-        <w:rPr>
-          <w:rFonts w:hint="eastAsia"/>
-        </w:rPr>
-        <w:t>现状：</w:t>
-      </w:r>
-      <w:r>
-        <w:rPr>
-          <w:rFonts w:hint="eastAsia"/>
-        </w:rPr>
-        <w:t>只能对普通集合修改，且必须同时指定</w:t>
-      </w:r>
-      <w:r>
-        <w:rPr>
-          <w:rFonts w:hint="eastAsia"/>
-        </w:rPr>
-        <w:t>ShardingKey</w:t>
-      </w:r>
-    </w:p>
-    <w:p>
-      <w:pPr>
-        <w:pStyle w:val="ListParagraph"/>
-        <w:ind w:left="360" w:firstLine="0"/>
-      </w:pPr>
-      <w:r>
-        <w:rPr>
-          <w:rFonts w:hint="eastAsia"/>
-        </w:rPr>
         <w:t>修改说明</w:t>
       </w:r>
       <w:r>
@@ -1807,6 +1808,7 @@
           <w:numId w:val="22"/>
         </w:numPr>
       </w:pPr>
+      <w:proofErr w:type="spellStart"/>
       <w:r>
         <w:rPr>
           <w:rFonts w:hint="eastAsia"/>
@@ -1819,14 +1821,12 @@
         </w:rPr>
         <w:t>utoSplit</w:t>
       </w:r>
+      <w:proofErr w:type="spellEnd"/>
     </w:p>
     <w:p>
       <w:pPr>
         <w:pStyle w:val="ListParagraph"/>
         <w:ind w:left="360" w:firstLine="0"/>
-        <w:rPr>
-          <w:rFonts w:hint="eastAsia"/>
-        </w:rPr>
       </w:pPr>
       <w:r>
         <w:rPr>
@@ -1852,12 +1852,14 @@
         </w:rPr>
         <w:t>分别且</w:t>
       </w:r>
+      <w:proofErr w:type="spellStart"/>
       <w:r>
         <w:rPr>
           <w:rFonts w:hint="eastAsia"/>
         </w:rPr>
         <w:t>AutoSplit</w:t>
       </w:r>
+      <w:proofErr w:type="spellEnd"/>
       <w:r>
         <w:rPr>
           <w:rFonts w:hint="eastAsia"/>
@@ -1869,9 +1871,6 @@
       <w:pPr>
         <w:pStyle w:val="ListParagraph"/>
         <w:ind w:left="360" w:firstLine="0"/>
-        <w:rPr>
-          <w:rFonts w:hint="eastAsia"/>
-        </w:rPr>
       </w:pPr>
       <w:r>
         <w:rPr>
@@ -1887,9 +1886,6 @@
           <w:ilvl w:val="0"/>
           <w:numId w:val="24"/>
         </w:numPr>
-        <w:rPr>
-          <w:rFonts w:hint="eastAsia"/>
-        </w:rPr>
       </w:pPr>
       <w:r>
         <w:rPr>
@@ -1920,9 +1916,6 @@
       <w:pPr>
         <w:pStyle w:val="ListParagraph"/>
         <w:ind w:left="1069" w:firstLine="0"/>
-        <w:rPr>
-          <w:rFonts w:hint="eastAsia"/>
-        </w:rPr>
       </w:pPr>
       <w:r>
         <w:rPr>
@@ -1930,12 +1923,14 @@
         </w:rPr>
         <w:t>场景：普通集合变分区集合；分区集合开启</w:t>
       </w:r>
+      <w:proofErr w:type="spellStart"/>
       <w:r>
         <w:rPr>
           <w:rFonts w:hint="eastAsia"/>
         </w:rPr>
         <w:t>AutoSplit</w:t>
       </w:r>
+      <w:proofErr w:type="spellEnd"/>
       <w:r>
         <w:rPr>
           <w:rFonts w:hint="eastAsia"/>
@@ -1947,9 +1942,6 @@
       <w:pPr>
         <w:pStyle w:val="ListParagraph"/>
         <w:ind w:left="1069" w:firstLine="0"/>
-        <w:rPr>
-          <w:rFonts w:hint="eastAsia"/>
-        </w:rPr>
       </w:pPr>
       <w:r>
         <w:rPr>
@@ -1965,9 +1957,6 @@
           <w:ilvl w:val="0"/>
           <w:numId w:val="24"/>
         </w:numPr>
-        <w:rPr>
-          <w:rFonts w:hint="eastAsia"/>
-        </w:rPr>
       </w:pPr>
       <w:r>
         <w:rPr>
@@ -2052,12 +2041,14 @@
         </w:rPr>
         <w:t>、</w:t>
       </w:r>
+      <w:proofErr w:type="spellStart"/>
       <w:r>
         <w:rPr>
           <w:rFonts w:hint="eastAsia"/>
         </w:rPr>
         <w:t>CompressionType</w:t>
       </w:r>
+      <w:proofErr w:type="spellEnd"/>
       <w:r>
         <w:rPr>
           <w:rFonts w:hint="eastAsia"/>
@@ -2160,12 +2151,14 @@
           <w:numId w:val="29"/>
         </w:numPr>
       </w:pPr>
+      <w:proofErr w:type="spellStart"/>
       <w:r>
         <w:rPr>
           <w:rFonts w:hint="eastAsia"/>
         </w:rPr>
         <w:t>CompressionType</w:t>
       </w:r>
+      <w:proofErr w:type="spellEnd"/>
     </w:p>
     <w:p>
       <w:pPr>
@@ -2237,54 +2230,50 @@
       </w:r>
     </w:p>
     <w:p>
-      <w:pPr>
-        <w:rPr>
-          <w:rFonts w:hint="eastAsia"/>
-        </w:rPr>
-      </w:pPr>
       <w:r>
         <w:rPr>
           <w:rFonts w:hint="eastAsia"/>
         </w:rPr>
         <w:t>索引相关的字段有：</w:t>
       </w:r>
+      <w:proofErr w:type="spellStart"/>
       <w:r>
         <w:rPr>
           <w:rFonts w:hint="eastAsia"/>
         </w:rPr>
         <w:t>EnSureShardingIndex</w:t>
       </w:r>
+      <w:proofErr w:type="spellEnd"/>
       <w:r>
         <w:rPr>
           <w:rFonts w:hint="eastAsia"/>
         </w:rPr>
         <w:t>、</w:t>
       </w:r>
+      <w:proofErr w:type="spellStart"/>
       <w:r>
         <w:rPr>
           <w:rFonts w:hint="eastAsia"/>
         </w:rPr>
         <w:t>AutoIndexId</w:t>
       </w:r>
-    </w:p>
-    <w:p>
-      <w:pPr>
-        <w:rPr>
-          <w:rFonts w:hint="eastAsia"/>
-        </w:rPr>
-      </w:pPr>
+      <w:proofErr w:type="spellEnd"/>
+    </w:p>
+    <w:p>
       <w:r>
         <w:rPr>
           <w:rFonts w:hint="eastAsia"/>
         </w:rPr>
         <w:t>功能：指定是否创建</w:t>
       </w:r>
+      <w:proofErr w:type="spellStart"/>
       <w:r>
         <w:rPr>
           <w:rFonts w:hint="eastAsia"/>
         </w:rPr>
         <w:t>ShardingKey</w:t>
       </w:r>
+      <w:proofErr w:type="spellEnd"/>
       <w:r>
         <w:rPr>
           <w:rFonts w:hint="eastAsia"/>
@@ -2293,11 +2282,6 @@
       </w:r>
     </w:p>
     <w:p>
-      <w:pPr>
-        <w:rPr>
-          <w:rFonts w:hint="eastAsia"/>
-        </w:rPr>
-      </w:pPr>
       <w:r>
         <w:rPr>
           <w:rFonts w:hint="eastAsia"/>
@@ -2330,11 +2314,6 @@
       </w:r>
     </w:p>
     <w:p>
-      <w:pPr>
-        <w:rPr>
-          <w:rFonts w:hint="eastAsia"/>
-        </w:rPr>
-      </w:pPr>
       <w:r>
         <w:rPr>
           <w:rFonts w:hint="eastAsia"/>
@@ -2351,27 +2330,29 @@
           <w:numId w:val="2"/>
         </w:numPr>
       </w:pPr>
+      <w:proofErr w:type="spellStart"/>
+      <w:r>
+        <w:rPr>
+          <w:rFonts w:hint="eastAsia"/>
+        </w:rPr>
+        <w:t>StrictDataMode</w:t>
+      </w:r>
+      <w:proofErr w:type="spellEnd"/>
+    </w:p>
+    <w:p>
+      <w:r>
+        <w:rPr>
+          <w:rFonts w:hint="eastAsia"/>
+        </w:rPr>
+        <w:t>功能：指定集合是否为严格数据模式；</w:t>
+      </w:r>
+    </w:p>
+    <w:p>
       <w:r>
         <w:rPr>
           <w:rFonts w:hint="eastAsia"/>
         </w:rPr>
         <w:lastRenderedPageBreak/>
-        <w:t>StrictDataMode</w:t>
-      </w:r>
-    </w:p>
-    <w:p>
-      <w:r>
-        <w:rPr>
-          <w:rFonts w:hint="eastAsia"/>
-        </w:rPr>
-        <w:t>功能：指定集合是否为严格数据模式；</w:t>
-      </w:r>
-    </w:p>
-    <w:p>
-      <w:r>
-        <w:rPr>
-          <w:rFonts w:hint="eastAsia"/>
-        </w:rPr>
         <w:t>修改说明</w:t>
       </w:r>
       <w:r>
@@ -2520,12 +2501,14 @@
           <w:numId w:val="2"/>
         </w:numPr>
       </w:pPr>
+      <w:proofErr w:type="spellStart"/>
       <w:r>
         <w:rPr>
           <w:rFonts w:hint="eastAsia"/>
         </w:rPr>
         <w:t>ReplSize</w:t>
       </w:r>
+      <w:proofErr w:type="spellEnd"/>
     </w:p>
     <w:p>
       <w:r>

--- a/internal_doc/03.开发设计/alter/Alter需求讨论.docx
+++ b/internal_doc/03.开发设计/alter/Alter需求讨论.docx
@@ -782,16 +782,14 @@
           <w:p>
             <w:pPr>
               <w:rPr>
-                <w:color w:val="C00000"/>
-                <w:shd w:val="pct15" w:color="auto" w:fill="FFFFFF"/>
+                <w:color w:val="000000" w:themeColor="text1"/>
               </w:rPr>
             </w:pPr>
             <w:proofErr w:type="spellStart"/>
             <w:r>
               <w:rPr>
                 <w:rFonts w:hint="eastAsia"/>
-                <w:color w:val="C00000"/>
-                <w:shd w:val="pct15" w:color="auto" w:fill="FFFFFF"/>
+                <w:color w:val="000000" w:themeColor="text1"/>
               </w:rPr>
               <w:t>EnsureShardingIndex</w:t>
             </w:r>
@@ -805,15 +803,13 @@
           <w:p>
             <w:pPr>
               <w:rPr>
-                <w:color w:val="C00000"/>
-                <w:shd w:val="pct15" w:color="auto" w:fill="FFFFFF"/>
+                <w:color w:val="000000" w:themeColor="text1"/>
               </w:rPr>
             </w:pPr>
             <w:r>
               <w:rPr>
                 <w:rFonts w:hint="eastAsia"/>
-                <w:color w:val="C00000"/>
-                <w:shd w:val="pct15" w:color="auto" w:fill="FFFFFF"/>
+                <w:color w:val="000000" w:themeColor="text1"/>
               </w:rPr>
               <w:t>是否自动使用</w:t>
             </w:r>
@@ -821,8 +817,7 @@
             <w:r>
               <w:rPr>
                 <w:rFonts w:hint="eastAsia"/>
-                <w:color w:val="C00000"/>
-                <w:shd w:val="pct15" w:color="auto" w:fill="FFFFFF"/>
+                <w:color w:val="000000" w:themeColor="text1"/>
               </w:rPr>
               <w:t>shardingkey</w:t>
             </w:r>
@@ -830,8 +825,7 @@
             <w:r>
               <w:rPr>
                 <w:rFonts w:hint="eastAsia"/>
-                <w:color w:val="C00000"/>
-                <w:shd w:val="pct15" w:color="auto" w:fill="FFFFFF"/>
+                <w:color w:val="000000" w:themeColor="text1"/>
               </w:rPr>
               <w:t>字段创建索引</w:t>
             </w:r>

--- a/internal_doc/03.开发设计/alter/Alter需求讨论.docx
+++ b/internal_doc/03.开发设计/alter/Alter需求讨论.docx
@@ -1494,7 +1494,13 @@
         <w:rPr>
           <w:rFonts w:hint="eastAsia"/>
         </w:rPr>
-        <w:t>总结：不支持该字段修改</w:t>
+        <w:t>结论</w:t>
+      </w:r>
+      <w:r>
+        <w:rPr>
+          <w:rFonts w:hint="eastAsia"/>
+        </w:rPr>
+        <w:t>：不支持该字段修改</w:t>
       </w:r>
     </w:p>
     <w:p/>
@@ -1543,6 +1549,9 @@
       <w:pPr>
         <w:pStyle w:val="ListParagraph"/>
         <w:ind w:left="360" w:firstLine="0"/>
+        <w:rPr>
+          <w:rFonts w:hint="eastAsia"/>
+        </w:rPr>
       </w:pPr>
       <w:r>
         <w:rPr>
@@ -1566,15 +1575,16 @@
     <w:p>
       <w:pPr>
         <w:pStyle w:val="ListParagraph"/>
-        <w:ind w:left="1069" w:firstLine="0"/>
-      </w:pPr>
-    </w:p>
-    <w:p>
-      <w:pPr>
-        <w:pStyle w:val="ListParagraph"/>
         <w:ind w:left="360" w:firstLine="0"/>
       </w:pPr>
-    </w:p>
+      <w:r>
+        <w:rPr>
+          <w:rFonts w:hint="eastAsia"/>
+        </w:rPr>
+        <w:t>结论：支持修改</w:t>
+      </w:r>
+    </w:p>
+    <w:p/>
     <w:p>
       <w:pPr>
         <w:pStyle w:val="ListParagraph"/>
@@ -1786,6 +1796,9 @@
       <w:pPr>
         <w:pStyle w:val="ListParagraph"/>
         <w:ind w:left="360" w:firstLine="0"/>
+        <w:rPr>
+          <w:rFonts w:hint="eastAsia"/>
+        </w:rPr>
       </w:pPr>
       <w:r>
         <w:rPr>
@@ -1793,6 +1806,12 @@
         </w:rPr>
         <w:t>结论：允许修改</w:t>
       </w:r>
+    </w:p>
+    <w:p>
+      <w:pPr>
+        <w:pStyle w:val="ListParagraph"/>
+        <w:ind w:left="360" w:firstLine="0"/>
+      </w:pPr>
     </w:p>
     <w:p>
       <w:pPr>
@@ -1986,7 +2005,31 @@
         <w:rPr>
           <w:rFonts w:hint="eastAsia"/>
         </w:rPr>
-        <w:t>也就是说需要将所有数据重定向到一复制组中，而该集合又是水平分区的，所以没有与之相应的应用场景</w:t>
+        <w:t>TRUE</w:t>
+      </w:r>
+      <w:r>
+        <w:rPr>
+          <w:rFonts w:hint="eastAsia"/>
+        </w:rPr>
+        <w:t>时表示平均切分到该集合空间所在的域中，</w:t>
+      </w:r>
+      <w:r>
+        <w:rPr>
+          <w:rFonts w:hint="eastAsia"/>
+        </w:rPr>
+        <w:t>FALSE</w:t>
+      </w:r>
+      <w:r>
+        <w:rPr>
+          <w:rFonts w:hint="eastAsia"/>
+        </w:rPr>
+        <w:t>时怎么定义该水平分区的方式</w:t>
+      </w:r>
+      <w:r>
+        <w:rPr>
+          <w:rFonts w:hint="eastAsia"/>
+        </w:rPr>
+        <w:t>，结果不明确；</w:t>
       </w:r>
     </w:p>
     <w:p>
@@ -2329,6 +2372,7 @@
         <w:rPr>
           <w:rFonts w:hint="eastAsia"/>
         </w:rPr>
+        <w:lastRenderedPageBreak/>
         <w:t>StrictDataMode</w:t>
       </w:r>
       <w:proofErr w:type="spellEnd"/>
@@ -2346,7 +2390,6 @@
         <w:rPr>
           <w:rFonts w:hint="eastAsia"/>
         </w:rPr>
-        <w:lastRenderedPageBreak/>
         <w:t>修改说明</w:t>
       </w:r>
       <w:r>

--- a/internal_doc/03.开发设计/alter/Alter需求讨论.docx
+++ b/internal_doc/03.开发设计/alter/Alter需求讨论.docx
@@ -1143,6 +1143,34 @@
     </w:tbl>
     <w:p>
       <w:pPr>
+        <w:rPr>
+          <w:rFonts w:hint="eastAsia"/>
+        </w:rPr>
+      </w:pPr>
+    </w:p>
+    <w:p>
+      <w:pPr>
+        <w:rPr>
+          <w:rFonts w:hint="eastAsia"/>
+        </w:rPr>
+      </w:pPr>
+    </w:p>
+    <w:p>
+      <w:pPr>
+        <w:rPr>
+          <w:rFonts w:hint="eastAsia"/>
+        </w:rPr>
+      </w:pPr>
+    </w:p>
+    <w:p>
+      <w:pPr>
+        <w:rPr>
+          <w:rFonts w:hint="eastAsia"/>
+        </w:rPr>
+      </w:pPr>
+    </w:p>
+    <w:p>
+      <w:pPr>
         <w:pStyle w:val="Heading1"/>
         <w:numPr>
           <w:ilvl w:val="0"/>
@@ -1153,7 +1181,6 @@
         <w:rPr>
           <w:rFonts w:hint="eastAsia"/>
         </w:rPr>
-        <w:lastRenderedPageBreak/>
         <w:t>修改讨论</w:t>
       </w:r>
     </w:p>
@@ -1549,9 +1576,6 @@
       <w:pPr>
         <w:pStyle w:val="ListParagraph"/>
         <w:ind w:left="360" w:firstLine="0"/>
-        <w:rPr>
-          <w:rFonts w:hint="eastAsia"/>
-        </w:rPr>
       </w:pPr>
       <w:r>
         <w:rPr>
@@ -1675,6 +1699,7 @@
         <w:rPr>
           <w:rFonts w:hint="eastAsia"/>
         </w:rPr>
+        <w:lastRenderedPageBreak/>
         <w:t xml:space="preserve">       </w:t>
       </w:r>
       <w:r>
@@ -1764,7 +1789,6 @@
         <w:rPr>
           <w:rFonts w:hint="eastAsia"/>
         </w:rPr>
-        <w:lastRenderedPageBreak/>
         <w:t>修改说明</w:t>
       </w:r>
       <w:r>
@@ -1796,9 +1820,6 @@
       <w:pPr>
         <w:pStyle w:val="ListParagraph"/>
         <w:ind w:left="360" w:firstLine="0"/>
-        <w:rPr>
-          <w:rFonts w:hint="eastAsia"/>
-        </w:rPr>
       </w:pPr>
       <w:r>
         <w:rPr>
@@ -2060,6 +2081,11 @@
       </w:r>
     </w:p>
     <w:p>
+      <w:pPr>
+        <w:rPr>
+          <w:rFonts w:hint="eastAsia"/>
+        </w:rPr>
+      </w:pPr>
       <w:r>
         <w:rPr>
           <w:rFonts w:hint="eastAsia"/>
@@ -2094,161 +2120,11 @@
       </w:r>
     </w:p>
     <w:p>
-      <w:pPr>
-        <w:pStyle w:val="ListParagraph"/>
-        <w:numPr>
-          <w:ilvl w:val="0"/>
-          <w:numId w:val="29"/>
-        </w:numPr>
-      </w:pPr>
-      <w:r>
-        <w:rPr>
-          <w:rFonts w:hint="eastAsia"/>
-        </w:rPr>
-        <w:t>Compressed</w:t>
-      </w:r>
-    </w:p>
-    <w:p>
-      <w:pPr>
-        <w:pStyle w:val="ListParagraph"/>
-        <w:ind w:left="360" w:firstLine="0"/>
-      </w:pPr>
-      <w:r>
-        <w:rPr>
-          <w:rFonts w:hint="eastAsia"/>
-        </w:rPr>
-        <w:t>功能：启动或者关闭压缩</w:t>
-      </w:r>
-    </w:p>
-    <w:p>
-      <w:pPr>
-        <w:pStyle w:val="ListParagraph"/>
-        <w:ind w:left="360" w:firstLine="0"/>
-      </w:pPr>
-      <w:r>
-        <w:rPr>
-          <w:rFonts w:hint="eastAsia"/>
-        </w:rPr>
-        <w:t>现状：不支持修改</w:t>
-      </w:r>
-    </w:p>
-    <w:p>
-      <w:pPr>
-        <w:pStyle w:val="ListParagraph"/>
-        <w:ind w:left="360" w:firstLine="0"/>
-      </w:pPr>
-      <w:r>
-        <w:rPr>
-          <w:rFonts w:hint="eastAsia"/>
-        </w:rPr>
-        <w:t>修改说明</w:t>
-      </w:r>
-      <w:r>
-        <w:rPr>
-          <w:rFonts w:hint="eastAsia"/>
-        </w:rPr>
-        <w:t>：</w:t>
-      </w:r>
-      <w:r>
-        <w:rPr>
-          <w:rFonts w:hint="eastAsia"/>
-        </w:rPr>
-        <w:t>当集合存在数据的时，需要考虑数据的重定向问题</w:t>
-      </w:r>
-    </w:p>
-    <w:p>
-      <w:pPr>
-        <w:pStyle w:val="ListParagraph"/>
-        <w:ind w:left="360" w:firstLine="0"/>
-      </w:pPr>
-      <w:r>
-        <w:rPr>
-          <w:rFonts w:hint="eastAsia"/>
-        </w:rPr>
-        <w:t>结论：允许修改</w:t>
-      </w:r>
-    </w:p>
-    <w:p>
-      <w:pPr>
-        <w:pStyle w:val="ListParagraph"/>
-        <w:ind w:left="360" w:firstLine="0"/>
-      </w:pPr>
-    </w:p>
-    <w:p>
-      <w:pPr>
-        <w:pStyle w:val="ListParagraph"/>
-        <w:ind w:left="360" w:firstLine="0"/>
-      </w:pPr>
-    </w:p>
-    <w:p>
-      <w:pPr>
-        <w:pStyle w:val="ListParagraph"/>
-        <w:numPr>
-          <w:ilvl w:val="0"/>
-          <w:numId w:val="29"/>
-        </w:numPr>
-      </w:pPr>
-      <w:proofErr w:type="spellStart"/>
-      <w:r>
-        <w:rPr>
-          <w:rFonts w:hint="eastAsia"/>
-        </w:rPr>
-        <w:t>CompressionType</w:t>
-      </w:r>
-      <w:proofErr w:type="spellEnd"/>
-    </w:p>
-    <w:p>
-      <w:pPr>
-        <w:pStyle w:val="ListParagraph"/>
-        <w:ind w:left="360" w:firstLine="0"/>
-      </w:pPr>
-      <w:r>
-        <w:rPr>
-          <w:rFonts w:hint="eastAsia"/>
-        </w:rPr>
-        <w:t>功能：选择压缩方式</w:t>
-      </w:r>
-    </w:p>
-    <w:p>
-      <w:pPr>
-        <w:pStyle w:val="ListParagraph"/>
-        <w:ind w:left="360" w:firstLine="0"/>
-      </w:pPr>
-      <w:r>
-        <w:rPr>
-          <w:rFonts w:hint="eastAsia"/>
-        </w:rPr>
-        <w:t>现状：不允许修改</w:t>
-      </w:r>
-    </w:p>
-    <w:p>
-      <w:pPr>
-        <w:pStyle w:val="ListParagraph"/>
-        <w:ind w:left="360" w:firstLine="0"/>
-      </w:pPr>
-      <w:r>
-        <w:rPr>
-          <w:rFonts w:hint="eastAsia"/>
-        </w:rPr>
-        <w:t>修改说明</w:t>
-      </w:r>
-      <w:r>
-        <w:rPr>
-          <w:rFonts w:hint="eastAsia"/>
-        </w:rPr>
-        <w:t>：当集合存在数据的时，需要考虑数据的重定向问题</w:t>
-      </w:r>
-    </w:p>
-    <w:p>
-      <w:pPr>
-        <w:pStyle w:val="ListParagraph"/>
-        <w:ind w:left="360" w:firstLine="0"/>
-      </w:pPr>
-      <w:r>
-        <w:rPr>
-          <w:rFonts w:hint="eastAsia"/>
-        </w:rPr>
-        <w:t>结论：允许修改</w:t>
+      <w:r>
+        <w:rPr>
+          <w:rFonts w:hint="eastAsia"/>
+        </w:rPr>
+        <w:t>不支持修改；</w:t>
       </w:r>
     </w:p>
     <w:p>
@@ -2372,7 +2248,6 @@
         <w:rPr>
           <w:rFonts w:hint="eastAsia"/>
         </w:rPr>
-        <w:lastRenderedPageBreak/>
         <w:t>StrictDataMode</w:t>
       </w:r>
       <w:proofErr w:type="spellEnd"/>
@@ -2455,6 +2330,7 @@
         <w:rPr>
           <w:rFonts w:hint="eastAsia"/>
         </w:rPr>
+        <w:lastRenderedPageBreak/>
         <w:t>Group</w:t>
       </w:r>
     </w:p>
@@ -2734,6 +2610,11 @@
       </w:r>
     </w:p>
     <w:p>
+      <w:pPr>
+        <w:rPr>
+          <w:rFonts w:hint="eastAsia"/>
+        </w:rPr>
+      </w:pPr>
       <w:r>
         <w:rPr>
           <w:rFonts w:hint="eastAsia"/>
@@ -2741,6 +2622,539 @@
         <w:t>结论：允许修改</w:t>
       </w:r>
     </w:p>
+    <w:p>
+      <w:pPr>
+        <w:rPr>
+          <w:rFonts w:hint="eastAsia"/>
+        </w:rPr>
+      </w:pPr>
+    </w:p>
+    <w:p>
+      <w:pPr>
+        <w:pStyle w:val="Heading1"/>
+        <w:numPr>
+          <w:ilvl w:val="0"/>
+          <w:numId w:val="2"/>
+        </w:numPr>
+        <w:rPr>
+          <w:rFonts w:hint="eastAsia"/>
+        </w:rPr>
+      </w:pPr>
+      <w:r>
+        <w:rPr>
+          <w:rFonts w:hint="eastAsia"/>
+        </w:rPr>
+        <w:t>总结</w:t>
+      </w:r>
+    </w:p>
+    <w:tbl>
+      <w:tblPr>
+        <w:tblStyle w:val="TableGrid"/>
+        <w:tblW w:w="0" w:type="auto"/>
+        <w:tblInd w:w="108" w:type="dxa"/>
+        <w:tblLook w:val="04A0"/>
+      </w:tblPr>
+      <w:tblGrid>
+        <w:gridCol w:w="3021"/>
+        <w:gridCol w:w="3376"/>
+      </w:tblGrid>
+      <w:tr>
+        <w:tc>
+          <w:tcPr>
+            <w:tcW w:w="3021" w:type="dxa"/>
+            <w:shd w:val="clear" w:color="auto" w:fill="BFBFBF" w:themeFill="background1" w:themeFillShade="BF"/>
+          </w:tcPr>
+          <w:p>
+            <w:pPr>
+              <w:jc w:val="center"/>
+            </w:pPr>
+            <w:r>
+              <w:rPr>
+                <w:rFonts w:hint="eastAsia"/>
+              </w:rPr>
+              <w:t>字段</w:t>
+            </w:r>
+          </w:p>
+        </w:tc>
+        <w:tc>
+          <w:tcPr>
+            <w:tcW w:w="3376" w:type="dxa"/>
+            <w:shd w:val="clear" w:color="auto" w:fill="BFBFBF" w:themeFill="background1" w:themeFillShade="BF"/>
+          </w:tcPr>
+          <w:p>
+            <w:pPr>
+              <w:jc w:val="center"/>
+            </w:pPr>
+            <w:r>
+              <w:rPr>
+                <w:rFonts w:hint="eastAsia"/>
+              </w:rPr>
+              <w:t>结论</w:t>
+            </w:r>
+          </w:p>
+        </w:tc>
+      </w:tr>
+      <w:tr>
+        <w:tc>
+          <w:tcPr>
+            <w:tcW w:w="3021" w:type="dxa"/>
+          </w:tcPr>
+          <w:p>
+            <w:r>
+              <w:rPr>
+                <w:rFonts w:hint="eastAsia"/>
+              </w:rPr>
+              <w:t>Name</w:t>
+            </w:r>
+          </w:p>
+        </w:tc>
+        <w:tc>
+          <w:tcPr>
+            <w:tcW w:w="3376" w:type="dxa"/>
+          </w:tcPr>
+          <w:p>
+            <w:r>
+              <w:rPr>
+                <w:rFonts w:hint="eastAsia"/>
+              </w:rPr>
+              <w:t>不允许</w:t>
+            </w:r>
+          </w:p>
+        </w:tc>
+      </w:tr>
+      <w:tr>
+        <w:tc>
+          <w:tcPr>
+            <w:tcW w:w="3021" w:type="dxa"/>
+          </w:tcPr>
+          <w:p>
+            <w:proofErr w:type="spellStart"/>
+            <w:r>
+              <w:t>S</w:t>
+            </w:r>
+            <w:r>
+              <w:rPr>
+                <w:rFonts w:hint="eastAsia"/>
+              </w:rPr>
+              <w:t>hardingkey</w:t>
+            </w:r>
+            <w:proofErr w:type="spellEnd"/>
+          </w:p>
+        </w:tc>
+        <w:tc>
+          <w:tcPr>
+            <w:tcW w:w="3376" w:type="dxa"/>
+          </w:tcPr>
+          <w:p/>
+        </w:tc>
+      </w:tr>
+      <w:tr>
+        <w:tc>
+          <w:tcPr>
+            <w:tcW w:w="3021" w:type="dxa"/>
+          </w:tcPr>
+          <w:p>
+            <w:proofErr w:type="spellStart"/>
+            <w:r>
+              <w:rPr>
+                <w:rFonts w:hint="eastAsia"/>
+              </w:rPr>
+              <w:t>shardingType</w:t>
+            </w:r>
+            <w:proofErr w:type="spellEnd"/>
+          </w:p>
+        </w:tc>
+        <w:tc>
+          <w:tcPr>
+            <w:tcW w:w="3376" w:type="dxa"/>
+          </w:tcPr>
+          <w:p/>
+        </w:tc>
+      </w:tr>
+      <w:tr>
+        <w:tc>
+          <w:tcPr>
+            <w:tcW w:w="3021" w:type="dxa"/>
+          </w:tcPr>
+          <w:p>
+            <w:r>
+              <w:t>P</w:t>
+            </w:r>
+            <w:r>
+              <w:rPr>
+                <w:rFonts w:hint="eastAsia"/>
+              </w:rPr>
+              <w:t>artition</w:t>
+            </w:r>
+          </w:p>
+        </w:tc>
+        <w:tc>
+          <w:tcPr>
+            <w:tcW w:w="3376" w:type="dxa"/>
+          </w:tcPr>
+          <w:p/>
+        </w:tc>
+      </w:tr>
+      <w:tr>
+        <w:tc>
+          <w:tcPr>
+            <w:tcW w:w="3021" w:type="dxa"/>
+          </w:tcPr>
+          <w:p>
+            <w:proofErr w:type="spellStart"/>
+            <w:r>
+              <w:rPr>
+                <w:rFonts w:hint="eastAsia"/>
+              </w:rPr>
+              <w:t>isMainCL</w:t>
+            </w:r>
+            <w:proofErr w:type="spellEnd"/>
+          </w:p>
+        </w:tc>
+        <w:tc>
+          <w:tcPr>
+            <w:tcW w:w="3376" w:type="dxa"/>
+          </w:tcPr>
+          <w:p>
+            <w:r>
+              <w:rPr>
+                <w:rFonts w:hint="eastAsia"/>
+              </w:rPr>
+              <w:t>不允许</w:t>
+            </w:r>
+          </w:p>
+        </w:tc>
+      </w:tr>
+      <w:tr>
+        <w:tc>
+          <w:tcPr>
+            <w:tcW w:w="3021" w:type="dxa"/>
+          </w:tcPr>
+          <w:p>
+            <w:proofErr w:type="spellStart"/>
+            <w:r>
+              <w:rPr>
+                <w:rFonts w:hint="eastAsia"/>
+              </w:rPr>
+              <w:t>AutoSplit</w:t>
+            </w:r>
+            <w:proofErr w:type="spellEnd"/>
+          </w:p>
+        </w:tc>
+        <w:tc>
+          <w:tcPr>
+            <w:tcW w:w="3376" w:type="dxa"/>
+          </w:tcPr>
+          <w:p>
+            <w:r>
+              <w:rPr>
+                <w:rFonts w:hint="eastAsia"/>
+              </w:rPr>
+              <w:t>不允许</w:t>
+            </w:r>
+          </w:p>
+        </w:tc>
+      </w:tr>
+      <w:tr>
+        <w:tc>
+          <w:tcPr>
+            <w:tcW w:w="3021" w:type="dxa"/>
+          </w:tcPr>
+          <w:p>
+            <w:r>
+              <w:rPr>
+                <w:rFonts w:hint="eastAsia"/>
+              </w:rPr>
+              <w:t>Compressed</w:t>
+            </w:r>
+          </w:p>
+        </w:tc>
+        <w:tc>
+          <w:tcPr>
+            <w:tcW w:w="3376" w:type="dxa"/>
+          </w:tcPr>
+          <w:p>
+            <w:r>
+              <w:rPr>
+                <w:rFonts w:hint="eastAsia"/>
+              </w:rPr>
+              <w:t>不允许</w:t>
+            </w:r>
+          </w:p>
+        </w:tc>
+      </w:tr>
+      <w:tr>
+        <w:tc>
+          <w:tcPr>
+            <w:tcW w:w="3021" w:type="dxa"/>
+          </w:tcPr>
+          <w:p>
+            <w:proofErr w:type="spellStart"/>
+            <w:r>
+              <w:rPr>
+                <w:rFonts w:hint="eastAsia"/>
+              </w:rPr>
+              <w:t>CompressedType</w:t>
+            </w:r>
+            <w:proofErr w:type="spellEnd"/>
+          </w:p>
+        </w:tc>
+        <w:tc>
+          <w:tcPr>
+            <w:tcW w:w="3376" w:type="dxa"/>
+          </w:tcPr>
+          <w:p>
+            <w:r>
+              <w:rPr>
+                <w:rFonts w:hint="eastAsia"/>
+              </w:rPr>
+              <w:t>不允许</w:t>
+            </w:r>
+          </w:p>
+        </w:tc>
+      </w:tr>
+      <w:tr>
+        <w:tc>
+          <w:tcPr>
+            <w:tcW w:w="3021" w:type="dxa"/>
+          </w:tcPr>
+          <w:p>
+            <w:r>
+              <w:rPr>
+                <w:rFonts w:hint="eastAsia"/>
+              </w:rPr>
+              <w:t>Group</w:t>
+            </w:r>
+          </w:p>
+        </w:tc>
+        <w:tc>
+          <w:tcPr>
+            <w:tcW w:w="3376" w:type="dxa"/>
+          </w:tcPr>
+          <w:p/>
+        </w:tc>
+      </w:tr>
+      <w:tr>
+        <w:tc>
+          <w:tcPr>
+            <w:tcW w:w="3021" w:type="dxa"/>
+          </w:tcPr>
+          <w:p>
+            <w:proofErr w:type="spellStart"/>
+            <w:r>
+              <w:rPr>
+                <w:rFonts w:hint="eastAsia"/>
+              </w:rPr>
+              <w:t>AutoIndexID</w:t>
+            </w:r>
+            <w:proofErr w:type="spellEnd"/>
+          </w:p>
+        </w:tc>
+        <w:tc>
+          <w:tcPr>
+            <w:tcW w:w="3376" w:type="dxa"/>
+          </w:tcPr>
+          <w:p/>
+        </w:tc>
+      </w:tr>
+      <w:tr>
+        <w:tc>
+          <w:tcPr>
+            <w:tcW w:w="3021" w:type="dxa"/>
+          </w:tcPr>
+          <w:p>
+            <w:pPr>
+              <w:rPr>
+                <w:color w:val="000000" w:themeColor="text1"/>
+              </w:rPr>
+            </w:pPr>
+            <w:proofErr w:type="spellStart"/>
+            <w:r>
+              <w:rPr>
+                <w:rFonts w:hint="eastAsia"/>
+                <w:color w:val="000000" w:themeColor="text1"/>
+              </w:rPr>
+              <w:lastRenderedPageBreak/>
+              <w:t>EnsureShardingIndex</w:t>
+            </w:r>
+            <w:proofErr w:type="spellEnd"/>
+          </w:p>
+        </w:tc>
+        <w:tc>
+          <w:tcPr>
+            <w:tcW w:w="3376" w:type="dxa"/>
+          </w:tcPr>
+          <w:p>
+            <w:pPr>
+              <w:rPr>
+                <w:color w:val="000000" w:themeColor="text1"/>
+              </w:rPr>
+            </w:pPr>
+          </w:p>
+        </w:tc>
+      </w:tr>
+      <w:tr>
+        <w:tc>
+          <w:tcPr>
+            <w:tcW w:w="3021" w:type="dxa"/>
+          </w:tcPr>
+          <w:p>
+            <w:pPr>
+              <w:rPr>
+                <w:color w:val="000000" w:themeColor="text1"/>
+              </w:rPr>
+            </w:pPr>
+            <w:proofErr w:type="spellStart"/>
+            <w:r>
+              <w:rPr>
+                <w:rFonts w:hint="eastAsia"/>
+                <w:color w:val="000000" w:themeColor="text1"/>
+              </w:rPr>
+              <w:t>StrictDataMode</w:t>
+            </w:r>
+            <w:proofErr w:type="spellEnd"/>
+          </w:p>
+        </w:tc>
+        <w:tc>
+          <w:tcPr>
+            <w:tcW w:w="3376" w:type="dxa"/>
+          </w:tcPr>
+          <w:p>
+            <w:pPr>
+              <w:rPr>
+                <w:color w:val="000000" w:themeColor="text1"/>
+              </w:rPr>
+            </w:pPr>
+          </w:p>
+        </w:tc>
+      </w:tr>
+      <w:tr>
+        <w:tc>
+          <w:tcPr>
+            <w:tcW w:w="3021" w:type="dxa"/>
+          </w:tcPr>
+          <w:p>
+            <w:proofErr w:type="spellStart"/>
+            <w:r>
+              <w:t>R</w:t>
+            </w:r>
+            <w:r>
+              <w:rPr>
+                <w:rFonts w:hint="eastAsia"/>
+              </w:rPr>
+              <w:t>eplsize</w:t>
+            </w:r>
+            <w:proofErr w:type="spellEnd"/>
+          </w:p>
+        </w:tc>
+        <w:tc>
+          <w:tcPr>
+            <w:tcW w:w="3376" w:type="dxa"/>
+          </w:tcPr>
+          <w:p/>
+        </w:tc>
+      </w:tr>
+      <w:tr>
+        <w:tc>
+          <w:tcPr>
+            <w:tcW w:w="3021" w:type="dxa"/>
+          </w:tcPr>
+          <w:p>
+            <w:pPr>
+              <w:rPr>
+                <w:color w:val="000000" w:themeColor="text1"/>
+              </w:rPr>
+            </w:pPr>
+            <w:r>
+              <w:rPr>
+                <w:rFonts w:hint="eastAsia"/>
+                <w:color w:val="000000" w:themeColor="text1"/>
+              </w:rPr>
+              <w:t>Capped</w:t>
+            </w:r>
+          </w:p>
+        </w:tc>
+        <w:tc>
+          <w:tcPr>
+            <w:tcW w:w="3376" w:type="dxa"/>
+          </w:tcPr>
+          <w:p>
+            <w:pPr>
+              <w:rPr>
+                <w:color w:val="000000" w:themeColor="text1"/>
+              </w:rPr>
+            </w:pPr>
+          </w:p>
+        </w:tc>
+      </w:tr>
+      <w:tr>
+        <w:tc>
+          <w:tcPr>
+            <w:tcW w:w="3021" w:type="dxa"/>
+          </w:tcPr>
+          <w:p>
+            <w:pPr>
+              <w:rPr>
+                <w:color w:val="000000" w:themeColor="text1"/>
+              </w:rPr>
+            </w:pPr>
+            <w:r>
+              <w:rPr>
+                <w:rFonts w:hint="eastAsia"/>
+                <w:color w:val="000000" w:themeColor="text1"/>
+              </w:rPr>
+              <w:t>Size</w:t>
+            </w:r>
+          </w:p>
+        </w:tc>
+        <w:tc>
+          <w:tcPr>
+            <w:tcW w:w="3376" w:type="dxa"/>
+          </w:tcPr>
+          <w:p>
+            <w:pPr>
+              <w:rPr>
+                <w:color w:val="000000" w:themeColor="text1"/>
+              </w:rPr>
+            </w:pPr>
+          </w:p>
+        </w:tc>
+      </w:tr>
+      <w:tr>
+        <w:tc>
+          <w:tcPr>
+            <w:tcW w:w="3021" w:type="dxa"/>
+          </w:tcPr>
+          <w:p>
+            <w:pPr>
+              <w:rPr>
+                <w:color w:val="000000" w:themeColor="text1"/>
+              </w:rPr>
+            </w:pPr>
+            <w:r>
+              <w:rPr>
+                <w:rFonts w:hint="eastAsia"/>
+                <w:color w:val="000000" w:themeColor="text1"/>
+              </w:rPr>
+              <w:t>Max</w:t>
+            </w:r>
+          </w:p>
+        </w:tc>
+        <w:tc>
+          <w:tcPr>
+            <w:tcW w:w="3376" w:type="dxa"/>
+          </w:tcPr>
+          <w:p>
+            <w:pPr>
+              <w:rPr>
+                <w:color w:val="000000" w:themeColor="text1"/>
+              </w:rPr>
+            </w:pPr>
+          </w:p>
+        </w:tc>
+      </w:tr>
+    </w:tbl>
+    <w:p/>
     <w:sectPr>
       <w:pgSz w:w="11906" w:h="16838"/>
       <w:pgMar w:top="1440" w:right="1800" w:bottom="1440" w:left="1800" w:header="0" w:footer="0" w:gutter="0"/>
@@ -4594,6 +5008,9 @@
   </w:num>
   <w:num w:numId="31">
     <w:abstractNumId w:val="0"/>
+  </w:num>
+  <w:num w:numId="32">
+    <w:abstractNumId w:val="5"/>
   </w:num>
 </w:numbering>
 </file>

--- a/internal_doc/03.开发设计/alter/Alter需求讨论.docx
+++ b/internal_doc/03.开发设计/alter/Alter需求讨论.docx
@@ -1141,34 +1141,10 @@
         </w:tc>
       </w:tr>
     </w:tbl>
-    <w:p>
-      <w:pPr>
-        <w:rPr>
-          <w:rFonts w:hint="eastAsia"/>
-        </w:rPr>
-      </w:pPr>
-    </w:p>
-    <w:p>
-      <w:pPr>
-        <w:rPr>
-          <w:rFonts w:hint="eastAsia"/>
-        </w:rPr>
-      </w:pPr>
-    </w:p>
-    <w:p>
-      <w:pPr>
-        <w:rPr>
-          <w:rFonts w:hint="eastAsia"/>
-        </w:rPr>
-      </w:pPr>
-    </w:p>
-    <w:p>
-      <w:pPr>
-        <w:rPr>
-          <w:rFonts w:hint="eastAsia"/>
-        </w:rPr>
-      </w:pPr>
-    </w:p>
+    <w:p/>
+    <w:p/>
+    <w:p/>
+    <w:p/>
     <w:p>
       <w:pPr>
         <w:pStyle w:val="Heading1"/>
@@ -1576,6 +1552,9 @@
       <w:pPr>
         <w:pStyle w:val="ListParagraph"/>
         <w:ind w:left="360" w:firstLine="0"/>
+        <w:rPr>
+          <w:rFonts w:hint="eastAsia"/>
+        </w:rPr>
       </w:pPr>
       <w:r>
         <w:rPr>
@@ -1589,11 +1568,50 @@
         </w:rPr>
         <w:t>：</w:t>
       </w:r>
-      <w:r>
-        <w:rPr>
-          <w:rFonts w:hint="eastAsia"/>
-        </w:rPr>
-        <w:t>对分区集合修改时，当集合存在数据的时，需要考虑数据的重定向问题</w:t>
+    </w:p>
+    <w:p>
+      <w:pPr>
+        <w:pStyle w:val="ListParagraph"/>
+        <w:numPr>
+          <w:ilvl w:val="0"/>
+          <w:numId w:val="24"/>
+        </w:numPr>
+        <w:rPr>
+          <w:rFonts w:hint="eastAsia"/>
+        </w:rPr>
+      </w:pPr>
+      <w:r>
+        <w:rPr>
+          <w:rFonts w:hint="eastAsia"/>
+        </w:rPr>
+        <w:t>对普通集合修改时，直接修改集合属性信息</w:t>
+      </w:r>
+    </w:p>
+    <w:p>
+      <w:pPr>
+        <w:pStyle w:val="ListParagraph"/>
+        <w:numPr>
+          <w:ilvl w:val="0"/>
+          <w:numId w:val="24"/>
+        </w:numPr>
+      </w:pPr>
+      <w:r>
+        <w:rPr>
+          <w:rFonts w:hint="eastAsia"/>
+        </w:rPr>
+        <w:t>对分区集合修改时，</w:t>
+      </w:r>
+      <w:r>
+        <w:rPr>
+          <w:rFonts w:hint="eastAsia"/>
+        </w:rPr>
+        <w:t>如果集合无数据，直接修改表集合信息，否则，需要考虑对集合原数据</w:t>
+      </w:r>
+      <w:r>
+        <w:rPr>
+          <w:rFonts w:hint="eastAsia"/>
+        </w:rPr>
+        <w:t>的重定向问题</w:t>
       </w:r>
     </w:p>
     <w:p>
@@ -1635,6 +1653,7 @@
         <w:rPr>
           <w:rFonts w:hint="eastAsia"/>
         </w:rPr>
+        <w:lastRenderedPageBreak/>
         <w:t>功能：标志该集合是分区类型</w:t>
       </w:r>
     </w:p>
@@ -1674,6 +1693,9 @@
       <w:pPr>
         <w:pStyle w:val="ListParagraph"/>
         <w:ind w:left="360" w:firstLine="0"/>
+        <w:rPr>
+          <w:rFonts w:hint="eastAsia"/>
+        </w:rPr>
       </w:pPr>
       <w:r>
         <w:rPr>
@@ -1687,19 +1709,45 @@
         </w:rPr>
         <w:t>：</w:t>
       </w:r>
-      <w:r>
-        <w:rPr>
-          <w:rFonts w:hint="eastAsia"/>
-        </w:rPr>
-        <w:t>对分区集合修改时，当集合存在数据的时，需要考虑数据的重定向问题</w:t>
-      </w:r>
-    </w:p>
-    <w:p>
-      <w:r>
-        <w:rPr>
-          <w:rFonts w:hint="eastAsia"/>
-        </w:rPr>
-        <w:lastRenderedPageBreak/>
+    </w:p>
+    <w:p>
+      <w:pPr>
+        <w:pStyle w:val="ListParagraph"/>
+        <w:numPr>
+          <w:ilvl w:val="0"/>
+          <w:numId w:val="24"/>
+        </w:numPr>
+        <w:rPr>
+          <w:rFonts w:hint="eastAsia"/>
+        </w:rPr>
+      </w:pPr>
+      <w:r>
+        <w:rPr>
+          <w:rFonts w:hint="eastAsia"/>
+        </w:rPr>
+        <w:t>对普通集合修改时，直接修改集合属性信息</w:t>
+      </w:r>
+    </w:p>
+    <w:p>
+      <w:pPr>
+        <w:pStyle w:val="ListParagraph"/>
+        <w:numPr>
+          <w:ilvl w:val="0"/>
+          <w:numId w:val="24"/>
+        </w:numPr>
+      </w:pPr>
+      <w:r>
+        <w:rPr>
+          <w:rFonts w:hint="eastAsia"/>
+        </w:rPr>
+        <w:t>对分区集合修改时，如果集合无数据，直接修改表集合信息，否则，需要考虑对集合原数据的重定向问题</w:t>
+      </w:r>
+    </w:p>
+    <w:p>
+      <w:r>
+        <w:rPr>
+          <w:rFonts w:hint="eastAsia"/>
+        </w:rPr>
         <w:t xml:space="preserve">       </w:t>
       </w:r>
       <w:r>
@@ -1784,6 +1832,9 @@
       <w:pPr>
         <w:pStyle w:val="ListParagraph"/>
         <w:ind w:left="360" w:firstLine="0"/>
+        <w:rPr>
+          <w:rFonts w:hint="eastAsia"/>
+        </w:rPr>
       </w:pPr>
       <w:r>
         <w:rPr>
@@ -1797,24 +1848,45 @@
         </w:rPr>
         <w:t>：</w:t>
       </w:r>
-      <w:r>
-        <w:rPr>
-          <w:rFonts w:hint="eastAsia"/>
-        </w:rPr>
-        <w:t>对分区集合修改时，</w:t>
-      </w:r>
-      <w:r>
-        <w:rPr>
-          <w:rFonts w:hint="eastAsia"/>
-        </w:rPr>
-        <w:t>当集合存在数据的时</w:t>
-      </w:r>
-      <w:r>
-        <w:rPr>
-          <w:rFonts w:hint="eastAsia"/>
-        </w:rPr>
-        <w:t>，需要考虑数据的重定向问题</w:t>
-      </w:r>
+    </w:p>
+    <w:p>
+      <w:pPr>
+        <w:pStyle w:val="ListParagraph"/>
+        <w:numPr>
+          <w:ilvl w:val="0"/>
+          <w:numId w:val="24"/>
+        </w:numPr>
+        <w:rPr>
+          <w:rFonts w:hint="eastAsia"/>
+        </w:rPr>
+      </w:pPr>
+      <w:r>
+        <w:rPr>
+          <w:rFonts w:hint="eastAsia"/>
+        </w:rPr>
+        <w:t>对普通集合修改时，直接修改集合属性信息</w:t>
+      </w:r>
+    </w:p>
+    <w:p>
+      <w:pPr>
+        <w:pStyle w:val="ListParagraph"/>
+        <w:numPr>
+          <w:ilvl w:val="0"/>
+          <w:numId w:val="24"/>
+        </w:numPr>
+      </w:pPr>
+      <w:r>
+        <w:rPr>
+          <w:rFonts w:hint="eastAsia"/>
+        </w:rPr>
+        <w:t>对分区集合修改时，如果集合无数据，直接修改表集合信息，否则，需要考虑对集合原数据的重定向问题</w:t>
+      </w:r>
+    </w:p>
+    <w:p>
+      <w:pPr>
+        <w:pStyle w:val="ListParagraph"/>
+        <w:ind w:left="360" w:firstLine="0"/>
+      </w:pPr>
     </w:p>
     <w:p>
       <w:pPr>
@@ -2081,11 +2153,6 @@
       </w:r>
     </w:p>
     <w:p>
-      <w:pPr>
-        <w:rPr>
-          <w:rFonts w:hint="eastAsia"/>
-        </w:rPr>
-      </w:pPr>
       <w:r>
         <w:rPr>
           <w:rFonts w:hint="eastAsia"/>
@@ -2143,6 +2210,11 @@
       </w:r>
     </w:p>
     <w:p>
+      <w:pPr>
+        <w:rPr>
+          <w:rFonts w:hint="eastAsia"/>
+        </w:rPr>
+      </w:pPr>
       <w:r>
         <w:rPr>
           <w:rFonts w:hint="eastAsia"/>
@@ -2248,6 +2320,7 @@
         <w:rPr>
           <w:rFonts w:hint="eastAsia"/>
         </w:rPr>
+        <w:lastRenderedPageBreak/>
         <w:t>StrictDataMode</w:t>
       </w:r>
       <w:proofErr w:type="spellEnd"/>
@@ -2261,6 +2334,11 @@
       </w:r>
     </w:p>
     <w:p>
+      <w:pPr>
+        <w:rPr>
+          <w:rFonts w:hint="eastAsia"/>
+        </w:rPr>
+      </w:pPr>
       <w:r>
         <w:rPr>
           <w:rFonts w:hint="eastAsia"/>
@@ -2271,7 +2349,15 @@
         <w:rPr>
           <w:rFonts w:hint="eastAsia"/>
         </w:rPr>
-        <w:t>：当由</w:t>
+        <w:t>：</w:t>
+      </w:r>
+    </w:p>
+    <w:p>
+      <w:r>
+        <w:rPr>
+          <w:rFonts w:hint="eastAsia"/>
+        </w:rPr>
+        <w:t>当由</w:t>
       </w:r>
       <w:r>
         <w:rPr>
@@ -2330,7 +2416,6 @@
         <w:rPr>
           <w:rFonts w:hint="eastAsia"/>
         </w:rPr>
-        <w:lastRenderedPageBreak/>
         <w:t>Group</w:t>
       </w:r>
     </w:p>
@@ -2610,11 +2695,6 @@
       </w:r>
     </w:p>
     <w:p>
-      <w:pPr>
-        <w:rPr>
-          <w:rFonts w:hint="eastAsia"/>
-        </w:rPr>
-      </w:pPr>
       <w:r>
         <w:rPr>
           <w:rFonts w:hint="eastAsia"/>
@@ -2622,13 +2702,7 @@
         <w:t>结论：允许修改</w:t>
       </w:r>
     </w:p>
-    <w:p>
-      <w:pPr>
-        <w:rPr>
-          <w:rFonts w:hint="eastAsia"/>
-        </w:rPr>
-      </w:pPr>
-    </w:p>
+    <w:p/>
     <w:p>
       <w:pPr>
         <w:pStyle w:val="Heading1"/>
@@ -2730,6 +2804,7 @@
           <w:p>
             <w:proofErr w:type="spellStart"/>
             <w:r>
+              <w:lastRenderedPageBreak/>
               <w:t>S</w:t>
             </w:r>
             <w:r>
@@ -2974,7 +3049,6 @@
                 <w:rFonts w:hint="eastAsia"/>
                 <w:color w:val="000000" w:themeColor="text1"/>
               </w:rPr>
-              <w:lastRenderedPageBreak/>
               <w:t>EnsureShardingIndex</w:t>
             </w:r>
             <w:proofErr w:type="spellEnd"/>
@@ -3733,6 +3807,95 @@
     </w:lvl>
   </w:abstractNum>
   <w:abstractNum w:abstractNumId="6">
+    <w:nsid w:val="494D5907"/>
+    <w:multiLevelType w:val="hybridMultilevel"/>
+    <w:tmpl w:val="89A03E70"/>
+    <w:lvl w:ilvl="0" w:tplc="7B168B60">
+      <w:start w:val="1"/>
+      <w:numFmt w:val="decimal"/>
+      <w:lvlText w:val="%1）"/>
+      <w:lvlJc w:val="left"/>
+      <w:pPr>
+        <w:ind w:left="360" w:hanging="360"/>
+      </w:pPr>
+      <w:rPr>
+        <w:rFonts w:hint="default"/>
+      </w:rPr>
+    </w:lvl>
+    <w:lvl w:ilvl="1" w:tplc="04090019" w:tentative="1">
+      <w:start w:val="1"/>
+      <w:numFmt w:val="lowerLetter"/>
+      <w:lvlText w:val="%2)"/>
+      <w:lvlJc w:val="left"/>
+      <w:pPr>
+        <w:ind w:left="840" w:hanging="420"/>
+      </w:pPr>
+    </w:lvl>
+    <w:lvl w:ilvl="2" w:tplc="0409001B" w:tentative="1">
+      <w:start w:val="1"/>
+      <w:numFmt w:val="lowerRoman"/>
+      <w:lvlText w:val="%3."/>
+      <w:lvlJc w:val="right"/>
+      <w:pPr>
+        <w:ind w:left="1260" w:hanging="420"/>
+      </w:pPr>
+    </w:lvl>
+    <w:lvl w:ilvl="3" w:tplc="0409000F" w:tentative="1">
+      <w:start w:val="1"/>
+      <w:numFmt w:val="decimal"/>
+      <w:lvlText w:val="%4."/>
+      <w:lvlJc w:val="left"/>
+      <w:pPr>
+        <w:ind w:left="1680" w:hanging="420"/>
+      </w:pPr>
+    </w:lvl>
+    <w:lvl w:ilvl="4" w:tplc="04090019" w:tentative="1">
+      <w:start w:val="1"/>
+      <w:numFmt w:val="lowerLetter"/>
+      <w:lvlText w:val="%5)"/>
+      <w:lvlJc w:val="left"/>
+      <w:pPr>
+        <w:ind w:left="2100" w:hanging="420"/>
+      </w:pPr>
+    </w:lvl>
+    <w:lvl w:ilvl="5" w:tplc="0409001B" w:tentative="1">
+      <w:start w:val="1"/>
+      <w:numFmt w:val="lowerRoman"/>
+      <w:lvlText w:val="%6."/>
+      <w:lvlJc w:val="right"/>
+      <w:pPr>
+        <w:ind w:left="2520" w:hanging="420"/>
+      </w:pPr>
+    </w:lvl>
+    <w:lvl w:ilvl="6" w:tplc="0409000F" w:tentative="1">
+      <w:start w:val="1"/>
+      <w:numFmt w:val="decimal"/>
+      <w:lvlText w:val="%7."/>
+      <w:lvlJc w:val="left"/>
+      <w:pPr>
+        <w:ind w:left="2940" w:hanging="420"/>
+      </w:pPr>
+    </w:lvl>
+    <w:lvl w:ilvl="7" w:tplc="04090019" w:tentative="1">
+      <w:start w:val="1"/>
+      <w:numFmt w:val="lowerLetter"/>
+      <w:lvlText w:val="%8)"/>
+      <w:lvlJc w:val="left"/>
+      <w:pPr>
+        <w:ind w:left="3360" w:hanging="420"/>
+      </w:pPr>
+    </w:lvl>
+    <w:lvl w:ilvl="8" w:tplc="0409001B" w:tentative="1">
+      <w:start w:val="1"/>
+      <w:numFmt w:val="lowerRoman"/>
+      <w:lvlText w:val="%9."/>
+      <w:lvlJc w:val="right"/>
+      <w:pPr>
+        <w:ind w:left="3780" w:hanging="420"/>
+      </w:pPr>
+    </w:lvl>
+  </w:abstractNum>
+  <w:abstractNum w:abstractNumId="7">
     <w:nsid w:val="555D0C79"/>
     <w:multiLevelType w:val="hybridMultilevel"/>
     <w:tmpl w:val="FC3041D6"/>
@@ -3845,7 +4008,7 @@
       </w:rPr>
     </w:lvl>
   </w:abstractNum>
-  <w:abstractNum w:abstractNumId="7">
+  <w:abstractNum w:abstractNumId="8">
     <w:nsid w:val="58252705"/>
     <w:multiLevelType w:val="multilevel"/>
     <w:tmpl w:val="C8C0EF4A"/>
@@ -3958,7 +4121,7 @@
       </w:pPr>
     </w:lvl>
   </w:abstractNum>
-  <w:abstractNum w:abstractNumId="8">
+  <w:abstractNum w:abstractNumId="9">
     <w:nsid w:val="58252710"/>
     <w:multiLevelType w:val="multilevel"/>
     <w:tmpl w:val="58252710"/>
@@ -4069,7 +4232,7 @@
       </w:pPr>
     </w:lvl>
   </w:abstractNum>
-  <w:abstractNum w:abstractNumId="9">
+  <w:abstractNum w:abstractNumId="10">
     <w:nsid w:val="582961BF"/>
     <w:multiLevelType w:val="singleLevel"/>
     <w:tmpl w:val="582961BF"/>
@@ -4081,7 +4244,7 @@
       <w:lvlJc w:val="left"/>
     </w:lvl>
   </w:abstractNum>
-  <w:abstractNum w:abstractNumId="10">
+  <w:abstractNum w:abstractNumId="11">
     <w:nsid w:val="5B4C3A65"/>
     <w:multiLevelType w:val="hybridMultilevel"/>
     <w:tmpl w:val="651449F2"/>
@@ -4170,7 +4333,7 @@
       </w:pPr>
     </w:lvl>
   </w:abstractNum>
-  <w:abstractNum w:abstractNumId="11">
+  <w:abstractNum w:abstractNumId="12">
     <w:nsid w:val="5F8E02BB"/>
     <w:multiLevelType w:val="hybridMultilevel"/>
     <w:tmpl w:val="81483980"/>
@@ -4283,7 +4446,7 @@
       </w:rPr>
     </w:lvl>
   </w:abstractNum>
-  <w:abstractNum w:abstractNumId="12">
+  <w:abstractNum w:abstractNumId="13">
     <w:nsid w:val="68902B46"/>
     <w:multiLevelType w:val="hybridMultilevel"/>
     <w:tmpl w:val="BD064068"/>
@@ -4396,7 +4559,7 @@
       </w:rPr>
     </w:lvl>
   </w:abstractNum>
-  <w:abstractNum w:abstractNumId="13">
+  <w:abstractNum w:abstractNumId="14">
     <w:nsid w:val="69D97299"/>
     <w:multiLevelType w:val="hybridMultilevel"/>
     <w:tmpl w:val="34B0A0A0"/>
@@ -4509,7 +4672,7 @@
       </w:rPr>
     </w:lvl>
   </w:abstractNum>
-  <w:abstractNum w:abstractNumId="14">
+  <w:abstractNum w:abstractNumId="15">
     <w:nsid w:val="6CFB28E0"/>
     <w:multiLevelType w:val="hybridMultilevel"/>
     <w:tmpl w:val="48241480"/>
@@ -4598,7 +4761,7 @@
       </w:pPr>
     </w:lvl>
   </w:abstractNum>
-  <w:abstractNum w:abstractNumId="15">
+  <w:abstractNum w:abstractNumId="16">
     <w:nsid w:val="6DCA3F53"/>
     <w:multiLevelType w:val="hybridMultilevel"/>
     <w:tmpl w:val="57BAF77A"/>
@@ -4687,7 +4850,7 @@
       </w:pPr>
     </w:lvl>
   </w:abstractNum>
-  <w:abstractNum w:abstractNumId="16">
+  <w:abstractNum w:abstractNumId="17">
     <w:nsid w:val="75FC2818"/>
     <w:multiLevelType w:val="hybridMultilevel"/>
     <w:tmpl w:val="7CC6143E"/>
@@ -4800,7 +4963,7 @@
       </w:rPr>
     </w:lvl>
   </w:abstractNum>
-  <w:abstractNum w:abstractNumId="17">
+  <w:abstractNum w:abstractNumId="18">
     <w:nsid w:val="7750117A"/>
     <w:multiLevelType w:val="hybridMultilevel"/>
     <w:tmpl w:val="89C26490"/>
@@ -4893,16 +5056,16 @@
     <w:abstractNumId w:val="5"/>
   </w:num>
   <w:num w:numId="2">
-    <w:abstractNumId w:val="7"/>
+    <w:abstractNumId w:val="8"/>
   </w:num>
   <w:num w:numId="3">
+    <w:abstractNumId w:val="10"/>
+  </w:num>
+  <w:num w:numId="4">
     <w:abstractNumId w:val="9"/>
   </w:num>
-  <w:num w:numId="4">
-    <w:abstractNumId w:val="8"/>
-  </w:num>
   <w:num w:numId="5">
-    <w:abstractNumId w:val="12"/>
+    <w:abstractNumId w:val="13"/>
   </w:num>
   <w:num w:numId="6">
     <w:abstractNumId w:val="5"/>
@@ -4941,13 +5104,13 @@
     <w:abstractNumId w:val="3"/>
   </w:num>
   <w:num w:numId="9">
-    <w:abstractNumId w:val="13"/>
+    <w:abstractNumId w:val="14"/>
   </w:num>
   <w:num w:numId="10">
-    <w:abstractNumId w:val="16"/>
+    <w:abstractNumId w:val="17"/>
   </w:num>
   <w:num w:numId="11">
-    <w:abstractNumId w:val="11"/>
+    <w:abstractNumId w:val="12"/>
   </w:num>
   <w:num w:numId="12">
     <w:abstractNumId w:val="5"/>
@@ -4986,13 +5149,13 @@
     <w:abstractNumId w:val="2"/>
   </w:num>
   <w:num w:numId="24">
-    <w:abstractNumId w:val="6"/>
+    <w:abstractNumId w:val="7"/>
   </w:num>
   <w:num w:numId="25">
-    <w:abstractNumId w:val="14"/>
+    <w:abstractNumId w:val="15"/>
   </w:num>
   <w:num w:numId="26">
-    <w:abstractNumId w:val="17"/>
+    <w:abstractNumId w:val="18"/>
   </w:num>
   <w:num w:numId="27">
     <w:abstractNumId w:val="5"/>
@@ -5001,16 +5164,19 @@
     <w:abstractNumId w:val="5"/>
   </w:num>
   <w:num w:numId="29">
-    <w:abstractNumId w:val="15"/>
+    <w:abstractNumId w:val="16"/>
   </w:num>
   <w:num w:numId="30">
-    <w:abstractNumId w:val="10"/>
+    <w:abstractNumId w:val="11"/>
   </w:num>
   <w:num w:numId="31">
     <w:abstractNumId w:val="0"/>
   </w:num>
   <w:num w:numId="32">
     <w:abstractNumId w:val="5"/>
+  </w:num>
+  <w:num w:numId="33">
+    <w:abstractNumId w:val="6"/>
   </w:num>
 </w:numbering>
 </file>

--- a/internal_doc/03.开发设计/alter/Alter需求讨论.docx
+++ b/internal_doc/03.开发设计/alter/Alter需求讨论.docx
@@ -1307,6 +1307,9 @@
       <w:pPr>
         <w:pStyle w:val="ListParagraph"/>
         <w:ind w:left="360" w:firstLine="0"/>
+        <w:rPr>
+          <w:rFonts w:hint="eastAsia"/>
+        </w:rPr>
       </w:pPr>
       <w:r>
         <w:rPr>
@@ -1328,48 +1331,141 @@
           <w:ilvl w:val="0"/>
           <w:numId w:val="24"/>
         </w:numPr>
-      </w:pPr>
-      <w:r>
-        <w:rPr>
-          <w:rFonts w:hint="eastAsia"/>
-        </w:rPr>
-        <w:t>主表</w:t>
-      </w:r>
-      <w:r>
-        <w:rPr>
-          <w:rFonts w:hint="eastAsia"/>
-        </w:rPr>
-        <w:t>是否允许变为普通表</w:t>
+        <w:rPr>
+          <w:rFonts w:hint="eastAsia"/>
+        </w:rPr>
+      </w:pPr>
+      <w:r>
+        <w:rPr>
+          <w:rFonts w:hint="eastAsia"/>
+        </w:rPr>
+        <w:t>由</w:t>
+      </w:r>
+      <w:r>
+        <w:rPr>
+          <w:rFonts w:hint="eastAsia"/>
+        </w:rPr>
+        <w:t>FALSE</w:t>
+      </w:r>
+      <w:r>
+        <w:rPr>
+          <w:rFonts w:hint="eastAsia"/>
+        </w:rPr>
+        <w:t>转</w:t>
+      </w:r>
+      <w:r>
+        <w:rPr>
+          <w:rFonts w:hint="eastAsia"/>
+        </w:rPr>
+        <w:t>TRUE</w:t>
       </w:r>
     </w:p>
     <w:p>
       <w:pPr>
         <w:pStyle w:val="ListParagraph"/>
         <w:ind w:left="1069" w:firstLine="0"/>
-      </w:pPr>
-      <w:r>
-        <w:rPr>
-          <w:rFonts w:hint="eastAsia"/>
-        </w:rPr>
-        <w:t>场景：主表什么场景下需要变子表？即对于一个分区的集合，什么情况下会需要变为更低级的一个普通集合？</w:t>
+        <w:rPr>
+          <w:rFonts w:hint="eastAsia"/>
+        </w:rPr>
+      </w:pPr>
+      <w:r>
+        <w:rPr>
+          <w:rFonts w:hint="eastAsia"/>
+        </w:rPr>
+        <w:t>对应的场景有：</w:t>
+      </w:r>
+    </w:p>
+    <w:p>
+      <w:pPr>
+        <w:pStyle w:val="ListParagraph"/>
+        <w:numPr>
+          <w:ilvl w:val="1"/>
+          <w:numId w:val="24"/>
+        </w:numPr>
+        <w:rPr>
+          <w:rFonts w:hint="eastAsia"/>
+        </w:rPr>
+      </w:pPr>
+      <w:r>
+        <w:rPr>
+          <w:rFonts w:hint="eastAsia"/>
+        </w:rPr>
+        <w:t>普通表变成主表</w:t>
+      </w:r>
+    </w:p>
+    <w:p>
+      <w:pPr>
+        <w:pStyle w:val="ListParagraph"/>
+        <w:ind w:left="1549" w:firstLine="0"/>
+        <w:rPr>
+          <w:rFonts w:hint="eastAsia"/>
+        </w:rPr>
+      </w:pPr>
+      <w:r>
+        <w:rPr>
+          <w:rFonts w:hint="eastAsia"/>
+        </w:rPr>
+        <w:t>该修改不是独立的，依赖于后续的操作，即修改之后，需要创建其子表以及处理一序列</w:t>
+      </w:r>
+      <w:r>
+        <w:rPr>
+          <w:rFonts w:hint="eastAsia"/>
+        </w:rPr>
+        <w:t>attach</w:t>
+      </w:r>
+      <w:r>
+        <w:rPr>
+          <w:rFonts w:hint="eastAsia"/>
+        </w:rPr>
+        <w:t>操作，可以直接创建新的表去代替，所以不支持</w:t>
+      </w:r>
+    </w:p>
+    <w:p>
+      <w:pPr>
+        <w:pStyle w:val="ListParagraph"/>
+        <w:numPr>
+          <w:ilvl w:val="1"/>
+          <w:numId w:val="24"/>
+        </w:numPr>
+        <w:rPr>
+          <w:rFonts w:hint="eastAsia"/>
+        </w:rPr>
+      </w:pPr>
+      <w:r>
+        <w:rPr>
+          <w:rFonts w:hint="eastAsia"/>
+        </w:rPr>
+        <w:t>水平分区</w:t>
+      </w:r>
+      <w:r>
+        <w:rPr>
+          <w:rFonts w:hint="eastAsia"/>
+        </w:rPr>
+        <w:t>表变主表</w:t>
+      </w:r>
+    </w:p>
+    <w:p>
+      <w:pPr>
+        <w:pStyle w:val="ListParagraph"/>
+        <w:ind w:left="1549" w:firstLine="0"/>
+        <w:rPr>
+          <w:rFonts w:hint="eastAsia"/>
+        </w:rPr>
+      </w:pPr>
+      <w:r>
+        <w:rPr>
+          <w:rFonts w:hint="eastAsia"/>
+        </w:rPr>
+        <w:t>不允许水平分区后垂直分区</w:t>
       </w:r>
     </w:p>
     <w:p>
       <w:pPr>
         <w:pStyle w:val="ListParagraph"/>
         <w:ind w:left="1069" w:firstLine="0"/>
-      </w:pPr>
-      <w:r>
-        <w:rPr>
-          <w:rFonts w:hint="eastAsia"/>
-        </w:rPr>
-        <w:t>结论：不支持</w:t>
-      </w:r>
-    </w:p>
-    <w:p>
-      <w:pPr>
-        <w:pStyle w:val="ListParagraph"/>
-        <w:ind w:left="720" w:firstLine="0"/>
+        <w:rPr>
+          <w:rFonts w:hint="eastAsia"/>
+        </w:rPr>
       </w:pPr>
     </w:p>
     <w:p>
@@ -1379,67 +1475,184 @@
           <w:ilvl w:val="0"/>
           <w:numId w:val="24"/>
         </w:numPr>
-      </w:pPr>
-      <w:r>
-        <w:rPr>
-          <w:rFonts w:hint="eastAsia"/>
-        </w:rPr>
-        <w:t>普通表是否允许变成主表</w:t>
+        <w:rPr>
+          <w:rFonts w:hint="eastAsia"/>
+        </w:rPr>
+      </w:pPr>
+      <w:r>
+        <w:rPr>
+          <w:rFonts w:hint="eastAsia"/>
+        </w:rPr>
+        <w:t>由</w:t>
+      </w:r>
+      <w:r>
+        <w:rPr>
+          <w:rFonts w:hint="eastAsia"/>
+        </w:rPr>
+        <w:t>TRUE</w:t>
+      </w:r>
+      <w:r>
+        <w:rPr>
+          <w:rFonts w:hint="eastAsia"/>
+        </w:rPr>
+        <w:t>转</w:t>
+      </w:r>
+      <w:r>
+        <w:rPr>
+          <w:rFonts w:hint="eastAsia"/>
+        </w:rPr>
+        <w:t>FALSE</w:t>
       </w:r>
     </w:p>
     <w:p>
       <w:pPr>
         <w:pStyle w:val="ListParagraph"/>
         <w:ind w:left="1069" w:firstLine="0"/>
-      </w:pPr>
-      <w:r>
-        <w:rPr>
-          <w:rFonts w:hint="eastAsia"/>
-        </w:rPr>
-        <w:t>场景：对一个已存在的集合垂直分区</w:t>
-      </w:r>
-    </w:p>
-    <w:p>
-      <w:pPr>
-        <w:pStyle w:val="ListParagraph"/>
-        <w:ind w:left="1069" w:firstLine="0"/>
-      </w:pPr>
-      <w:r>
-        <w:rPr>
-          <w:rFonts w:hint="eastAsia"/>
-        </w:rPr>
-        <w:t>实现：该修改不是独立的，依赖于后续的操作，即修改之后，需要创建其子表以及处理一序列</w:t>
-      </w:r>
-      <w:r>
-        <w:rPr>
-          <w:rFonts w:hint="eastAsia"/>
-        </w:rPr>
-        <w:t>attach</w:t>
-      </w:r>
-      <w:r>
-        <w:rPr>
-          <w:rFonts w:hint="eastAsia"/>
-        </w:rPr>
-        <w:t>操作；</w:t>
-      </w:r>
-    </w:p>
-    <w:p>
-      <w:pPr>
-        <w:pStyle w:val="ListParagraph"/>
-        <w:ind w:left="1069" w:firstLine="0"/>
-      </w:pPr>
-      <w:r>
-        <w:rPr>
-          <w:rFonts w:hint="eastAsia"/>
-        </w:rPr>
-        <w:t>结论：可直接创建新的表替代，不支持</w:t>
-      </w:r>
-    </w:p>
-    <w:p>
-      <w:pPr>
-        <w:pStyle w:val="ListParagraph"/>
-        <w:ind w:left="720" w:firstLine="0"/>
-      </w:pPr>
+        <w:rPr>
+          <w:rFonts w:hint="eastAsia"/>
+        </w:rPr>
+      </w:pPr>
+      <w:r>
+        <w:rPr>
+          <w:rFonts w:hint="eastAsia"/>
+        </w:rPr>
+        <w:t>对应</w:t>
+      </w:r>
+      <w:r>
+        <w:rPr>
+          <w:rFonts w:hint="eastAsia"/>
+        </w:rPr>
+        <w:t>的场景有：</w:t>
+      </w:r>
+    </w:p>
+    <w:p>
+      <w:pPr>
+        <w:pStyle w:val="ListParagraph"/>
+        <w:numPr>
+          <w:ilvl w:val="1"/>
+          <w:numId w:val="24"/>
+        </w:numPr>
+        <w:rPr>
+          <w:rFonts w:hint="eastAsia"/>
+        </w:rPr>
+      </w:pPr>
+      <w:r>
+        <w:rPr>
+          <w:rFonts w:hint="eastAsia"/>
+        </w:rPr>
+        <w:t>主表变成普通表</w:t>
+      </w:r>
+    </w:p>
+    <w:p>
+      <w:pPr>
+        <w:pStyle w:val="ListParagraph"/>
+        <w:numPr>
+          <w:ilvl w:val="1"/>
+          <w:numId w:val="24"/>
+        </w:numPr>
+        <w:rPr>
+          <w:rFonts w:hint="eastAsia"/>
+        </w:rPr>
+      </w:pPr>
+      <w:r>
+        <w:rPr>
+          <w:rFonts w:hint="eastAsia"/>
+        </w:rPr>
+        <w:t>主</w:t>
+      </w:r>
+      <w:r>
+        <w:rPr>
+          <w:rFonts w:hint="eastAsia"/>
+        </w:rPr>
+        <w:t>表变成</w:t>
+      </w:r>
+      <w:r>
+        <w:rPr>
+          <w:rFonts w:hint="eastAsia"/>
+        </w:rPr>
+        <w:t>水平分区表</w:t>
+      </w:r>
+    </w:p>
+    <w:p/>
+    <w:p>
+      <w:r>
+        <w:rPr>
+          <w:rFonts w:hint="eastAsia"/>
+        </w:rPr>
+        <w:t xml:space="preserve">       </w:t>
+      </w:r>
+      <w:r>
+        <w:rPr>
+          <w:rFonts w:hint="eastAsia"/>
+        </w:rPr>
+        <w:t>结论</w:t>
+      </w:r>
+      <w:r>
+        <w:rPr>
+          <w:rFonts w:hint="eastAsia"/>
+        </w:rPr>
+        <w:t>：不支持该字段修改</w:t>
+      </w:r>
+    </w:p>
+    <w:p/>
+    <w:p>
+      <w:pPr>
+        <w:pStyle w:val="ListParagraph"/>
+        <w:numPr>
+          <w:ilvl w:val="0"/>
+          <w:numId w:val="22"/>
+        </w:numPr>
+      </w:pPr>
+      <w:proofErr w:type="spellStart"/>
+      <w:r>
+        <w:rPr>
+          <w:rFonts w:hint="eastAsia"/>
+        </w:rPr>
+        <w:t>ShardingKey</w:t>
+      </w:r>
+      <w:proofErr w:type="spellEnd"/>
+    </w:p>
+    <w:p>
+      <w:pPr>
+        <w:pStyle w:val="ListParagraph"/>
+        <w:ind w:left="360" w:firstLine="0"/>
+      </w:pPr>
+      <w:r>
+        <w:rPr>
+          <w:rFonts w:hint="eastAsia"/>
+        </w:rPr>
+        <w:t>功能：标志该集合是否为主表</w:t>
+      </w:r>
+    </w:p>
+    <w:p>
+      <w:pPr>
+        <w:pStyle w:val="ListParagraph"/>
+        <w:ind w:left="360" w:firstLine="0"/>
+      </w:pPr>
+      <w:r>
+        <w:rPr>
+          <w:rFonts w:hint="eastAsia"/>
+        </w:rPr>
+        <w:t>现状：只能对普通集合修改</w:t>
+      </w:r>
+    </w:p>
+    <w:p>
+      <w:pPr>
+        <w:pStyle w:val="ListParagraph"/>
+        <w:ind w:left="360" w:firstLine="0"/>
+      </w:pPr>
+      <w:r>
+        <w:rPr>
+          <w:rFonts w:hint="eastAsia"/>
+        </w:rPr>
+        <w:t>修改说明</w:t>
+      </w:r>
+      <w:r>
+        <w:rPr>
+          <w:rFonts w:hint="eastAsia"/>
+        </w:rPr>
+        <w:t>：</w:t>
+      </w:r>
     </w:p>
     <w:p>
       <w:pPr>
@@ -1453,57 +1666,58 @@
         <w:rPr>
           <w:rFonts w:hint="eastAsia"/>
         </w:rPr>
-        <w:t>对分区集合的操作</w:t>
-      </w:r>
-    </w:p>
-    <w:p>
-      <w:pPr>
-        <w:pStyle w:val="ListParagraph"/>
-        <w:ind w:left="1069" w:firstLine="0"/>
-      </w:pPr>
-      <w:r>
-        <w:rPr>
-          <w:rFonts w:hint="eastAsia"/>
-        </w:rPr>
-        <w:t>结论：</w:t>
-      </w:r>
-      <w:r>
-        <w:rPr>
-          <w:rFonts w:hint="eastAsia"/>
-        </w:rPr>
-        <w:t>复杂于普通表，</w:t>
-      </w:r>
-      <w:r>
-        <w:rPr>
-          <w:rFonts w:hint="eastAsia"/>
-        </w:rPr>
-        <w:t>不支持</w:t>
-      </w:r>
-    </w:p>
-    <w:p>
-      <w:pPr>
-        <w:pStyle w:val="ListParagraph"/>
-        <w:ind w:left="1069" w:firstLine="0"/>
-      </w:pPr>
-    </w:p>
-    <w:p>
-      <w:r>
-        <w:rPr>
-          <w:rFonts w:hint="eastAsia"/>
-        </w:rPr>
-        <w:t xml:space="preserve">       </w:t>
-      </w:r>
-      <w:r>
-        <w:rPr>
-          <w:rFonts w:hint="eastAsia"/>
-        </w:rPr>
-        <w:t>结论</w:t>
-      </w:r>
-      <w:r>
-        <w:rPr>
-          <w:rFonts w:hint="eastAsia"/>
-        </w:rPr>
-        <w:t>：不支持该字段修改</w:t>
+        <w:t>对普通集合修改时，直接修改集合属性信息</w:t>
+      </w:r>
+    </w:p>
+    <w:p>
+      <w:pPr>
+        <w:pStyle w:val="ListParagraph"/>
+        <w:numPr>
+          <w:ilvl w:val="0"/>
+          <w:numId w:val="24"/>
+        </w:numPr>
+      </w:pPr>
+      <w:r>
+        <w:rPr>
+          <w:rFonts w:hint="eastAsia"/>
+        </w:rPr>
+        <w:t>对分区集合修改时，</w:t>
+      </w:r>
+      <w:r>
+        <w:rPr>
+          <w:rFonts w:hint="eastAsia"/>
+        </w:rPr>
+        <w:t>如果集合无数据，直接修改表集合信息，否则，需要考虑对集合原数据</w:t>
+      </w:r>
+      <w:r>
+        <w:rPr>
+          <w:rFonts w:hint="eastAsia"/>
+        </w:rPr>
+        <w:t>的</w:t>
+      </w:r>
+      <w:r>
+        <w:rPr>
+          <w:rFonts w:hint="eastAsia"/>
+        </w:rPr>
+        <w:t>重分布</w:t>
+      </w:r>
+      <w:r>
+        <w:rPr>
+          <w:rFonts w:hint="eastAsia"/>
+        </w:rPr>
+        <w:t>问题</w:t>
+      </w:r>
+    </w:p>
+    <w:p>
+      <w:pPr>
+        <w:pStyle w:val="ListParagraph"/>
+        <w:ind w:left="360" w:firstLine="0"/>
+      </w:pPr>
+      <w:r>
+        <w:rPr>
+          <w:rFonts w:hint="eastAsia"/>
+        </w:rPr>
+        <w:t>结论：支持修改</w:t>
       </w:r>
     </w:p>
     <w:p/>
@@ -1520,6 +1734,51 @@
         <w:rPr>
           <w:rFonts w:hint="eastAsia"/>
         </w:rPr>
+        <w:t>ShardingType</w:t>
+      </w:r>
+      <w:proofErr w:type="spellEnd"/>
+    </w:p>
+    <w:p>
+      <w:pPr>
+        <w:pStyle w:val="ListParagraph"/>
+        <w:ind w:left="360" w:firstLine="0"/>
+      </w:pPr>
+      <w:r>
+        <w:rPr>
+          <w:rFonts w:hint="eastAsia"/>
+        </w:rPr>
+        <w:t>功能：标志该集合是分区类型</w:t>
+      </w:r>
+    </w:p>
+    <w:p>
+      <w:pPr>
+        <w:pStyle w:val="ListParagraph"/>
+        <w:ind w:left="360" w:firstLine="0"/>
+      </w:pPr>
+      <w:r>
+        <w:rPr>
+          <w:rFonts w:hint="eastAsia"/>
+        </w:rPr>
+        <w:lastRenderedPageBreak/>
+        <w:t>现状：只能对普通集合修改</w:t>
+      </w:r>
+      <w:r>
+        <w:rPr>
+          <w:rFonts w:hint="eastAsia"/>
+        </w:rPr>
+        <w:t>，且必须同时指</w:t>
+      </w:r>
+      <w:r>
+        <w:rPr>
+          <w:rFonts w:hint="eastAsia"/>
+        </w:rPr>
+        <w:t>定</w:t>
+      </w:r>
+      <w:proofErr w:type="spellStart"/>
+      <w:r>
+        <w:rPr>
+          <w:rFonts w:hint="eastAsia"/>
+        </w:rPr>
         <w:t>ShardingKey</w:t>
       </w:r>
       <w:proofErr w:type="spellEnd"/>
@@ -1528,33 +1787,6 @@
       <w:pPr>
         <w:pStyle w:val="ListParagraph"/>
         <w:ind w:left="360" w:firstLine="0"/>
-      </w:pPr>
-      <w:r>
-        <w:rPr>
-          <w:rFonts w:hint="eastAsia"/>
-        </w:rPr>
-        <w:t>功能：标志该集合是否为主表</w:t>
-      </w:r>
-    </w:p>
-    <w:p>
-      <w:pPr>
-        <w:pStyle w:val="ListParagraph"/>
-        <w:ind w:left="360" w:firstLine="0"/>
-      </w:pPr>
-      <w:r>
-        <w:rPr>
-          <w:rFonts w:hint="eastAsia"/>
-        </w:rPr>
-        <w:t>现状：只能对普通集合修改</w:t>
-      </w:r>
-    </w:p>
-    <w:p>
-      <w:pPr>
-        <w:pStyle w:val="ListParagraph"/>
-        <w:ind w:left="360" w:firstLine="0"/>
-        <w:rPr>
-          <w:rFonts w:hint="eastAsia"/>
-        </w:rPr>
       </w:pPr>
       <w:r>
         <w:rPr>
@@ -1576,9 +1808,6 @@
           <w:ilvl w:val="0"/>
           <w:numId w:val="24"/>
         </w:numPr>
-        <w:rPr>
-          <w:rFonts w:hint="eastAsia"/>
-        </w:rPr>
       </w:pPr>
       <w:r>
         <w:rPr>
@@ -1599,19 +1828,39 @@
         <w:rPr>
           <w:rFonts w:hint="eastAsia"/>
         </w:rPr>
-        <w:t>对分区集合修改时，</w:t>
-      </w:r>
-      <w:r>
-        <w:rPr>
-          <w:rFonts w:hint="eastAsia"/>
-        </w:rPr>
-        <w:t>如果集合无数据，直接修改表集合信息，否则，需要考虑对集合原数据</w:t>
-      </w:r>
-      <w:r>
-        <w:rPr>
-          <w:rFonts w:hint="eastAsia"/>
-        </w:rPr>
-        <w:t>的重定向问题</w:t>
+        <w:t>对分区集合修改时，如果集合无数据，直接修改表集合信息，否则，需要考虑对集合原数据的</w:t>
+      </w:r>
+      <w:r>
+        <w:rPr>
+          <w:rFonts w:hint="eastAsia"/>
+        </w:rPr>
+        <w:t>重分布</w:t>
+      </w:r>
+      <w:r>
+        <w:rPr>
+          <w:rFonts w:hint="eastAsia"/>
+        </w:rPr>
+        <w:t>问题</w:t>
+      </w:r>
+    </w:p>
+    <w:p>
+      <w:r>
+        <w:rPr>
+          <w:rFonts w:hint="eastAsia"/>
+        </w:rPr>
+        <w:t xml:space="preserve">       </w:t>
+      </w:r>
+      <w:r>
+        <w:rPr>
+          <w:rFonts w:hint="eastAsia"/>
+        </w:rPr>
+        <w:t xml:space="preserve"> </w:t>
+      </w:r>
+      <w:r>
+        <w:rPr>
+          <w:rFonts w:hint="eastAsia"/>
+        </w:rPr>
+        <w:t>结论：允许修改</w:t>
       </w:r>
     </w:p>
     <w:p>
@@ -1619,14 +1868,7 @@
         <w:pStyle w:val="ListParagraph"/>
         <w:ind w:left="360" w:firstLine="0"/>
       </w:pPr>
-      <w:r>
-        <w:rPr>
-          <w:rFonts w:hint="eastAsia"/>
-        </w:rPr>
-        <w:t>结论：支持修改</w:t>
-      </w:r>
-    </w:p>
-    <w:p/>
+    </w:p>
     <w:p>
       <w:pPr>
         <w:pStyle w:val="ListParagraph"/>
@@ -1635,12 +1877,54 @@
           <w:numId w:val="22"/>
         </w:numPr>
       </w:pPr>
+      <w:r>
+        <w:rPr>
+          <w:rFonts w:hint="eastAsia"/>
+        </w:rPr>
+        <w:t>Partition</w:t>
+      </w:r>
+    </w:p>
+    <w:p>
+      <w:pPr>
+        <w:pStyle w:val="ListParagraph"/>
+        <w:ind w:left="360" w:firstLine="0"/>
+      </w:pPr>
+      <w:r>
+        <w:rPr>
+          <w:rFonts w:hint="eastAsia"/>
+        </w:rPr>
+        <w:t>功能：</w:t>
+      </w:r>
+      <w:r>
+        <w:rPr>
+          <w:rFonts w:hint="eastAsia"/>
+        </w:rPr>
+        <w:t>分区数</w:t>
+      </w:r>
+    </w:p>
+    <w:p>
+      <w:pPr>
+        <w:pStyle w:val="ListParagraph"/>
+        <w:ind w:left="360" w:firstLine="0"/>
+      </w:pPr>
+      <w:r>
+        <w:rPr>
+          <w:rFonts w:hint="eastAsia"/>
+        </w:rPr>
+        <w:t>现状：</w:t>
+      </w:r>
+      <w:r>
+        <w:rPr>
+          <w:rFonts w:hint="eastAsia"/>
+        </w:rPr>
+        <w:t>只能对普通集合修改，且必须同时指定</w:t>
+      </w:r>
       <w:proofErr w:type="spellStart"/>
       <w:r>
         <w:rPr>
           <w:rFonts w:hint="eastAsia"/>
         </w:rPr>
-        <w:t>ShardingType</w:t>
+        <w:t>ShardingKey</w:t>
       </w:r>
       <w:proofErr w:type="spellEnd"/>
     </w:p>
@@ -1648,54 +1932,6 @@
       <w:pPr>
         <w:pStyle w:val="ListParagraph"/>
         <w:ind w:left="360" w:firstLine="0"/>
-      </w:pPr>
-      <w:r>
-        <w:rPr>
-          <w:rFonts w:hint="eastAsia"/>
-        </w:rPr>
-        <w:lastRenderedPageBreak/>
-        <w:t>功能：标志该集合是分区类型</w:t>
-      </w:r>
-    </w:p>
-    <w:p>
-      <w:pPr>
-        <w:pStyle w:val="ListParagraph"/>
-        <w:ind w:left="360" w:firstLine="0"/>
-      </w:pPr>
-      <w:r>
-        <w:rPr>
-          <w:rFonts w:hint="eastAsia"/>
-        </w:rPr>
-        <w:t>现状：只能对普通集合修改</w:t>
-      </w:r>
-      <w:r>
-        <w:rPr>
-          <w:rFonts w:hint="eastAsia"/>
-        </w:rPr>
-        <w:t>，且必须同时指</w:t>
-      </w:r>
-      <w:r>
-        <w:rPr>
-          <w:rFonts w:hint="eastAsia"/>
-        </w:rPr>
-        <w:t>定</w:t>
-      </w:r>
-      <w:proofErr w:type="spellStart"/>
-      <w:r>
-        <w:rPr>
-          <w:rFonts w:hint="eastAsia"/>
-        </w:rPr>
-        <w:t>ShardingKey</w:t>
-      </w:r>
-      <w:proofErr w:type="spellEnd"/>
-    </w:p>
-    <w:p>
-      <w:pPr>
-        <w:pStyle w:val="ListParagraph"/>
-        <w:ind w:left="360" w:firstLine="0"/>
-        <w:rPr>
-          <w:rFonts w:hint="eastAsia"/>
-        </w:rPr>
       </w:pPr>
       <w:r>
         <w:rPr>
@@ -1717,9 +1953,6 @@
           <w:ilvl w:val="0"/>
           <w:numId w:val="24"/>
         </w:numPr>
-        <w:rPr>
-          <w:rFonts w:hint="eastAsia"/>
-        </w:rPr>
       </w:pPr>
       <w:r>
         <w:rPr>
@@ -1740,22 +1973,32 @@
         <w:rPr>
           <w:rFonts w:hint="eastAsia"/>
         </w:rPr>
-        <w:t>对分区集合修改时，如果集合无数据，直接修改表集合信息，否则，需要考虑对集合原数据的重定向问题</w:t>
-      </w:r>
-    </w:p>
-    <w:p>
-      <w:r>
-        <w:rPr>
-          <w:rFonts w:hint="eastAsia"/>
-        </w:rPr>
-        <w:t xml:space="preserve">       </w:t>
-      </w:r>
-      <w:r>
-        <w:rPr>
-          <w:rFonts w:hint="eastAsia"/>
-        </w:rPr>
-        <w:t xml:space="preserve"> </w:t>
-      </w:r>
+        <w:t>对分区集合修改时，如果集合无数据，直接修改表集合信息，否则，需要考虑对集合原数据的</w:t>
+      </w:r>
+      <w:r>
+        <w:rPr>
+          <w:rFonts w:hint="eastAsia"/>
+        </w:rPr>
+        <w:t>重分布</w:t>
+      </w:r>
+      <w:r>
+        <w:rPr>
+          <w:rFonts w:hint="eastAsia"/>
+        </w:rPr>
+        <w:t>问题</w:t>
+      </w:r>
+    </w:p>
+    <w:p>
+      <w:pPr>
+        <w:pStyle w:val="ListParagraph"/>
+        <w:ind w:left="360" w:firstLine="0"/>
+      </w:pPr>
+    </w:p>
+    <w:p>
+      <w:pPr>
+        <w:pStyle w:val="ListParagraph"/>
+        <w:ind w:left="360" w:firstLine="0"/>
+      </w:pPr>
       <w:r>
         <w:rPr>
           <w:rFonts w:hint="eastAsia"/>
@@ -1777,12 +2020,20 @@
           <w:numId w:val="22"/>
         </w:numPr>
       </w:pPr>
-      <w:r>
-        <w:rPr>
-          <w:rFonts w:hint="eastAsia"/>
-        </w:rPr>
-        <w:t>Partition</w:t>
-      </w:r>
+      <w:proofErr w:type="spellStart"/>
+      <w:r>
+        <w:rPr>
+          <w:rFonts w:hint="eastAsia"/>
+        </w:rPr>
+        <w:t>A</w:t>
+      </w:r>
+      <w:r>
+        <w:rPr>
+          <w:rFonts w:hint="eastAsia"/>
+        </w:rPr>
+        <w:t>utoSplit</w:t>
+      </w:r>
+      <w:proofErr w:type="spellEnd"/>
     </w:p>
     <w:p>
       <w:pPr>
@@ -1793,13 +2044,39 @@
         <w:rPr>
           <w:rFonts w:hint="eastAsia"/>
         </w:rPr>
-        <w:t>功能：</w:t>
-      </w:r>
-      <w:r>
-        <w:rPr>
-          <w:rFonts w:hint="eastAsia"/>
-        </w:rPr>
-        <w:t>分区数</w:t>
+        <w:t>功能：是否自动切分</w:t>
+      </w:r>
+      <w:r>
+        <w:rPr>
+          <w:rFonts w:hint="eastAsia"/>
+        </w:rPr>
+        <w:t>，当为</w:t>
+      </w:r>
+      <w:r>
+        <w:rPr>
+          <w:rFonts w:hint="eastAsia"/>
+        </w:rPr>
+        <w:t>hash</w:t>
+      </w:r>
+      <w:r>
+        <w:rPr>
+          <w:rFonts w:hint="eastAsia"/>
+        </w:rPr>
+        <w:t>分别且</w:t>
+      </w:r>
+      <w:proofErr w:type="spellStart"/>
+      <w:r>
+        <w:rPr>
+          <w:rFonts w:hint="eastAsia"/>
+        </w:rPr>
+        <w:t>AutoSplit</w:t>
+      </w:r>
+      <w:proofErr w:type="spellEnd"/>
+      <w:r>
+        <w:rPr>
+          <w:rFonts w:hint="eastAsia"/>
+        </w:rPr>
+        <w:t>开启（所在域也必须开启）时，表示在集合空间所在域中平均水平切分</w:t>
       </w:r>
     </w:p>
     <w:p>
@@ -1811,42 +2088,7 @@
         <w:rPr>
           <w:rFonts w:hint="eastAsia"/>
         </w:rPr>
-        <w:t>现状：</w:t>
-      </w:r>
-      <w:r>
-        <w:rPr>
-          <w:rFonts w:hint="eastAsia"/>
-        </w:rPr>
-        <w:t>只能对普通集合修改，且必须同时指定</w:t>
-      </w:r>
-      <w:proofErr w:type="spellStart"/>
-      <w:r>
-        <w:rPr>
-          <w:rFonts w:hint="eastAsia"/>
-        </w:rPr>
-        <w:t>ShardingKey</w:t>
-      </w:r>
-      <w:proofErr w:type="spellEnd"/>
-    </w:p>
-    <w:p>
-      <w:pPr>
-        <w:pStyle w:val="ListParagraph"/>
-        <w:ind w:left="360" w:firstLine="0"/>
-        <w:rPr>
-          <w:rFonts w:hint="eastAsia"/>
-        </w:rPr>
-      </w:pPr>
-      <w:r>
-        <w:rPr>
-          <w:rFonts w:hint="eastAsia"/>
-        </w:rPr>
-        <w:t>修改说明</w:t>
-      </w:r>
-      <w:r>
-        <w:rPr>
-          <w:rFonts w:hint="eastAsia"/>
-        </w:rPr>
-        <w:t>：</w:t>
+        <w:t>修改说明：</w:t>
       </w:r>
     </w:p>
     <w:p>
@@ -1856,15 +2098,80 @@
           <w:ilvl w:val="0"/>
           <w:numId w:val="24"/>
         </w:numPr>
-        <w:rPr>
-          <w:rFonts w:hint="eastAsia"/>
-        </w:rPr>
-      </w:pPr>
-      <w:r>
-        <w:rPr>
-          <w:rFonts w:hint="eastAsia"/>
-        </w:rPr>
-        <w:t>对普通集合修改时，直接修改集合属性信息</w:t>
+      </w:pPr>
+      <w:r>
+        <w:rPr>
+          <w:rFonts w:hint="eastAsia"/>
+        </w:rPr>
+        <w:t>由</w:t>
+      </w:r>
+      <w:r>
+        <w:rPr>
+          <w:rFonts w:hint="eastAsia"/>
+        </w:rPr>
+        <w:t>FALSE</w:t>
+      </w:r>
+      <w:r>
+        <w:rPr>
+          <w:rFonts w:hint="eastAsia"/>
+        </w:rPr>
+        <w:t>转</w:t>
+      </w:r>
+      <w:r>
+        <w:rPr>
+          <w:rFonts w:hint="eastAsia"/>
+        </w:rPr>
+        <w:t>TRUE</w:t>
+      </w:r>
+    </w:p>
+    <w:p>
+      <w:pPr>
+        <w:pStyle w:val="ListParagraph"/>
+        <w:ind w:left="1069" w:firstLine="0"/>
+      </w:pPr>
+      <w:r>
+        <w:rPr>
+          <w:rFonts w:hint="eastAsia"/>
+        </w:rPr>
+        <w:t>场景：普通集合变分区集合；分区集合开启</w:t>
+      </w:r>
+      <w:proofErr w:type="spellStart"/>
+      <w:r>
+        <w:rPr>
+          <w:rFonts w:hint="eastAsia"/>
+        </w:rPr>
+        <w:t>AutoSplit</w:t>
+      </w:r>
+      <w:proofErr w:type="spellEnd"/>
+      <w:r>
+        <w:rPr>
+          <w:rFonts w:hint="eastAsia"/>
+        </w:rPr>
+        <w:t>；</w:t>
+      </w:r>
+    </w:p>
+    <w:p>
+      <w:pPr>
+        <w:pStyle w:val="ListParagraph"/>
+        <w:ind w:left="1069" w:firstLine="0"/>
+      </w:pPr>
+      <w:r>
+        <w:rPr>
+          <w:rFonts w:hint="eastAsia"/>
+        </w:rPr>
+        <w:t>原集合不管是普通集合还是分区集合，当集合存在数据的时，都需要考虑数据的</w:t>
+      </w:r>
+      <w:r>
+        <w:rPr>
+          <w:rFonts w:hint="eastAsia"/>
+        </w:rPr>
+        <w:t>重分布</w:t>
+      </w:r>
+      <w:r>
+        <w:rPr>
+          <w:rFonts w:hint="eastAsia"/>
+        </w:rPr>
+        <w:t>问题</w:t>
       </w:r>
     </w:p>
     <w:p>
@@ -1879,262 +2186,111 @@
         <w:rPr>
           <w:rFonts w:hint="eastAsia"/>
         </w:rPr>
-        <w:t>对分区集合修改时，如果集合无数据，直接修改表集合信息，否则，需要考虑对集合原数据的重定向问题</w:t>
+        <w:t>由</w:t>
+      </w:r>
+      <w:r>
+        <w:rPr>
+          <w:rFonts w:hint="eastAsia"/>
+        </w:rPr>
+        <w:t>TRUE</w:t>
+      </w:r>
+      <w:r>
+        <w:rPr>
+          <w:rFonts w:hint="eastAsia"/>
+        </w:rPr>
+        <w:t>转</w:t>
+      </w:r>
+      <w:r>
+        <w:rPr>
+          <w:rFonts w:hint="eastAsia"/>
+        </w:rPr>
+        <w:t>FALSE</w:t>
+      </w:r>
+    </w:p>
+    <w:p>
+      <w:pPr>
+        <w:pStyle w:val="ListParagraph"/>
+        <w:ind w:left="1069" w:firstLine="0"/>
+      </w:pPr>
+      <w:r>
+        <w:rPr>
+          <w:rFonts w:hint="eastAsia"/>
+        </w:rPr>
+        <w:t>TRUE</w:t>
+      </w:r>
+      <w:r>
+        <w:rPr>
+          <w:rFonts w:hint="eastAsia"/>
+        </w:rPr>
+        <w:t>时表示平均切分到该集合空间所在的域中，</w:t>
+      </w:r>
+      <w:r>
+        <w:rPr>
+          <w:rFonts w:hint="eastAsia"/>
+        </w:rPr>
+        <w:t>FALSE</w:t>
+      </w:r>
+      <w:r>
+        <w:rPr>
+          <w:rFonts w:hint="eastAsia"/>
+        </w:rPr>
+        <w:t>时怎么定义该水平分区的方式</w:t>
+      </w:r>
+      <w:r>
+        <w:rPr>
+          <w:rFonts w:hint="eastAsia"/>
+        </w:rPr>
+        <w:t>，结果不明确；</w:t>
       </w:r>
     </w:p>
     <w:p>
       <w:pPr>
         <w:pStyle w:val="ListParagraph"/>
         <w:ind w:left="360" w:firstLine="0"/>
-      </w:pPr>
+        <w:rPr>
+          <w:rFonts w:hint="eastAsia"/>
+        </w:rPr>
+      </w:pPr>
+      <w:r>
+        <w:rPr>
+          <w:rFonts w:hint="eastAsia"/>
+        </w:rPr>
+        <w:t>结论：不允许</w:t>
+      </w:r>
     </w:p>
     <w:p>
       <w:pPr>
         <w:pStyle w:val="ListParagraph"/>
         <w:ind w:left="360" w:firstLine="0"/>
-      </w:pPr>
-      <w:r>
-        <w:rPr>
-          <w:rFonts w:hint="eastAsia"/>
-        </w:rPr>
-        <w:t>结论：允许修改</w:t>
-      </w:r>
+        <w:rPr>
+          <w:rFonts w:hint="eastAsia"/>
+        </w:rPr>
+      </w:pPr>
     </w:p>
     <w:p>
       <w:pPr>
         <w:pStyle w:val="ListParagraph"/>
         <w:ind w:left="360" w:firstLine="0"/>
-      </w:pPr>
-    </w:p>
-    <w:p>
-      <w:pPr>
-        <w:pStyle w:val="ListParagraph"/>
-        <w:numPr>
-          <w:ilvl w:val="0"/>
-          <w:numId w:val="22"/>
-        </w:numPr>
-      </w:pPr>
-      <w:proofErr w:type="spellStart"/>
-      <w:r>
-        <w:rPr>
-          <w:rFonts w:hint="eastAsia"/>
-        </w:rPr>
-        <w:t>A</w:t>
-      </w:r>
-      <w:r>
-        <w:rPr>
-          <w:rFonts w:hint="eastAsia"/>
-        </w:rPr>
-        <w:t>utoSplit</w:t>
-      </w:r>
-      <w:proofErr w:type="spellEnd"/>
-    </w:p>
-    <w:p>
-      <w:pPr>
-        <w:pStyle w:val="ListParagraph"/>
-        <w:ind w:left="360" w:firstLine="0"/>
-      </w:pPr>
-      <w:r>
-        <w:rPr>
-          <w:rFonts w:hint="eastAsia"/>
-        </w:rPr>
-        <w:t>功能：是否自动切分</w:t>
-      </w:r>
-      <w:r>
-        <w:rPr>
-          <w:rFonts w:hint="eastAsia"/>
-        </w:rPr>
-        <w:t>，当为</w:t>
-      </w:r>
-      <w:r>
-        <w:rPr>
-          <w:rFonts w:hint="eastAsia"/>
-        </w:rPr>
-        <w:t>hash</w:t>
-      </w:r>
-      <w:r>
-        <w:rPr>
-          <w:rFonts w:hint="eastAsia"/>
-        </w:rPr>
-        <w:t>分别且</w:t>
-      </w:r>
-      <w:proofErr w:type="spellStart"/>
-      <w:r>
-        <w:rPr>
-          <w:rFonts w:hint="eastAsia"/>
-        </w:rPr>
-        <w:t>AutoSplit</w:t>
-      </w:r>
-      <w:proofErr w:type="spellEnd"/>
-      <w:r>
-        <w:rPr>
-          <w:rFonts w:hint="eastAsia"/>
-        </w:rPr>
-        <w:t>开启（所在域也必须开启）时，表示在集合空间所在域中平均水平切分</w:t>
-      </w:r>
-    </w:p>
-    <w:p>
-      <w:pPr>
-        <w:pStyle w:val="ListParagraph"/>
-        <w:ind w:left="360" w:firstLine="0"/>
-      </w:pPr>
-      <w:r>
-        <w:rPr>
-          <w:rFonts w:hint="eastAsia"/>
-        </w:rPr>
-        <w:t>修改说明：</w:t>
-      </w:r>
-    </w:p>
-    <w:p>
-      <w:pPr>
-        <w:pStyle w:val="ListParagraph"/>
-        <w:numPr>
-          <w:ilvl w:val="0"/>
-          <w:numId w:val="24"/>
-        </w:numPr>
-      </w:pPr>
-      <w:r>
-        <w:rPr>
-          <w:rFonts w:hint="eastAsia"/>
-        </w:rPr>
-        <w:t>由</w:t>
-      </w:r>
-      <w:r>
-        <w:rPr>
-          <w:rFonts w:hint="eastAsia"/>
-        </w:rPr>
-        <w:t>FALSE</w:t>
-      </w:r>
-      <w:r>
-        <w:rPr>
-          <w:rFonts w:hint="eastAsia"/>
-        </w:rPr>
-        <w:t>转</w:t>
-      </w:r>
-      <w:r>
-        <w:rPr>
-          <w:rFonts w:hint="eastAsia"/>
-        </w:rPr>
-        <w:t>TRUE</w:t>
-      </w:r>
-    </w:p>
-    <w:p>
-      <w:pPr>
-        <w:pStyle w:val="ListParagraph"/>
-        <w:ind w:left="1069" w:firstLine="0"/>
-      </w:pPr>
-      <w:r>
-        <w:rPr>
-          <w:rFonts w:hint="eastAsia"/>
-        </w:rPr>
-        <w:t>场景：普通集合变分区集合；分区集合开启</w:t>
-      </w:r>
-      <w:proofErr w:type="spellStart"/>
-      <w:r>
-        <w:rPr>
-          <w:rFonts w:hint="eastAsia"/>
-        </w:rPr>
-        <w:t>AutoSplit</w:t>
-      </w:r>
-      <w:proofErr w:type="spellEnd"/>
-      <w:r>
-        <w:rPr>
-          <w:rFonts w:hint="eastAsia"/>
-        </w:rPr>
-        <w:t>；</w:t>
-      </w:r>
-    </w:p>
-    <w:p>
-      <w:pPr>
-        <w:pStyle w:val="ListParagraph"/>
-        <w:ind w:left="1069" w:firstLine="0"/>
-      </w:pPr>
-      <w:r>
-        <w:rPr>
-          <w:rFonts w:hint="eastAsia"/>
-        </w:rPr>
-        <w:t>原集合不管是普通集合还是分区集合，当集合存在数据的时，都需要考虑数据的重定向问题</w:t>
-      </w:r>
-    </w:p>
-    <w:p>
-      <w:pPr>
-        <w:pStyle w:val="ListParagraph"/>
-        <w:numPr>
-          <w:ilvl w:val="0"/>
-          <w:numId w:val="24"/>
-        </w:numPr>
-      </w:pPr>
-      <w:r>
-        <w:rPr>
-          <w:rFonts w:hint="eastAsia"/>
-        </w:rPr>
-        <w:t>由</w:t>
-      </w:r>
-      <w:r>
-        <w:rPr>
-          <w:rFonts w:hint="eastAsia"/>
-        </w:rPr>
-        <w:t>TRUE</w:t>
-      </w:r>
-      <w:r>
-        <w:rPr>
-          <w:rFonts w:hint="eastAsia"/>
-        </w:rPr>
-        <w:t>转</w:t>
-      </w:r>
-      <w:r>
-        <w:rPr>
-          <w:rFonts w:hint="eastAsia"/>
-        </w:rPr>
-        <w:t>FALSE</w:t>
-      </w:r>
-    </w:p>
-    <w:p>
-      <w:pPr>
-        <w:pStyle w:val="ListParagraph"/>
-        <w:ind w:left="1069" w:firstLine="0"/>
-      </w:pPr>
-      <w:r>
-        <w:rPr>
-          <w:rFonts w:hint="eastAsia"/>
-        </w:rPr>
-        <w:t>TRUE</w:t>
-      </w:r>
-      <w:r>
-        <w:rPr>
-          <w:rFonts w:hint="eastAsia"/>
-        </w:rPr>
-        <w:t>时表示平均切分到该集合空间所在的域中，</w:t>
-      </w:r>
-      <w:r>
-        <w:rPr>
-          <w:rFonts w:hint="eastAsia"/>
-        </w:rPr>
-        <w:t>FALSE</w:t>
-      </w:r>
-      <w:r>
-        <w:rPr>
-          <w:rFonts w:hint="eastAsia"/>
-        </w:rPr>
-        <w:t>时怎么定义该水平分区的方式</w:t>
-      </w:r>
-      <w:r>
-        <w:rPr>
-          <w:rFonts w:hint="eastAsia"/>
-        </w:rPr>
-        <w:t>，结果不明确；</w:t>
-      </w:r>
-    </w:p>
-    <w:p>
-      <w:pPr>
-        <w:pStyle w:val="ListParagraph"/>
-        <w:ind w:left="360" w:firstLine="0"/>
-      </w:pPr>
-      <w:r>
-        <w:rPr>
-          <w:rFonts w:hint="eastAsia"/>
-        </w:rPr>
-        <w:t>结论：不允许</w:t>
+        <w:rPr>
+          <w:b/>
+          <w:color w:val="FF0000"/>
+        </w:rPr>
+      </w:pPr>
+      <w:r>
+        <w:rPr>
+          <w:rFonts w:hint="eastAsia"/>
+          <w:b/>
+          <w:color w:val="FF0000"/>
+        </w:rPr>
+        <w:t>另：</w:t>
+      </w:r>
+      <w:r>
+        <w:rPr>
+          <w:rFonts w:hint="eastAsia"/>
+          <w:b/>
+          <w:color w:val="FF0000"/>
+        </w:rPr>
+        <w:t>目前支持普通集合修改为分区集合，是否需要支持分区集合修改为普通集合？</w:t>
       </w:r>
     </w:p>
     <w:p>
@@ -2226,15 +2382,35 @@
         <w:rPr>
           <w:rFonts w:hint="eastAsia"/>
         </w:rPr>
+        <w:t>AutoIndexId</w:t>
+      </w:r>
+      <w:proofErr w:type="spellEnd"/>
+      <w:r>
+        <w:rPr>
+          <w:rFonts w:hint="eastAsia"/>
+        </w:rPr>
+        <w:t>、</w:t>
+      </w:r>
+      <w:proofErr w:type="spellStart"/>
+      <w:r>
+        <w:rPr>
+          <w:rFonts w:hint="eastAsia"/>
+        </w:rPr>
         <w:t>EnSureShardingIndex</w:t>
       </w:r>
       <w:proofErr w:type="spellEnd"/>
-      <w:r>
-        <w:rPr>
-          <w:rFonts w:hint="eastAsia"/>
-        </w:rPr>
-        <w:t>、</w:t>
-      </w:r>
+    </w:p>
+    <w:p>
+      <w:pPr>
+        <w:pStyle w:val="ListParagraph"/>
+        <w:numPr>
+          <w:ilvl w:val="0"/>
+          <w:numId w:val="34"/>
+        </w:numPr>
+        <w:rPr>
+          <w:rFonts w:hint="eastAsia"/>
+        </w:rPr>
+      </w:pPr>
       <w:proofErr w:type="spellStart"/>
       <w:r>
         <w:rPr>
@@ -2245,6 +2421,112 @@
       <w:proofErr w:type="spellEnd"/>
     </w:p>
     <w:p>
+      <w:pPr>
+        <w:pStyle w:val="ListParagraph"/>
+        <w:ind w:left="360" w:firstLine="0"/>
+        <w:rPr>
+          <w:rFonts w:hint="eastAsia"/>
+        </w:rPr>
+      </w:pPr>
+      <w:r>
+        <w:rPr>
+          <w:rFonts w:hint="eastAsia"/>
+        </w:rPr>
+        <w:t>功能：指定是否自动创建唯一索引</w:t>
+      </w:r>
+    </w:p>
+    <w:p>
+      <w:pPr>
+        <w:pStyle w:val="ListParagraph"/>
+        <w:ind w:left="360" w:firstLine="0"/>
+        <w:rPr>
+          <w:rFonts w:hint="eastAsia"/>
+        </w:rPr>
+      </w:pPr>
+      <w:r>
+        <w:rPr>
+          <w:rFonts w:hint="eastAsia"/>
+        </w:rPr>
+        <w:t>修改说明：</w:t>
+      </w:r>
+    </w:p>
+    <w:p>
+      <w:pPr>
+        <w:pStyle w:val="ListParagraph"/>
+        <w:numPr>
+          <w:ilvl w:val="0"/>
+          <w:numId w:val="24"/>
+        </w:numPr>
+        <w:rPr>
+          <w:rFonts w:hint="eastAsia"/>
+        </w:rPr>
+      </w:pPr>
+      <w:r>
+        <w:rPr>
+          <w:rFonts w:hint="eastAsia"/>
+        </w:rPr>
+        <w:lastRenderedPageBreak/>
+        <w:t>该字段只作用于创建表时候，不直接影响对集合的数据操作</w:t>
+      </w:r>
+    </w:p>
+    <w:p>
+      <w:pPr>
+        <w:pStyle w:val="ListParagraph"/>
+        <w:numPr>
+          <w:ilvl w:val="0"/>
+          <w:numId w:val="24"/>
+        </w:numPr>
+        <w:rPr>
+          <w:rFonts w:hint="eastAsia"/>
+        </w:rPr>
+      </w:pPr>
+      <w:r>
+        <w:rPr>
+          <w:rFonts w:hint="eastAsia"/>
+        </w:rPr>
+        <w:t>可以直接通过创建索引删除索引来完成对唯一索引的修改</w:t>
+      </w:r>
+    </w:p>
+    <w:p>
+      <w:pPr>
+        <w:pStyle w:val="ListParagraph"/>
+        <w:ind w:left="360" w:firstLine="0"/>
+        <w:rPr>
+          <w:rFonts w:hint="eastAsia"/>
+        </w:rPr>
+      </w:pPr>
+      <w:r>
+        <w:rPr>
+          <w:rFonts w:hint="eastAsia"/>
+        </w:rPr>
+        <w:t>结论：该字段的修改意义不大，可不支持</w:t>
+      </w:r>
+    </w:p>
+    <w:p>
+      <w:pPr>
+        <w:pStyle w:val="ListParagraph"/>
+        <w:numPr>
+          <w:ilvl w:val="0"/>
+          <w:numId w:val="34"/>
+        </w:numPr>
+        <w:rPr>
+          <w:rFonts w:hint="eastAsia"/>
+        </w:rPr>
+      </w:pPr>
+      <w:proofErr w:type="spellStart"/>
+      <w:r>
+        <w:rPr>
+          <w:rFonts w:hint="eastAsia"/>
+        </w:rPr>
+        <w:t>EnSureShardingIndex</w:t>
+      </w:r>
+      <w:proofErr w:type="spellEnd"/>
+    </w:p>
+    <w:p>
+      <w:pPr>
+        <w:pStyle w:val="ListParagraph"/>
+        <w:ind w:left="360" w:firstLine="0"/>
+      </w:pPr>
       <w:r>
         <w:rPr>
           <w:rFonts w:hint="eastAsia"/>
@@ -2267,38 +2549,56 @@
       </w:r>
     </w:p>
     <w:p>
-      <w:r>
-        <w:rPr>
-          <w:rFonts w:hint="eastAsia"/>
-        </w:rPr>
-        <w:t>修改说明：当为</w:t>
-      </w:r>
-      <w:r>
-        <w:rPr>
-          <w:rFonts w:hint="eastAsia"/>
-        </w:rPr>
-        <w:t>TRUE</w:t>
-      </w:r>
-      <w:r>
-        <w:rPr>
-          <w:rFonts w:hint="eastAsia"/>
-        </w:rPr>
-        <w:t>时创建索引，</w:t>
-      </w:r>
-      <w:r>
-        <w:rPr>
-          <w:rFonts w:hint="eastAsia"/>
-        </w:rPr>
-        <w:t>FALSE</w:t>
-      </w:r>
-      <w:r>
-        <w:rPr>
-          <w:rFonts w:hint="eastAsia"/>
-        </w:rPr>
-        <w:t>删掉索引</w:t>
-      </w:r>
-    </w:p>
-    <w:p>
+      <w:pPr>
+        <w:pStyle w:val="ListParagraph"/>
+        <w:ind w:left="360" w:firstLine="0"/>
+      </w:pPr>
+      <w:r>
+        <w:rPr>
+          <w:rFonts w:hint="eastAsia"/>
+        </w:rPr>
+        <w:t>修改说明：</w:t>
+      </w:r>
+      <w:r>
+        <w:rPr>
+          <w:rFonts w:hint="eastAsia"/>
+        </w:rPr>
+        <w:t>区别于</w:t>
+      </w:r>
+      <w:proofErr w:type="spellStart"/>
+      <w:r>
+        <w:rPr>
+          <w:rFonts w:hint="eastAsia"/>
+        </w:rPr>
+        <w:t>AutoIndexId</w:t>
+      </w:r>
+      <w:proofErr w:type="spellEnd"/>
+      <w:r>
+        <w:rPr>
+          <w:rFonts w:hint="eastAsia"/>
+        </w:rPr>
+        <w:t>，该字段依赖于</w:t>
+      </w:r>
+      <w:proofErr w:type="spellStart"/>
+      <w:r>
+        <w:rPr>
+          <w:rFonts w:hint="eastAsia"/>
+        </w:rPr>
+        <w:t>ShardingKey</w:t>
+      </w:r>
+      <w:proofErr w:type="spellEnd"/>
+      <w:r>
+        <w:rPr>
+          <w:rFonts w:hint="eastAsia"/>
+        </w:rPr>
+        <w:t>，所以需要支持修改</w:t>
+      </w:r>
+    </w:p>
+    <w:p>
+      <w:pPr>
+        <w:pStyle w:val="ListParagraph"/>
+        <w:ind w:left="360" w:firstLine="0"/>
+      </w:pPr>
       <w:r>
         <w:rPr>
           <w:rFonts w:hint="eastAsia"/>
@@ -2306,7 +2606,6 @@
         <w:t>结论：允许修改</w:t>
       </w:r>
     </w:p>
-    <w:p/>
     <w:p>
       <w:pPr>
         <w:pStyle w:val="Heading2"/>
@@ -2320,7 +2619,6 @@
         <w:rPr>
           <w:rFonts w:hint="eastAsia"/>
         </w:rPr>
-        <w:lastRenderedPageBreak/>
         <w:t>StrictDataMode</w:t>
       </w:r>
       <w:proofErr w:type="spellEnd"/>
@@ -2334,11 +2632,6 @@
       </w:r>
     </w:p>
     <w:p>
-      <w:pPr>
-        <w:rPr>
-          <w:rFonts w:hint="eastAsia"/>
-        </w:rPr>
-      </w:pPr>
       <w:r>
         <w:rPr>
           <w:rFonts w:hint="eastAsia"/>
@@ -2484,11 +2777,56 @@
       </w:r>
     </w:p>
     <w:p>
+      <w:pPr>
+        <w:rPr>
+          <w:rFonts w:hint="eastAsia"/>
+        </w:rPr>
+      </w:pPr>
       <w:r>
         <w:rPr>
           <w:rFonts w:hint="eastAsia"/>
         </w:rPr>
         <w:t>结论：允许修改</w:t>
+      </w:r>
+    </w:p>
+    <w:p>
+      <w:pPr>
+        <w:rPr>
+          <w:rFonts w:hint="eastAsia"/>
+        </w:rPr>
+      </w:pPr>
+    </w:p>
+    <w:p>
+      <w:pPr>
+        <w:rPr>
+          <w:rFonts w:hint="eastAsia"/>
+        </w:rPr>
+      </w:pPr>
+      <w:r>
+        <w:rPr>
+          <w:rFonts w:hint="eastAsia"/>
+        </w:rPr>
+        <w:t>另：</w:t>
+      </w:r>
+    </w:p>
+    <w:p>
+      <w:r>
+        <w:rPr>
+          <w:rFonts w:hint="eastAsia"/>
+        </w:rPr>
+        <w:t>直接使用</w:t>
+      </w:r>
+      <w:r>
+        <w:rPr>
+          <w:rFonts w:hint="eastAsia"/>
+        </w:rPr>
+        <w:t>split</w:t>
+      </w:r>
+      <w:r>
+        <w:rPr>
+          <w:rFonts w:hint="eastAsia"/>
+        </w:rPr>
+        <w:t>，可以实现改变集合存储的复制组；</w:t>
       </w:r>
     </w:p>
     <w:p>
@@ -2658,6 +2996,7 @@
         <w:rPr>
           <w:rFonts w:hint="eastAsia"/>
         </w:rPr>
+        <w:lastRenderedPageBreak/>
         <w:t>集合必须为固定集合；</w:t>
       </w:r>
     </w:p>
@@ -2719,6 +3058,21 @@
           <w:rFonts w:hint="eastAsia"/>
         </w:rPr>
         <w:t>总结</w:t>
+      </w:r>
+    </w:p>
+    <w:p>
+      <w:pPr>
+        <w:pStyle w:val="Heading2"/>
+        <w:numPr>
+          <w:ilvl w:val="1"/>
+          <w:numId w:val="2"/>
+        </w:numPr>
+      </w:pPr>
+      <w:r>
+        <w:rPr>
+          <w:rFonts w:hint="eastAsia"/>
+        </w:rPr>
+        <w:t>字段允许修改情况</w:t>
       </w:r>
     </w:p>
     <w:tbl>
@@ -2804,7 +3158,6 @@
           <w:p>
             <w:proofErr w:type="spellStart"/>
             <w:r>
-              <w:lastRenderedPageBreak/>
               <w:t>S</w:t>
             </w:r>
             <w:r>
@@ -3006,7 +3359,14 @@
           <w:tcPr>
             <w:tcW w:w="3376" w:type="dxa"/>
           </w:tcPr>
-          <w:p/>
+          <w:p>
+            <w:r>
+              <w:rPr>
+                <w:rFonts w:hint="eastAsia"/>
+              </w:rPr>
+              <w:t>不允许</w:t>
+            </w:r>
+          </w:p>
         </w:tc>
       </w:tr>
       <w:tr>
@@ -3029,7 +3389,14 @@
           <w:tcPr>
             <w:tcW w:w="3376" w:type="dxa"/>
           </w:tcPr>
-          <w:p/>
+          <w:p>
+            <w:r>
+              <w:rPr>
+                <w:rFonts w:hint="eastAsia"/>
+              </w:rPr>
+              <w:t>不允许</w:t>
+            </w:r>
+          </w:p>
         </w:tc>
       </w:tr>
       <w:tr>
@@ -3158,6 +3525,13 @@
                 <w:color w:val="000000" w:themeColor="text1"/>
               </w:rPr>
             </w:pPr>
+            <w:r>
+              <w:rPr>
+                <w:rFonts w:hint="eastAsia"/>
+                <w:color w:val="000000" w:themeColor="text1"/>
+              </w:rPr>
+              <w:t>不允许</w:t>
+            </w:r>
           </w:p>
         </w:tc>
       </w:tr>
@@ -3228,7 +3602,175 @@
         </w:tc>
       </w:tr>
     </w:tbl>
-    <w:p/>
+    <w:p>
+      <w:pPr>
+        <w:rPr>
+          <w:rFonts w:hint="eastAsia"/>
+        </w:rPr>
+      </w:pPr>
+    </w:p>
+    <w:p>
+      <w:pPr>
+        <w:pStyle w:val="Heading2"/>
+        <w:numPr>
+          <w:ilvl w:val="1"/>
+          <w:numId w:val="2"/>
+        </w:numPr>
+        <w:rPr>
+          <w:rFonts w:hint="eastAsia"/>
+        </w:rPr>
+      </w:pPr>
+      <w:r>
+        <w:rPr>
+          <w:rFonts w:hint="eastAsia"/>
+        </w:rPr>
+        <w:t>数据的重分布</w:t>
+      </w:r>
+    </w:p>
+    <w:p>
+      <w:pPr>
+        <w:rPr>
+          <w:rFonts w:hint="eastAsia"/>
+        </w:rPr>
+      </w:pPr>
+      <w:r>
+        <w:rPr>
+          <w:rFonts w:hint="eastAsia"/>
+        </w:rPr>
+        <w:t>集合各属性字段中，有些字段修改之后的集合分布信息与目前集合数据分布不符合，所以在修改的同时需要对目前数据进行重分布。</w:t>
+      </w:r>
+    </w:p>
+    <w:p>
+      <w:pPr>
+        <w:rPr>
+          <w:rFonts w:hint="eastAsia"/>
+        </w:rPr>
+      </w:pPr>
+      <w:r>
+        <w:rPr>
+          <w:rFonts w:hint="eastAsia"/>
+        </w:rPr>
+        <w:t>能直接修改的集合属性字段有：</w:t>
+      </w:r>
+      <w:proofErr w:type="spellStart"/>
+      <w:r>
+        <w:rPr>
+          <w:rFonts w:hint="eastAsia"/>
+          <w:color w:val="000000" w:themeColor="text1"/>
+        </w:rPr>
+        <w:t>EnsureShardingIndex</w:t>
+      </w:r>
+      <w:proofErr w:type="spellEnd"/>
+      <w:r>
+        <w:rPr>
+          <w:rFonts w:hint="eastAsia"/>
+          <w:color w:val="000000" w:themeColor="text1"/>
+        </w:rPr>
+        <w:t>、</w:t>
+      </w:r>
+      <w:proofErr w:type="spellStart"/>
+      <w:r>
+        <w:rPr>
+          <w:rFonts w:hint="eastAsia"/>
+          <w:color w:val="000000" w:themeColor="text1"/>
+        </w:rPr>
+        <w:t>StrictDataMode</w:t>
+      </w:r>
+      <w:proofErr w:type="spellEnd"/>
+      <w:r>
+        <w:rPr>
+          <w:rFonts w:hint="eastAsia"/>
+          <w:color w:val="000000" w:themeColor="text1"/>
+        </w:rPr>
+        <w:t>、</w:t>
+      </w:r>
+      <w:proofErr w:type="spellStart"/>
+      <w:r>
+        <w:t>R</w:t>
+      </w:r>
+      <w:r>
+        <w:rPr>
+          <w:rFonts w:hint="eastAsia"/>
+        </w:rPr>
+        <w:t>eplsize</w:t>
+      </w:r>
+      <w:proofErr w:type="spellEnd"/>
+      <w:r>
+        <w:rPr>
+          <w:rFonts w:hint="eastAsia"/>
+        </w:rPr>
+        <w:t>、</w:t>
+      </w:r>
+      <w:r>
+        <w:rPr>
+          <w:rFonts w:hint="eastAsia"/>
+          <w:color w:val="000000" w:themeColor="text1"/>
+        </w:rPr>
+        <w:t>Size</w:t>
+      </w:r>
+      <w:r>
+        <w:rPr>
+          <w:rFonts w:hint="eastAsia"/>
+          <w:color w:val="000000" w:themeColor="text1"/>
+        </w:rPr>
+        <w:t>、</w:t>
+      </w:r>
+      <w:r>
+        <w:rPr>
+          <w:rFonts w:hint="eastAsia"/>
+          <w:color w:val="000000" w:themeColor="text1"/>
+        </w:rPr>
+        <w:t>Max</w:t>
+      </w:r>
+    </w:p>
+    <w:p>
+      <w:r>
+        <w:rPr>
+          <w:rFonts w:hint="eastAsia"/>
+        </w:rPr>
+        <w:t>需要对修改考虑数据重分步字段有：</w:t>
+      </w:r>
+      <w:proofErr w:type="spellStart"/>
+      <w:r>
+        <w:t>S</w:t>
+      </w:r>
+      <w:r>
+        <w:rPr>
+          <w:rFonts w:hint="eastAsia"/>
+        </w:rPr>
+        <w:t>hardingkey</w:t>
+      </w:r>
+      <w:proofErr w:type="spellEnd"/>
+      <w:r>
+        <w:rPr>
+          <w:rFonts w:hint="eastAsia"/>
+        </w:rPr>
+        <w:t>、</w:t>
+      </w:r>
+      <w:proofErr w:type="spellStart"/>
+      <w:r>
+        <w:rPr>
+          <w:rFonts w:hint="eastAsia"/>
+        </w:rPr>
+        <w:t>shardingType</w:t>
+      </w:r>
+      <w:proofErr w:type="spellEnd"/>
+      <w:r>
+        <w:rPr>
+          <w:rFonts w:hint="eastAsia"/>
+        </w:rPr>
+        <w:t>、</w:t>
+      </w:r>
+      <w:r>
+        <w:t>P</w:t>
+      </w:r>
+      <w:r>
+        <w:rPr>
+          <w:rFonts w:hint="eastAsia"/>
+        </w:rPr>
+        <w:t>artition</w:t>
+      </w:r>
+    </w:p>
     <w:sectPr>
       <w:pgSz w:w="11906" w:h="16838"/>
       <w:pgMar w:top="1440" w:right="1800" w:bottom="1440" w:left="1800" w:header="0" w:footer="0" w:gutter="0"/>
@@ -3623,6 +4165,95 @@
     </w:lvl>
   </w:abstractNum>
   <w:abstractNum w:abstractNumId="4">
+    <w:nsid w:val="219B609D"/>
+    <w:multiLevelType w:val="hybridMultilevel"/>
+    <w:tmpl w:val="C71E5E70"/>
+    <w:lvl w:ilvl="0" w:tplc="D882A984">
+      <w:start w:val="1"/>
+      <w:numFmt w:val="decimal"/>
+      <w:lvlText w:val="%1）"/>
+      <w:lvlJc w:val="left"/>
+      <w:pPr>
+        <w:ind w:left="360" w:hanging="360"/>
+      </w:pPr>
+      <w:rPr>
+        <w:rFonts w:hint="default"/>
+      </w:rPr>
+    </w:lvl>
+    <w:lvl w:ilvl="1" w:tplc="04090019" w:tentative="1">
+      <w:start w:val="1"/>
+      <w:numFmt w:val="lowerLetter"/>
+      <w:lvlText w:val="%2)"/>
+      <w:lvlJc w:val="left"/>
+      <w:pPr>
+        <w:ind w:left="840" w:hanging="420"/>
+      </w:pPr>
+    </w:lvl>
+    <w:lvl w:ilvl="2" w:tplc="0409001B" w:tentative="1">
+      <w:start w:val="1"/>
+      <w:numFmt w:val="lowerRoman"/>
+      <w:lvlText w:val="%3."/>
+      <w:lvlJc w:val="right"/>
+      <w:pPr>
+        <w:ind w:left="1260" w:hanging="420"/>
+      </w:pPr>
+    </w:lvl>
+    <w:lvl w:ilvl="3" w:tplc="0409000F" w:tentative="1">
+      <w:start w:val="1"/>
+      <w:numFmt w:val="decimal"/>
+      <w:lvlText w:val="%4."/>
+      <w:lvlJc w:val="left"/>
+      <w:pPr>
+        <w:ind w:left="1680" w:hanging="420"/>
+      </w:pPr>
+    </w:lvl>
+    <w:lvl w:ilvl="4" w:tplc="04090019" w:tentative="1">
+      <w:start w:val="1"/>
+      <w:numFmt w:val="lowerLetter"/>
+      <w:lvlText w:val="%5)"/>
+      <w:lvlJc w:val="left"/>
+      <w:pPr>
+        <w:ind w:left="2100" w:hanging="420"/>
+      </w:pPr>
+    </w:lvl>
+    <w:lvl w:ilvl="5" w:tplc="0409001B" w:tentative="1">
+      <w:start w:val="1"/>
+      <w:numFmt w:val="lowerRoman"/>
+      <w:lvlText w:val="%6."/>
+      <w:lvlJc w:val="right"/>
+      <w:pPr>
+        <w:ind w:left="2520" w:hanging="420"/>
+      </w:pPr>
+    </w:lvl>
+    <w:lvl w:ilvl="6" w:tplc="0409000F" w:tentative="1">
+      <w:start w:val="1"/>
+      <w:numFmt w:val="decimal"/>
+      <w:lvlText w:val="%7."/>
+      <w:lvlJc w:val="left"/>
+      <w:pPr>
+        <w:ind w:left="2940" w:hanging="420"/>
+      </w:pPr>
+    </w:lvl>
+    <w:lvl w:ilvl="7" w:tplc="04090019" w:tentative="1">
+      <w:start w:val="1"/>
+      <w:numFmt w:val="lowerLetter"/>
+      <w:lvlText w:val="%8)"/>
+      <w:lvlJc w:val="left"/>
+      <w:pPr>
+        <w:ind w:left="3360" w:hanging="420"/>
+      </w:pPr>
+    </w:lvl>
+    <w:lvl w:ilvl="8" w:tplc="0409001B" w:tentative="1">
+      <w:start w:val="1"/>
+      <w:numFmt w:val="lowerRoman"/>
+      <w:lvlText w:val="%9."/>
+      <w:lvlJc w:val="right"/>
+      <w:pPr>
+        <w:ind w:left="3780" w:hanging="420"/>
+      </w:pPr>
+    </w:lvl>
+  </w:abstractNum>
+  <w:abstractNum w:abstractNumId="5">
     <w:nsid w:val="256247BA"/>
     <w:multiLevelType w:val="hybridMultilevel"/>
     <w:tmpl w:val="F8D47752"/>
@@ -3711,7 +4342,7 @@
       </w:pPr>
     </w:lvl>
   </w:abstractNum>
-  <w:abstractNum w:abstractNumId="5">
+  <w:abstractNum w:abstractNumId="6">
     <w:nsid w:val="3BE3247F"/>
     <w:multiLevelType w:val="multilevel"/>
     <w:tmpl w:val="3BE3247F"/>
@@ -3806,7 +4437,7 @@
       </w:pPr>
     </w:lvl>
   </w:abstractNum>
-  <w:abstractNum w:abstractNumId="6">
+  <w:abstractNum w:abstractNumId="7">
     <w:nsid w:val="494D5907"/>
     <w:multiLevelType w:val="hybridMultilevel"/>
     <w:tmpl w:val="89A03E70"/>
@@ -3895,7 +4526,7 @@
       </w:pPr>
     </w:lvl>
   </w:abstractNum>
-  <w:abstractNum w:abstractNumId="7">
+  <w:abstractNum w:abstractNumId="8">
     <w:nsid w:val="555D0C79"/>
     <w:multiLevelType w:val="hybridMultilevel"/>
     <w:tmpl w:val="FC3041D6"/>
@@ -3911,7 +4542,7 @@
         <w:rFonts w:ascii="Wingdings" w:eastAsiaTheme="minorEastAsia" w:hAnsi="Wingdings" w:cstheme="minorBidi" w:hint="default"/>
       </w:rPr>
     </w:lvl>
-    <w:lvl w:ilvl="1" w:tplc="04090003" w:tentative="1">
+    <w:lvl w:ilvl="1" w:tplc="04090003">
       <w:start w:val="1"/>
       <w:numFmt w:val="bullet"/>
       <w:lvlText w:val=""/>
@@ -4008,7 +4639,7 @@
       </w:rPr>
     </w:lvl>
   </w:abstractNum>
-  <w:abstractNum w:abstractNumId="8">
+  <w:abstractNum w:abstractNumId="9">
     <w:nsid w:val="58252705"/>
     <w:multiLevelType w:val="multilevel"/>
     <w:tmpl w:val="C8C0EF4A"/>
@@ -4121,7 +4752,7 @@
       </w:pPr>
     </w:lvl>
   </w:abstractNum>
-  <w:abstractNum w:abstractNumId="9">
+  <w:abstractNum w:abstractNumId="10">
     <w:nsid w:val="58252710"/>
     <w:multiLevelType w:val="multilevel"/>
     <w:tmpl w:val="58252710"/>
@@ -4232,7 +4863,7 @@
       </w:pPr>
     </w:lvl>
   </w:abstractNum>
-  <w:abstractNum w:abstractNumId="10">
+  <w:abstractNum w:abstractNumId="11">
     <w:nsid w:val="582961BF"/>
     <w:multiLevelType w:val="singleLevel"/>
     <w:tmpl w:val="582961BF"/>
@@ -4244,7 +4875,7 @@
       <w:lvlJc w:val="left"/>
     </w:lvl>
   </w:abstractNum>
-  <w:abstractNum w:abstractNumId="11">
+  <w:abstractNum w:abstractNumId="12">
     <w:nsid w:val="5B4C3A65"/>
     <w:multiLevelType w:val="hybridMultilevel"/>
     <w:tmpl w:val="651449F2"/>
@@ -4333,7 +4964,7 @@
       </w:pPr>
     </w:lvl>
   </w:abstractNum>
-  <w:abstractNum w:abstractNumId="12">
+  <w:abstractNum w:abstractNumId="13">
     <w:nsid w:val="5F8E02BB"/>
     <w:multiLevelType w:val="hybridMultilevel"/>
     <w:tmpl w:val="81483980"/>
@@ -4446,7 +5077,7 @@
       </w:rPr>
     </w:lvl>
   </w:abstractNum>
-  <w:abstractNum w:abstractNumId="13">
+  <w:abstractNum w:abstractNumId="14">
     <w:nsid w:val="68902B46"/>
     <w:multiLevelType w:val="hybridMultilevel"/>
     <w:tmpl w:val="BD064068"/>
@@ -4559,7 +5190,7 @@
       </w:rPr>
     </w:lvl>
   </w:abstractNum>
-  <w:abstractNum w:abstractNumId="14">
+  <w:abstractNum w:abstractNumId="15">
     <w:nsid w:val="69D97299"/>
     <w:multiLevelType w:val="hybridMultilevel"/>
     <w:tmpl w:val="34B0A0A0"/>
@@ -4672,7 +5303,7 @@
       </w:rPr>
     </w:lvl>
   </w:abstractNum>
-  <w:abstractNum w:abstractNumId="15">
+  <w:abstractNum w:abstractNumId="16">
     <w:nsid w:val="6CFB28E0"/>
     <w:multiLevelType w:val="hybridMultilevel"/>
     <w:tmpl w:val="48241480"/>
@@ -4761,7 +5392,7 @@
       </w:pPr>
     </w:lvl>
   </w:abstractNum>
-  <w:abstractNum w:abstractNumId="16">
+  <w:abstractNum w:abstractNumId="17">
     <w:nsid w:val="6DCA3F53"/>
     <w:multiLevelType w:val="hybridMultilevel"/>
     <w:tmpl w:val="57BAF77A"/>
@@ -4850,7 +5481,7 @@
       </w:pPr>
     </w:lvl>
   </w:abstractNum>
-  <w:abstractNum w:abstractNumId="17">
+  <w:abstractNum w:abstractNumId="18">
     <w:nsid w:val="75FC2818"/>
     <w:multiLevelType w:val="hybridMultilevel"/>
     <w:tmpl w:val="7CC6143E"/>
@@ -4963,7 +5594,7 @@
       </w:rPr>
     </w:lvl>
   </w:abstractNum>
-  <w:abstractNum w:abstractNumId="18">
+  <w:abstractNum w:abstractNumId="19">
     <w:nsid w:val="7750117A"/>
     <w:multiLevelType w:val="hybridMultilevel"/>
     <w:tmpl w:val="89C26490"/>
@@ -5053,22 +5684,22 @@
     </w:lvl>
   </w:abstractNum>
   <w:num w:numId="1">
-    <w:abstractNumId w:val="5"/>
+    <w:abstractNumId w:val="6"/>
   </w:num>
   <w:num w:numId="2">
-    <w:abstractNumId w:val="8"/>
+    <w:abstractNumId w:val="9"/>
   </w:num>
   <w:num w:numId="3">
+    <w:abstractNumId w:val="11"/>
+  </w:num>
+  <w:num w:numId="4">
     <w:abstractNumId w:val="10"/>
   </w:num>
-  <w:num w:numId="4">
-    <w:abstractNumId w:val="9"/>
-  </w:num>
   <w:num w:numId="5">
-    <w:abstractNumId w:val="13"/>
+    <w:abstractNumId w:val="14"/>
   </w:num>
   <w:num w:numId="6">
-    <w:abstractNumId w:val="5"/>
+    <w:abstractNumId w:val="6"/>
     <w:lvlOverride w:ilvl="0">
       <w:startOverride w:val="1"/>
     </w:lvlOverride>
@@ -5098,49 +5729,49 @@
     </w:lvlOverride>
   </w:num>
   <w:num w:numId="7">
-    <w:abstractNumId w:val="5"/>
+    <w:abstractNumId w:val="6"/>
   </w:num>
   <w:num w:numId="8">
     <w:abstractNumId w:val="3"/>
   </w:num>
   <w:num w:numId="9">
-    <w:abstractNumId w:val="14"/>
+    <w:abstractNumId w:val="15"/>
   </w:num>
   <w:num w:numId="10">
-    <w:abstractNumId w:val="17"/>
+    <w:abstractNumId w:val="18"/>
   </w:num>
   <w:num w:numId="11">
-    <w:abstractNumId w:val="12"/>
+    <w:abstractNumId w:val="13"/>
   </w:num>
   <w:num w:numId="12">
-    <w:abstractNumId w:val="5"/>
+    <w:abstractNumId w:val="6"/>
   </w:num>
   <w:num w:numId="13">
-    <w:abstractNumId w:val="5"/>
+    <w:abstractNumId w:val="6"/>
   </w:num>
   <w:num w:numId="14">
-    <w:abstractNumId w:val="5"/>
+    <w:abstractNumId w:val="6"/>
   </w:num>
   <w:num w:numId="15">
-    <w:abstractNumId w:val="5"/>
+    <w:abstractNumId w:val="6"/>
   </w:num>
   <w:num w:numId="16">
-    <w:abstractNumId w:val="5"/>
+    <w:abstractNumId w:val="6"/>
   </w:num>
   <w:num w:numId="17">
-    <w:abstractNumId w:val="5"/>
+    <w:abstractNumId w:val="6"/>
   </w:num>
   <w:num w:numId="18">
-    <w:abstractNumId w:val="5"/>
+    <w:abstractNumId w:val="6"/>
   </w:num>
   <w:num w:numId="19">
-    <w:abstractNumId w:val="5"/>
+    <w:abstractNumId w:val="6"/>
   </w:num>
   <w:num w:numId="20">
-    <w:abstractNumId w:val="5"/>
+    <w:abstractNumId w:val="6"/>
   </w:num>
   <w:num w:numId="21">
-    <w:abstractNumId w:val="4"/>
+    <w:abstractNumId w:val="5"/>
   </w:num>
   <w:num w:numId="22">
     <w:abstractNumId w:val="1"/>
@@ -5149,33 +5780,42 @@
     <w:abstractNumId w:val="2"/>
   </w:num>
   <w:num w:numId="24">
-    <w:abstractNumId w:val="7"/>
+    <w:abstractNumId w:val="8"/>
   </w:num>
   <w:num w:numId="25">
-    <w:abstractNumId w:val="15"/>
+    <w:abstractNumId w:val="16"/>
   </w:num>
   <w:num w:numId="26">
-    <w:abstractNumId w:val="18"/>
+    <w:abstractNumId w:val="19"/>
   </w:num>
   <w:num w:numId="27">
-    <w:abstractNumId w:val="5"/>
+    <w:abstractNumId w:val="6"/>
   </w:num>
   <w:num w:numId="28">
-    <w:abstractNumId w:val="5"/>
+    <w:abstractNumId w:val="6"/>
   </w:num>
   <w:num w:numId="29">
-    <w:abstractNumId w:val="16"/>
+    <w:abstractNumId w:val="17"/>
   </w:num>
   <w:num w:numId="30">
-    <w:abstractNumId w:val="11"/>
+    <w:abstractNumId w:val="12"/>
   </w:num>
   <w:num w:numId="31">
     <w:abstractNumId w:val="0"/>
   </w:num>
   <w:num w:numId="32">
-    <w:abstractNumId w:val="5"/>
+    <w:abstractNumId w:val="6"/>
   </w:num>
   <w:num w:numId="33">
+    <w:abstractNumId w:val="7"/>
+  </w:num>
+  <w:num w:numId="34">
+    <w:abstractNumId w:val="4"/>
+  </w:num>
+  <w:num w:numId="35">
+    <w:abstractNumId w:val="6"/>
+  </w:num>
+  <w:num w:numId="36">
     <w:abstractNumId w:val="6"/>
   </w:num>
 </w:numbering>

--- a/internal_doc/03.开发设计/alter/Alter需求讨论.docx
+++ b/internal_doc/03.开发设计/alter/Alter需求讨论.docx
@@ -1307,9 +1307,6 @@
       <w:pPr>
         <w:pStyle w:val="ListParagraph"/>
         <w:ind w:left="360" w:firstLine="0"/>
-        <w:rPr>
-          <w:rFonts w:hint="eastAsia"/>
-        </w:rPr>
       </w:pPr>
       <w:r>
         <w:rPr>
@@ -1331,9 +1328,6 @@
           <w:ilvl w:val="0"/>
           <w:numId w:val="24"/>
         </w:numPr>
-        <w:rPr>
-          <w:rFonts w:hint="eastAsia"/>
-        </w:rPr>
       </w:pPr>
       <w:r>
         <w:rPr>
@@ -1364,9 +1358,6 @@
       <w:pPr>
         <w:pStyle w:val="ListParagraph"/>
         <w:ind w:left="1069" w:firstLine="0"/>
-        <w:rPr>
-          <w:rFonts w:hint="eastAsia"/>
-        </w:rPr>
       </w:pPr>
       <w:r>
         <w:rPr>
@@ -1382,9 +1373,6 @@
           <w:ilvl w:val="1"/>
           <w:numId w:val="24"/>
         </w:numPr>
-        <w:rPr>
-          <w:rFonts w:hint="eastAsia"/>
-        </w:rPr>
       </w:pPr>
       <w:r>
         <w:rPr>
@@ -1397,9 +1385,6 @@
       <w:pPr>
         <w:pStyle w:val="ListParagraph"/>
         <w:ind w:left="1549" w:firstLine="0"/>
-        <w:rPr>
-          <w:rFonts w:hint="eastAsia"/>
-        </w:rPr>
       </w:pPr>
       <w:r>
         <w:rPr>
@@ -1427,9 +1412,6 @@
           <w:ilvl w:val="1"/>
           <w:numId w:val="24"/>
         </w:numPr>
-        <w:rPr>
-          <w:rFonts w:hint="eastAsia"/>
-        </w:rPr>
       </w:pPr>
       <w:r>
         <w:rPr>
@@ -1448,9 +1430,6 @@
       <w:pPr>
         <w:pStyle w:val="ListParagraph"/>
         <w:ind w:left="1549" w:firstLine="0"/>
-        <w:rPr>
-          <w:rFonts w:hint="eastAsia"/>
-        </w:rPr>
       </w:pPr>
       <w:r>
         <w:rPr>
@@ -1463,9 +1442,6 @@
       <w:pPr>
         <w:pStyle w:val="ListParagraph"/>
         <w:ind w:left="1069" w:firstLine="0"/>
-        <w:rPr>
-          <w:rFonts w:hint="eastAsia"/>
-        </w:rPr>
       </w:pPr>
     </w:p>
     <w:p>
@@ -1475,9 +1451,6 @@
           <w:ilvl w:val="0"/>
           <w:numId w:val="24"/>
         </w:numPr>
-        <w:rPr>
-          <w:rFonts w:hint="eastAsia"/>
-        </w:rPr>
       </w:pPr>
       <w:r>
         <w:rPr>
@@ -1508,9 +1481,6 @@
       <w:pPr>
         <w:pStyle w:val="ListParagraph"/>
         <w:ind w:left="1069" w:firstLine="0"/>
-        <w:rPr>
-          <w:rFonts w:hint="eastAsia"/>
-        </w:rPr>
       </w:pPr>
       <w:r>
         <w:rPr>
@@ -1546,6 +1516,18 @@
     <w:p>
       <w:pPr>
         <w:pStyle w:val="ListParagraph"/>
+        <w:ind w:left="1549" w:firstLine="0"/>
+      </w:pPr>
+      <w:r>
+        <w:rPr>
+          <w:rFonts w:hint="eastAsia"/>
+        </w:rPr>
+        <w:t>主表是虚表，数据属于垂直分区，可以直接创建新的普通表达到目的</w:t>
+      </w:r>
+    </w:p>
+    <w:p>
+      <w:pPr>
+        <w:pStyle w:val="ListParagraph"/>
         <w:numPr>
           <w:ilvl w:val="1"/>
           <w:numId w:val="24"/>
@@ -1573,6 +1555,18 @@
         <w:t>水平分区表</w:t>
       </w:r>
     </w:p>
+    <w:p>
+      <w:pPr>
+        <w:pStyle w:val="ListParagraph"/>
+        <w:ind w:left="1549" w:firstLine="0"/>
+      </w:pPr>
+      <w:r>
+        <w:rPr>
+          <w:rFonts w:hint="eastAsia"/>
+        </w:rPr>
+        <w:t>这是什么场景需要？</w:t>
+      </w:r>
+    </w:p>
     <w:p/>
     <w:p>
       <w:r>
@@ -1734,6 +1728,7 @@
         <w:rPr>
           <w:rFonts w:hint="eastAsia"/>
         </w:rPr>
+        <w:lastRenderedPageBreak/>
         <w:t>ShardingType</w:t>
       </w:r>
       <w:proofErr w:type="spellEnd"/>
@@ -1759,7 +1754,6 @@
         <w:rPr>
           <w:rFonts w:hint="eastAsia"/>
         </w:rPr>
-        <w:lastRenderedPageBreak/>
         <w:t>现状：只能对普通集合修改</w:t>
       </w:r>
       <w:r>
@@ -2247,9 +2241,6 @@
       <w:pPr>
         <w:pStyle w:val="ListParagraph"/>
         <w:ind w:left="360" w:firstLine="0"/>
-        <w:rPr>
-          <w:rFonts w:hint="eastAsia"/>
-        </w:rPr>
       </w:pPr>
       <w:r>
         <w:rPr>
@@ -2262,9 +2253,6 @@
       <w:pPr>
         <w:pStyle w:val="ListParagraph"/>
         <w:ind w:left="360" w:firstLine="0"/>
-        <w:rPr>
-          <w:rFonts w:hint="eastAsia"/>
-        </w:rPr>
       </w:pPr>
     </w:p>
     <w:p>
@@ -2366,11 +2354,6 @@
       </w:r>
     </w:p>
     <w:p>
-      <w:pPr>
-        <w:rPr>
-          <w:rFonts w:hint="eastAsia"/>
-        </w:rPr>
-      </w:pPr>
       <w:r>
         <w:rPr>
           <w:rFonts w:hint="eastAsia"/>
@@ -2407,9 +2390,6 @@
           <w:ilvl w:val="0"/>
           <w:numId w:val="34"/>
         </w:numPr>
-        <w:rPr>
-          <w:rFonts w:hint="eastAsia"/>
-        </w:rPr>
       </w:pPr>
       <w:proofErr w:type="spellStart"/>
       <w:r>
@@ -2424,14 +2404,12 @@
       <w:pPr>
         <w:pStyle w:val="ListParagraph"/>
         <w:ind w:left="360" w:firstLine="0"/>
-        <w:rPr>
-          <w:rFonts w:hint="eastAsia"/>
-        </w:rPr>
-      </w:pPr>
-      <w:r>
-        <w:rPr>
-          <w:rFonts w:hint="eastAsia"/>
-        </w:rPr>
+      </w:pPr>
+      <w:r>
+        <w:rPr>
+          <w:rFonts w:hint="eastAsia"/>
+        </w:rPr>
+        <w:lastRenderedPageBreak/>
         <w:t>功能：指定是否自动创建唯一索引</w:t>
       </w:r>
     </w:p>
@@ -2439,9 +2417,6 @@
       <w:pPr>
         <w:pStyle w:val="ListParagraph"/>
         <w:ind w:left="360" w:firstLine="0"/>
-        <w:rPr>
-          <w:rFonts w:hint="eastAsia"/>
-        </w:rPr>
       </w:pPr>
       <w:r>
         <w:rPr>
@@ -2457,15 +2432,11 @@
           <w:ilvl w:val="0"/>
           <w:numId w:val="24"/>
         </w:numPr>
-        <w:rPr>
-          <w:rFonts w:hint="eastAsia"/>
-        </w:rPr>
-      </w:pPr>
-      <w:r>
-        <w:rPr>
-          <w:rFonts w:hint="eastAsia"/>
-        </w:rPr>
-        <w:lastRenderedPageBreak/>
+      </w:pPr>
+      <w:r>
+        <w:rPr>
+          <w:rFonts w:hint="eastAsia"/>
+        </w:rPr>
         <w:t>该字段只作用于创建表时候，不直接影响对集合的数据操作</w:t>
       </w:r>
     </w:p>
@@ -2476,9 +2447,6 @@
           <w:ilvl w:val="0"/>
           <w:numId w:val="24"/>
         </w:numPr>
-        <w:rPr>
-          <w:rFonts w:hint="eastAsia"/>
-        </w:rPr>
       </w:pPr>
       <w:r>
         <w:rPr>
@@ -2491,9 +2459,6 @@
       <w:pPr>
         <w:pStyle w:val="ListParagraph"/>
         <w:ind w:left="360" w:firstLine="0"/>
-        <w:rPr>
-          <w:rFonts w:hint="eastAsia"/>
-        </w:rPr>
       </w:pPr>
       <w:r>
         <w:rPr>
@@ -2509,9 +2474,6 @@
           <w:ilvl w:val="0"/>
           <w:numId w:val="34"/>
         </w:numPr>
-        <w:rPr>
-          <w:rFonts w:hint="eastAsia"/>
-        </w:rPr>
       </w:pPr>
       <w:proofErr w:type="spellStart"/>
       <w:r>
@@ -2777,11 +2739,6 @@
       </w:r>
     </w:p>
     <w:p>
-      <w:pPr>
-        <w:rPr>
-          <w:rFonts w:hint="eastAsia"/>
-        </w:rPr>
-      </w:pPr>
       <w:r>
         <w:rPr>
           <w:rFonts w:hint="eastAsia"/>
@@ -2789,19 +2746,8 @@
         <w:t>结论：允许修改</w:t>
       </w:r>
     </w:p>
-    <w:p>
-      <w:pPr>
-        <w:rPr>
-          <w:rFonts w:hint="eastAsia"/>
-        </w:rPr>
-      </w:pPr>
-    </w:p>
-    <w:p>
-      <w:pPr>
-        <w:rPr>
-          <w:rFonts w:hint="eastAsia"/>
-        </w:rPr>
-      </w:pPr>
+    <w:p/>
+    <w:p>
       <w:r>
         <w:rPr>
           <w:rFonts w:hint="eastAsia"/>
@@ -2967,6 +2913,7 @@
         <w:rPr>
           <w:rFonts w:hint="eastAsia"/>
         </w:rPr>
+        <w:lastRenderedPageBreak/>
         <w:t>功能：设置集合的最大空间数或最大记录数；</w:t>
       </w:r>
     </w:p>
@@ -2996,7 +2943,6 @@
         <w:rPr>
           <w:rFonts w:hint="eastAsia"/>
         </w:rPr>
-        <w:lastRenderedPageBreak/>
         <w:t>集合必须为固定集合；</w:t>
       </w:r>
     </w:p>
@@ -3049,9 +2995,6 @@
           <w:ilvl w:val="0"/>
           <w:numId w:val="2"/>
         </w:numPr>
-        <w:rPr>
-          <w:rFonts w:hint="eastAsia"/>
-        </w:rPr>
       </w:pPr>
       <w:r>
         <w:rPr>
@@ -3602,13 +3545,7 @@
         </w:tc>
       </w:tr>
     </w:tbl>
-    <w:p>
-      <w:pPr>
-        <w:rPr>
-          <w:rFonts w:hint="eastAsia"/>
-        </w:rPr>
-      </w:pPr>
-    </w:p>
+    <w:p/>
     <w:p>
       <w:pPr>
         <w:pStyle w:val="Heading2"/>
@@ -3616,9 +3553,6 @@
           <w:ilvl w:val="1"/>
           <w:numId w:val="2"/>
         </w:numPr>
-        <w:rPr>
-          <w:rFonts w:hint="eastAsia"/>
-        </w:rPr>
       </w:pPr>
       <w:r>
         <w:rPr>
@@ -3628,11 +3562,6 @@
       </w:r>
     </w:p>
     <w:p>
-      <w:pPr>
-        <w:rPr>
-          <w:rFonts w:hint="eastAsia"/>
-        </w:rPr>
-      </w:pPr>
       <w:r>
         <w:rPr>
           <w:rFonts w:hint="eastAsia"/>
@@ -3641,11 +3570,6 @@
       </w:r>
     </w:p>
     <w:p>
-      <w:pPr>
-        <w:rPr>
-          <w:rFonts w:hint="eastAsia"/>
-        </w:rPr>
-      </w:pPr>
       <w:r>
         <w:rPr>
           <w:rFonts w:hint="eastAsia"/>

--- a/internal_doc/03.开发设计/alter/Alter需求讨论.docx
+++ b/internal_doc/03.开发设计/alter/Alter需求讨论.docx
@@ -1502,9 +1502,6 @@
           <w:ilvl w:val="1"/>
           <w:numId w:val="24"/>
         </w:numPr>
-        <w:rPr>
-          <w:rFonts w:hint="eastAsia"/>
-        </w:rPr>
       </w:pPr>
       <w:r>
         <w:rPr>
@@ -1532,9 +1529,6 @@
           <w:ilvl w:val="1"/>
           <w:numId w:val="24"/>
         </w:numPr>
-        <w:rPr>
-          <w:rFonts w:hint="eastAsia"/>
-        </w:rPr>
       </w:pPr>
       <w:r>
         <w:rPr>
@@ -2260,6 +2254,7 @@
         <w:pStyle w:val="ListParagraph"/>
         <w:ind w:left="360" w:firstLine="0"/>
         <w:rPr>
+          <w:rFonts w:hint="eastAsia"/>
           <w:b/>
           <w:color w:val="FF0000"/>
         </w:rPr>
@@ -2272,14 +2267,131 @@
         </w:rPr>
         <w:t>另：</w:t>
       </w:r>
-      <w:r>
-        <w:rPr>
-          <w:rFonts w:hint="eastAsia"/>
-          <w:b/>
-          <w:color w:val="FF0000"/>
-        </w:rPr>
-        <w:t>目前支持普通集合修改为分区集合，是否需要支持分区集合修改为普通集合？</w:t>
-      </w:r>
+    </w:p>
+    <w:p>
+      <w:pPr>
+        <w:pStyle w:val="ListParagraph"/>
+        <w:numPr>
+          <w:ilvl w:val="0"/>
+          <w:numId w:val="22"/>
+        </w:numPr>
+        <w:rPr>
+          <w:rFonts w:hint="eastAsia"/>
+        </w:rPr>
+      </w:pPr>
+      <w:r>
+        <w:rPr>
+          <w:rFonts w:hint="eastAsia"/>
+        </w:rPr>
+        <w:t>指定</w:t>
+      </w:r>
+      <w:proofErr w:type="spellStart"/>
+      <w:r>
+        <w:rPr>
+          <w:rFonts w:hint="eastAsia"/>
+        </w:rPr>
+        <w:t>ShardingKey</w:t>
+      </w:r>
+      <w:proofErr w:type="spellEnd"/>
+      <w:r>
+        <w:rPr>
+          <w:rFonts w:hint="eastAsia"/>
+        </w:rPr>
+        <w:t>后能否修改为不使用</w:t>
+      </w:r>
+      <w:proofErr w:type="spellStart"/>
+      <w:r>
+        <w:rPr>
+          <w:rFonts w:hint="eastAsia"/>
+        </w:rPr>
+        <w:t>ShardingKey</w:t>
+      </w:r>
+      <w:proofErr w:type="spellEnd"/>
+      <w:r>
+        <w:rPr>
+          <w:rFonts w:hint="eastAsia"/>
+        </w:rPr>
+        <w:t>，即</w:t>
+      </w:r>
+      <w:r>
+        <w:rPr>
+          <w:rFonts w:hint="eastAsia"/>
+        </w:rPr>
+        <w:t>水平分区集合转普通集合</w:t>
+      </w:r>
+    </w:p>
+    <w:p>
+      <w:pPr>
+        <w:pStyle w:val="ListParagraph"/>
+        <w:ind w:left="360" w:firstLine="0"/>
+        <w:rPr>
+          <w:rFonts w:hint="eastAsia"/>
+        </w:rPr>
+      </w:pPr>
+      <w:r>
+        <w:rPr>
+          <w:rFonts w:hint="eastAsia"/>
+        </w:rPr>
+        <w:t>修改说明：</w:t>
+      </w:r>
+    </w:p>
+    <w:p>
+      <w:pPr>
+        <w:pStyle w:val="ListParagraph"/>
+        <w:numPr>
+          <w:ilvl w:val="0"/>
+          <w:numId w:val="24"/>
+        </w:numPr>
+        <w:rPr>
+          <w:rFonts w:hint="eastAsia"/>
+        </w:rPr>
+      </w:pPr>
+      <w:r>
+        <w:rPr>
+          <w:rFonts w:hint="eastAsia"/>
+        </w:rPr>
+        <w:t>分区集合目的是解决数据量的问题，所以没有这个需求</w:t>
+      </w:r>
+    </w:p>
+    <w:p>
+      <w:pPr>
+        <w:pStyle w:val="ListParagraph"/>
+        <w:numPr>
+          <w:ilvl w:val="0"/>
+          <w:numId w:val="24"/>
+        </w:numPr>
+        <w:rPr>
+          <w:rFonts w:hint="eastAsia"/>
+        </w:rPr>
+      </w:pPr>
+      <w:r>
+        <w:rPr>
+          <w:rFonts w:hint="eastAsia"/>
+        </w:rPr>
+        <w:t>可以直接创建新集合达到目的</w:t>
+      </w:r>
+    </w:p>
+    <w:p>
+      <w:pPr>
+        <w:pStyle w:val="ListParagraph"/>
+        <w:ind w:left="360" w:firstLine="0"/>
+        <w:rPr>
+          <w:rFonts w:hint="eastAsia"/>
+        </w:rPr>
+      </w:pPr>
+      <w:r>
+        <w:rPr>
+          <w:rFonts w:hint="eastAsia"/>
+        </w:rPr>
+        <w:t>结论：不允许</w:t>
+      </w:r>
+    </w:p>
+    <w:p>
+      <w:pPr>
+        <w:rPr>
+          <w:rFonts w:hint="eastAsia"/>
+        </w:rPr>
+      </w:pPr>
     </w:p>
     <w:p>
       <w:pPr>
@@ -2350,6 +2462,7 @@
         <w:rPr>
           <w:rFonts w:hint="eastAsia"/>
         </w:rPr>
+        <w:lastRenderedPageBreak/>
         <w:t>索引相关</w:t>
       </w:r>
     </w:p>
@@ -2409,7 +2522,6 @@
         <w:rPr>
           <w:rFonts w:hint="eastAsia"/>
         </w:rPr>
-        <w:lastRenderedPageBreak/>
         <w:t>功能：指定是否自动创建唯一索引</w:t>
       </w:r>
     </w:p>
@@ -2679,7 +2791,27 @@
         <w:rPr>
           <w:rFonts w:hint="eastAsia"/>
         </w:rPr>
-        <w:t>功能：指定集合创建的复制组；</w:t>
+        <w:t>功能：指定集合</w:t>
+      </w:r>
+      <w:proofErr w:type="spellStart"/>
+      <w:r>
+        <w:rPr>
+          <w:rFonts w:hint="eastAsia"/>
+        </w:rPr>
+        <w:t>cataInfo</w:t>
+      </w:r>
+      <w:proofErr w:type="spellEnd"/>
+      <w:r>
+        <w:rPr>
+          <w:rFonts w:hint="eastAsia"/>
+        </w:rPr>
+        <w:t>信息</w:t>
+      </w:r>
+      <w:r>
+        <w:rPr>
+          <w:rFonts w:hint="eastAsia"/>
+        </w:rPr>
+        <w:t>；</w:t>
       </w:r>
     </w:p>
     <w:p>
@@ -2695,72 +2827,11 @@
         </w:rPr>
         <w:t>：</w:t>
       </w:r>
-    </w:p>
-    <w:p>
-      <w:pPr>
-        <w:pStyle w:val="ListParagraph"/>
-        <w:numPr>
-          <w:ilvl w:val="0"/>
-          <w:numId w:val="11"/>
-        </w:numPr>
-      </w:pPr>
-      <w:r>
-        <w:rPr>
-          <w:rFonts w:hint="eastAsia"/>
-        </w:rPr>
-        <w:t>只能是</w:t>
-      </w:r>
-      <w:r>
-        <w:rPr>
-          <w:rFonts w:hint="eastAsia"/>
-        </w:rPr>
-        <w:t>普通集合</w:t>
-      </w:r>
-    </w:p>
-    <w:p>
-      <w:pPr>
-        <w:pStyle w:val="ListParagraph"/>
-        <w:numPr>
-          <w:ilvl w:val="0"/>
-          <w:numId w:val="11"/>
-        </w:numPr>
-      </w:pPr>
-      <w:r>
-        <w:rPr>
-          <w:rFonts w:hint="eastAsia"/>
-        </w:rPr>
-        <w:t>Group</w:t>
-      </w:r>
-      <w:r>
-        <w:rPr>
-          <w:rFonts w:hint="eastAsia"/>
-        </w:rPr>
-        <w:t>必须属于所在集合空间所在域</w:t>
-      </w:r>
-    </w:p>
-    <w:p>
-      <w:r>
-        <w:rPr>
-          <w:rFonts w:hint="eastAsia"/>
-        </w:rPr>
-        <w:t>结论：允许修改</w:t>
-      </w:r>
-    </w:p>
-    <w:p/>
-    <w:p>
-      <w:r>
-        <w:rPr>
-          <w:rFonts w:hint="eastAsia"/>
-        </w:rPr>
-        <w:t>另：</w:t>
-      </w:r>
-    </w:p>
-    <w:p>
-      <w:r>
-        <w:rPr>
-          <w:rFonts w:hint="eastAsia"/>
-        </w:rPr>
-        <w:t>直接使用</w:t>
+      <w:r>
+        <w:rPr>
+          <w:rFonts w:hint="eastAsia"/>
+        </w:rPr>
+        <w:t>该字段的修改是修改集合数据存储的复制组，功能上可以通过</w:t>
       </w:r>
       <w:r>
         <w:rPr>
@@ -2772,7 +2843,33 @@
         <w:rPr>
           <w:rFonts w:hint="eastAsia"/>
         </w:rPr>
-        <w:t>，可以实现改变集合存储的复制组；</w:t>
+        <w:t>代替</w:t>
+      </w:r>
+    </w:p>
+    <w:p>
+      <w:r>
+        <w:rPr>
+          <w:rFonts w:hint="eastAsia"/>
+        </w:rPr>
+        <w:t>结论：</w:t>
+      </w:r>
+      <w:r>
+        <w:rPr>
+          <w:rFonts w:hint="eastAsia"/>
+        </w:rPr>
+        <w:t>可不支持，通过</w:t>
+      </w:r>
+      <w:r>
+        <w:rPr>
+          <w:rFonts w:hint="eastAsia"/>
+        </w:rPr>
+        <w:t>split</w:t>
+      </w:r>
+      <w:r>
+        <w:rPr>
+          <w:rFonts w:hint="eastAsia"/>
+        </w:rPr>
+        <w:t>实现需求</w:t>
       </w:r>
     </w:p>
     <w:p>
@@ -3015,7 +3112,7 @@
         <w:rPr>
           <w:rFonts w:hint="eastAsia"/>
         </w:rPr>
-        <w:t>字段允许修改情况</w:t>
+        <w:t>字段修改总结</w:t>
       </w:r>
     </w:p>
     <w:tbl>
@@ -3071,9 +3168,15 @@
             <w:tcW w:w="3021" w:type="dxa"/>
           </w:tcPr>
           <w:p>
-            <w:r>
-              <w:rPr>
-                <w:rFonts w:hint="eastAsia"/>
+            <w:pPr>
+              <w:rPr>
+                <w:color w:val="000000" w:themeColor="text1"/>
+              </w:rPr>
+            </w:pPr>
+            <w:r>
+              <w:rPr>
+                <w:rFonts w:hint="eastAsia"/>
+                <w:color w:val="000000" w:themeColor="text1"/>
               </w:rPr>
               <w:t>Name</w:t>
             </w:r>
@@ -3084,9 +3187,15 @@
             <w:tcW w:w="3376" w:type="dxa"/>
           </w:tcPr>
           <w:p>
-            <w:r>
-              <w:rPr>
-                <w:rFonts w:hint="eastAsia"/>
+            <w:pPr>
+              <w:rPr>
+                <w:color w:val="000000" w:themeColor="text1"/>
+              </w:rPr>
+            </w:pPr>
+            <w:r>
+              <w:rPr>
+                <w:rFonts w:hint="eastAsia"/>
+                <w:color w:val="000000" w:themeColor="text1"/>
               </w:rPr>
               <w:t>不允许</w:t>
             </w:r>
@@ -3099,13 +3208,22 @@
             <w:tcW w:w="3021" w:type="dxa"/>
           </w:tcPr>
           <w:p>
+            <w:pPr>
+              <w:rPr>
+                <w:color w:val="000000" w:themeColor="text1"/>
+              </w:rPr>
+            </w:pPr>
             <w:proofErr w:type="spellStart"/>
             <w:r>
+              <w:rPr>
+                <w:color w:val="000000" w:themeColor="text1"/>
+              </w:rPr>
               <w:t>S</w:t>
             </w:r>
             <w:r>
               <w:rPr>
                 <w:rFonts w:hint="eastAsia"/>
+                <w:color w:val="000000" w:themeColor="text1"/>
               </w:rPr>
               <w:t>hardingkey</w:t>
             </w:r>
@@ -3116,7 +3234,20 @@
           <w:tcPr>
             <w:tcW w:w="3376" w:type="dxa"/>
           </w:tcPr>
-          <w:p/>
+          <w:p>
+            <w:pPr>
+              <w:rPr>
+                <w:color w:val="000000" w:themeColor="text1"/>
+              </w:rPr>
+            </w:pPr>
+            <w:r>
+              <w:rPr>
+                <w:rFonts w:hint="eastAsia"/>
+                <w:color w:val="000000" w:themeColor="text1"/>
+              </w:rPr>
+              <w:t>允许</w:t>
+            </w:r>
+          </w:p>
         </w:tc>
       </w:tr>
       <w:tr>
@@ -3125,10 +3256,16 @@
             <w:tcW w:w="3021" w:type="dxa"/>
           </w:tcPr>
           <w:p>
+            <w:pPr>
+              <w:rPr>
+                <w:color w:val="000000" w:themeColor="text1"/>
+              </w:rPr>
+            </w:pPr>
             <w:proofErr w:type="spellStart"/>
             <w:r>
               <w:rPr>
                 <w:rFonts w:hint="eastAsia"/>
+                <w:color w:val="000000" w:themeColor="text1"/>
               </w:rPr>
               <w:t>shardingType</w:t>
             </w:r>
@@ -3139,7 +3276,20 @@
           <w:tcPr>
             <w:tcW w:w="3376" w:type="dxa"/>
           </w:tcPr>
-          <w:p/>
+          <w:p>
+            <w:pPr>
+              <w:rPr>
+                <w:color w:val="000000" w:themeColor="text1"/>
+              </w:rPr>
+            </w:pPr>
+            <w:r>
+              <w:rPr>
+                <w:rFonts w:hint="eastAsia"/>
+                <w:color w:val="000000" w:themeColor="text1"/>
+              </w:rPr>
+              <w:t>允许</w:t>
+            </w:r>
+          </w:p>
         </w:tc>
       </w:tr>
       <w:tr>
@@ -3148,12 +3298,21 @@
             <w:tcW w:w="3021" w:type="dxa"/>
           </w:tcPr>
           <w:p>
-            <w:r>
+            <w:pPr>
+              <w:rPr>
+                <w:color w:val="000000" w:themeColor="text1"/>
+              </w:rPr>
+            </w:pPr>
+            <w:r>
+              <w:rPr>
+                <w:color w:val="000000" w:themeColor="text1"/>
+              </w:rPr>
               <w:t>P</w:t>
             </w:r>
             <w:r>
               <w:rPr>
                 <w:rFonts w:hint="eastAsia"/>
+                <w:color w:val="000000" w:themeColor="text1"/>
               </w:rPr>
               <w:t>artition</w:t>
             </w:r>
@@ -3163,7 +3322,20 @@
           <w:tcPr>
             <w:tcW w:w="3376" w:type="dxa"/>
           </w:tcPr>
-          <w:p/>
+          <w:p>
+            <w:pPr>
+              <w:rPr>
+                <w:color w:val="000000" w:themeColor="text1"/>
+              </w:rPr>
+            </w:pPr>
+            <w:r>
+              <w:rPr>
+                <w:rFonts w:hint="eastAsia"/>
+                <w:color w:val="000000" w:themeColor="text1"/>
+              </w:rPr>
+              <w:t>允许</w:t>
+            </w:r>
+          </w:p>
         </w:tc>
       </w:tr>
       <w:tr>
@@ -3172,10 +3344,16 @@
             <w:tcW w:w="3021" w:type="dxa"/>
           </w:tcPr>
           <w:p>
+            <w:pPr>
+              <w:rPr>
+                <w:color w:val="000000" w:themeColor="text1"/>
+              </w:rPr>
+            </w:pPr>
             <w:proofErr w:type="spellStart"/>
             <w:r>
               <w:rPr>
                 <w:rFonts w:hint="eastAsia"/>
+                <w:color w:val="000000" w:themeColor="text1"/>
               </w:rPr>
               <w:t>isMainCL</w:t>
             </w:r>
@@ -3187,9 +3365,15 @@
             <w:tcW w:w="3376" w:type="dxa"/>
           </w:tcPr>
           <w:p>
-            <w:r>
-              <w:rPr>
-                <w:rFonts w:hint="eastAsia"/>
+            <w:pPr>
+              <w:rPr>
+                <w:color w:val="000000" w:themeColor="text1"/>
+              </w:rPr>
+            </w:pPr>
+            <w:r>
+              <w:rPr>
+                <w:rFonts w:hint="eastAsia"/>
+                <w:color w:val="000000" w:themeColor="text1"/>
               </w:rPr>
               <w:t>不允许</w:t>
             </w:r>
@@ -3202,10 +3386,16 @@
             <w:tcW w:w="3021" w:type="dxa"/>
           </w:tcPr>
           <w:p>
+            <w:pPr>
+              <w:rPr>
+                <w:color w:val="000000" w:themeColor="text1"/>
+              </w:rPr>
+            </w:pPr>
             <w:proofErr w:type="spellStart"/>
             <w:r>
               <w:rPr>
                 <w:rFonts w:hint="eastAsia"/>
+                <w:color w:val="000000" w:themeColor="text1"/>
               </w:rPr>
               <w:t>AutoSplit</w:t>
             </w:r>
@@ -3217,9 +3407,15 @@
             <w:tcW w:w="3376" w:type="dxa"/>
           </w:tcPr>
           <w:p>
-            <w:r>
-              <w:rPr>
-                <w:rFonts w:hint="eastAsia"/>
+            <w:pPr>
+              <w:rPr>
+                <w:color w:val="000000" w:themeColor="text1"/>
+              </w:rPr>
+            </w:pPr>
+            <w:r>
+              <w:rPr>
+                <w:rFonts w:hint="eastAsia"/>
+                <w:color w:val="000000" w:themeColor="text1"/>
               </w:rPr>
               <w:t>不允许</w:t>
             </w:r>
@@ -3232,9 +3428,15 @@
             <w:tcW w:w="3021" w:type="dxa"/>
           </w:tcPr>
           <w:p>
-            <w:r>
-              <w:rPr>
-                <w:rFonts w:hint="eastAsia"/>
+            <w:pPr>
+              <w:rPr>
+                <w:color w:val="000000" w:themeColor="text1"/>
+              </w:rPr>
+            </w:pPr>
+            <w:r>
+              <w:rPr>
+                <w:rFonts w:hint="eastAsia"/>
+                <w:color w:val="000000" w:themeColor="text1"/>
               </w:rPr>
               <w:t>Compressed</w:t>
             </w:r>
@@ -3245,9 +3447,15 @@
             <w:tcW w:w="3376" w:type="dxa"/>
           </w:tcPr>
           <w:p>
-            <w:r>
-              <w:rPr>
-                <w:rFonts w:hint="eastAsia"/>
+            <w:pPr>
+              <w:rPr>
+                <w:color w:val="000000" w:themeColor="text1"/>
+              </w:rPr>
+            </w:pPr>
+            <w:r>
+              <w:rPr>
+                <w:rFonts w:hint="eastAsia"/>
+                <w:color w:val="000000" w:themeColor="text1"/>
               </w:rPr>
               <w:t>不允许</w:t>
             </w:r>
@@ -3260,10 +3468,16 @@
             <w:tcW w:w="3021" w:type="dxa"/>
           </w:tcPr>
           <w:p>
+            <w:pPr>
+              <w:rPr>
+                <w:color w:val="000000" w:themeColor="text1"/>
+              </w:rPr>
+            </w:pPr>
             <w:proofErr w:type="spellStart"/>
             <w:r>
               <w:rPr>
                 <w:rFonts w:hint="eastAsia"/>
+                <w:color w:val="000000" w:themeColor="text1"/>
               </w:rPr>
               <w:t>CompressedType</w:t>
             </w:r>
@@ -3275,9 +3489,15 @@
             <w:tcW w:w="3376" w:type="dxa"/>
           </w:tcPr>
           <w:p>
-            <w:r>
-              <w:rPr>
-                <w:rFonts w:hint="eastAsia"/>
+            <w:pPr>
+              <w:rPr>
+                <w:color w:val="000000" w:themeColor="text1"/>
+              </w:rPr>
+            </w:pPr>
+            <w:r>
+              <w:rPr>
+                <w:rFonts w:hint="eastAsia"/>
+                <w:color w:val="000000" w:themeColor="text1"/>
               </w:rPr>
               <w:t>不允许</w:t>
             </w:r>
@@ -3290,9 +3510,15 @@
             <w:tcW w:w="3021" w:type="dxa"/>
           </w:tcPr>
           <w:p>
-            <w:r>
-              <w:rPr>
-                <w:rFonts w:hint="eastAsia"/>
+            <w:pPr>
+              <w:rPr>
+                <w:color w:val="000000" w:themeColor="text1"/>
+              </w:rPr>
+            </w:pPr>
+            <w:r>
+              <w:rPr>
+                <w:rFonts w:hint="eastAsia"/>
+                <w:color w:val="000000" w:themeColor="text1"/>
               </w:rPr>
               <w:t>Group</w:t>
             </w:r>
@@ -3303,9 +3529,15 @@
             <w:tcW w:w="3376" w:type="dxa"/>
           </w:tcPr>
           <w:p>
-            <w:r>
-              <w:rPr>
-                <w:rFonts w:hint="eastAsia"/>
+            <w:pPr>
+              <w:rPr>
+                <w:color w:val="000000" w:themeColor="text1"/>
+              </w:rPr>
+            </w:pPr>
+            <w:r>
+              <w:rPr>
+                <w:rFonts w:hint="eastAsia"/>
+                <w:color w:val="000000" w:themeColor="text1"/>
               </w:rPr>
               <w:t>不允许</w:t>
             </w:r>
@@ -3318,10 +3550,16 @@
             <w:tcW w:w="3021" w:type="dxa"/>
           </w:tcPr>
           <w:p>
+            <w:pPr>
+              <w:rPr>
+                <w:color w:val="000000" w:themeColor="text1"/>
+              </w:rPr>
+            </w:pPr>
             <w:proofErr w:type="spellStart"/>
             <w:r>
               <w:rPr>
                 <w:rFonts w:hint="eastAsia"/>
+                <w:color w:val="000000" w:themeColor="text1"/>
               </w:rPr>
               <w:t>AutoIndexID</w:t>
             </w:r>
@@ -3333,9 +3571,15 @@
             <w:tcW w:w="3376" w:type="dxa"/>
           </w:tcPr>
           <w:p>
-            <w:r>
-              <w:rPr>
-                <w:rFonts w:hint="eastAsia"/>
+            <w:pPr>
+              <w:rPr>
+                <w:color w:val="000000" w:themeColor="text1"/>
+              </w:rPr>
+            </w:pPr>
+            <w:r>
+              <w:rPr>
+                <w:rFonts w:hint="eastAsia"/>
+                <w:color w:val="000000" w:themeColor="text1"/>
               </w:rPr>
               <w:t>不允许</w:t>
             </w:r>
@@ -3374,6 +3618,13 @@
                 <w:color w:val="000000" w:themeColor="text1"/>
               </w:rPr>
             </w:pPr>
+            <w:r>
+              <w:rPr>
+                <w:rFonts w:hint="eastAsia"/>
+                <w:color w:val="000000" w:themeColor="text1"/>
+              </w:rPr>
+              <w:t>允许</w:t>
+            </w:r>
           </w:p>
         </w:tc>
       </w:tr>
@@ -3409,6 +3660,13 @@
                 <w:color w:val="000000" w:themeColor="text1"/>
               </w:rPr>
             </w:pPr>
+            <w:r>
+              <w:rPr>
+                <w:rFonts w:hint="eastAsia"/>
+                <w:color w:val="000000" w:themeColor="text1"/>
+              </w:rPr>
+              <w:t>允许</w:t>
+            </w:r>
           </w:p>
         </w:tc>
       </w:tr>
@@ -3418,13 +3676,22 @@
             <w:tcW w:w="3021" w:type="dxa"/>
           </w:tcPr>
           <w:p>
+            <w:pPr>
+              <w:rPr>
+                <w:color w:val="000000" w:themeColor="text1"/>
+              </w:rPr>
+            </w:pPr>
             <w:proofErr w:type="spellStart"/>
             <w:r>
+              <w:rPr>
+                <w:color w:val="000000" w:themeColor="text1"/>
+              </w:rPr>
               <w:t>R</w:t>
             </w:r>
             <w:r>
               <w:rPr>
                 <w:rFonts w:hint="eastAsia"/>
+                <w:color w:val="000000" w:themeColor="text1"/>
               </w:rPr>
               <w:t>eplsize</w:t>
             </w:r>
@@ -3435,7 +3702,20 @@
           <w:tcPr>
             <w:tcW w:w="3376" w:type="dxa"/>
           </w:tcPr>
-          <w:p/>
+          <w:p>
+            <w:pPr>
+              <w:rPr>
+                <w:color w:val="000000" w:themeColor="text1"/>
+              </w:rPr>
+            </w:pPr>
+            <w:r>
+              <w:rPr>
+                <w:rFonts w:hint="eastAsia"/>
+                <w:color w:val="000000" w:themeColor="text1"/>
+              </w:rPr>
+              <w:t>允许</w:t>
+            </w:r>
+          </w:p>
         </w:tc>
       </w:tr>
       <w:tr>
@@ -3508,6 +3788,13 @@
                 <w:color w:val="000000" w:themeColor="text1"/>
               </w:rPr>
             </w:pPr>
+            <w:r>
+              <w:rPr>
+                <w:rFonts w:hint="eastAsia"/>
+                <w:color w:val="000000" w:themeColor="text1"/>
+              </w:rPr>
+              <w:t>允许</w:t>
+            </w:r>
           </w:p>
         </w:tc>
       </w:tr>
@@ -3541,6 +3828,13 @@
                 <w:color w:val="000000" w:themeColor="text1"/>
               </w:rPr>
             </w:pPr>
+            <w:r>
+              <w:rPr>
+                <w:rFonts w:hint="eastAsia"/>
+                <w:color w:val="000000" w:themeColor="text1"/>
+              </w:rPr>
+              <w:t>允许</w:t>
+            </w:r>
           </w:p>
         </w:tc>
       </w:tr>
@@ -3652,7 +3946,19 @@
         <w:rPr>
           <w:rFonts w:hint="eastAsia"/>
         </w:rPr>
-        <w:t>需要对修改考虑数据重分步字段有：</w:t>
+        <w:t>需要对修改考虑数据重分</w:t>
+      </w:r>
+      <w:r>
+        <w:rPr>
+          <w:rFonts w:hint="eastAsia"/>
+        </w:rPr>
+        <w:t>布</w:t>
+      </w:r>
+      <w:r>
+        <w:rPr>
+          <w:rFonts w:hint="eastAsia"/>
+        </w:rPr>
+        <w:t>字段有：</w:t>
       </w:r>
       <w:proofErr w:type="spellStart"/>
       <w:r>
